--- a/Bericht RLE.docx
+++ b/Bericht RLE.docx
@@ -161,6 +161,15 @@
     </w:p>
     <w:sdt>
       <w:sdtPr>
+        <w:rPr>
+          <w:rFonts w:asciiTheme="minorHAnsi" w:eastAsiaTheme="minorHAnsi" w:hAnsiTheme="minorHAnsi" w:cstheme="minorBidi"/>
+          <w:color w:val="auto"/>
+          <w:kern w:val="2"/>
+          <w:sz w:val="22"/>
+          <w:szCs w:val="22"/>
+          <w:lang w:eastAsia="en-US"/>
+          <w14:ligatures w14:val="standardContextual"/>
+        </w:rPr>
         <w:id w:val="-154374236"/>
         <w:docPartObj>
           <w:docPartGallery w:val="Table of Contents"/>
@@ -169,15 +178,8 @@
       </w:sdtPr>
       <w:sdtEndPr>
         <w:rPr>
-          <w:rFonts w:asciiTheme="minorHAnsi" w:eastAsiaTheme="minorHAnsi" w:hAnsiTheme="minorHAnsi" w:cstheme="minorBidi"/>
           <w:b/>
           <w:bCs/>
-          <w:color w:val="auto"/>
-          <w:kern w:val="2"/>
-          <w:sz w:val="22"/>
-          <w:szCs w:val="22"/>
-          <w:lang w:eastAsia="en-US"/>
-          <w14:ligatures w14:val="standardContextual"/>
         </w:rPr>
       </w:sdtEndPr>
       <w:sdtContent>
@@ -2322,10 +2324,13 @@
       <w:bookmarkEnd w:id="0"/>
     </w:p>
     <w:p>
+      <w:pPr>
+        <w:jc w:val="both"/>
+      </w:pPr>
       <w:r>
         <w:t xml:space="preserve">Dies ist der Bericht zu Minichallenge im Modul Reinforcement Learning. Ziel ist es ein DQN Agenten aufzubauen und danach vier Erweiterungen zu testen und zu sehen, wie diese sich auswirken. Der komplette Code befindet sich in einem GitHub Repository und ist unter </w:t>
       </w:r>
-      <w:hyperlink r:id="rId7" w:history="1">
+      <w:hyperlink r:id="rId8" w:history="1">
         <w:r>
           <w:rPr>
             <w:rStyle w:val="Hyperlink"/>
@@ -2346,6 +2351,7 @@
     <w:p>
       <w:pPr>
         <w:pStyle w:val="berschrift1"/>
+        <w:jc w:val="both"/>
       </w:pPr>
       <w:bookmarkStart w:id="1" w:name="_Toc216530504"/>
       <w:r>
@@ -2354,6 +2360,9 @@
       <w:bookmarkEnd w:id="1"/>
     </w:p>
     <w:p>
+      <w:pPr>
+        <w:jc w:val="both"/>
+      </w:pPr>
       <w:r>
         <w:t xml:space="preserve">Als Baseline wurde ein Random Agent gewählt. Dieser führt zufällige Aktionen aus und hat kein Gedächtnis. Es ist ein sehr simpler </w:t>
       </w:r>
@@ -2368,14 +2377,97 @@
       </w:r>
     </w:p>
     <w:p>
+      <w:pPr>
+        <w:jc w:val="both"/>
+      </w:pPr>
       <w:r>
         <w:t>Der Aufbau des Agenten ist relativ einfach, der Agent nimmt immer wieder eine Zufällige Aktion aus dem Aktionsraum und führt diese aus. Es gibt dabei keine Speicherung, welche Aktionen er ausgeführt hat, was gut war und was nicht oder sonstiges Feedback für den Agenten. Da alles durch Zufall passiert muss der Agent auch nicht wirklich trainiert werden. Einzig werden mehrere Durchläufe gemacht, um die Streuung der Ergebnisse sauber dokumentieren zu können. Die Ergebnisse geben eine Auskunft darüber, was mindestens erreicht werden kann, ohne etwas gelernt zu haben.</w:t>
       </w:r>
     </w:p>
-    <w:p/>
+    <w:p>
+      <w:r>
+        <w:drawing>
+          <wp:inline distT="0" distB="0" distL="0" distR="0" wp14:anchorId="1F30A1FA" wp14:editId="2BC4C000">
+            <wp:extent cx="5760720" cy="4077335"/>
+            <wp:effectExtent l="0" t="0" r="0" b="0"/>
+            <wp:docPr id="1354510416" name="Grafik 1" descr="Ein Bild, das Text, Diagramm, Reihe, Screenshot enthält.&#10;&#10;KI-generierte Inhalte können fehlerhaft sein."/>
+            <wp:cNvGraphicFramePr>
+              <a:graphicFrameLocks xmlns:a="http://schemas.openxmlformats.org/drawingml/2006/main" noChangeAspect="1"/>
+            </wp:cNvGraphicFramePr>
+            <a:graphic xmlns:a="http://schemas.openxmlformats.org/drawingml/2006/main">
+              <a:graphicData uri="http://schemas.openxmlformats.org/drawingml/2006/picture">
+                <pic:pic xmlns:pic="http://schemas.openxmlformats.org/drawingml/2006/picture">
+                  <pic:nvPicPr>
+                    <pic:cNvPr id="1354510416" name="Grafik 1" descr="Ein Bild, das Text, Diagramm, Reihe, Screenshot enthält.&#10;&#10;KI-generierte Inhalte können fehlerhaft sein."/>
+                    <pic:cNvPicPr/>
+                  </pic:nvPicPr>
+                  <pic:blipFill>
+                    <a:blip r:embed="rId9"/>
+                    <a:stretch>
+                      <a:fillRect/>
+                    </a:stretch>
+                  </pic:blipFill>
+                  <pic:spPr>
+                    <a:xfrm>
+                      <a:off x="0" y="0"/>
+                      <a:ext cx="5760720" cy="4077335"/>
+                    </a:xfrm>
+                    <a:prstGeom prst="rect">
+                      <a:avLst/>
+                    </a:prstGeom>
+                  </pic:spPr>
+                </pic:pic>
+              </a:graphicData>
+            </a:graphic>
+          </wp:inline>
+        </w:drawing>
+      </w:r>
+    </w:p>
+    <w:p>
+      <w:pPr>
+        <w:jc w:val="both"/>
+      </w:pPr>
+      <w:r>
+        <w:t xml:space="preserve">Als ich das erste Mal die Resultate gesehen habe, war ich etwas überrascht wie gut teilweise mit zufälligen Aktionen das Spiel gespielt werden kann. Jedoch wird in der Analyse der </w:t>
+      </w:r>
+      <w:proofErr w:type="spellStart"/>
+      <w:r>
+        <w:t>Gafiken</w:t>
+      </w:r>
+      <w:proofErr w:type="spellEnd"/>
+      <w:r>
+        <w:t xml:space="preserve"> auch </w:t>
+      </w:r>
+      <w:r>
+        <w:lastRenderedPageBreak/>
+        <w:t xml:space="preserve">ersichtlich, dass die Resultate enorm variieren und auch die Anzahl der ausgeführten Schritte sehr unterschiedlich sind. Es Zeigt sich, dass mit zufälligen Aktionen das Spiel im </w:t>
+      </w:r>
+      <w:proofErr w:type="spellStart"/>
+      <w:r>
+        <w:t>grundsatz</w:t>
+      </w:r>
+      <w:proofErr w:type="spellEnd"/>
+      <w:r>
+        <w:t xml:space="preserve"> gespielt werden kann, jedoch befinden sich bis auf wenige Ausnahmen die </w:t>
+      </w:r>
+      <w:proofErr w:type="spellStart"/>
+      <w:r>
+        <w:t>Rewards</w:t>
+      </w:r>
+      <w:proofErr w:type="spellEnd"/>
+      <w:r>
+        <w:t xml:space="preserve"> zwischen 0 und 220.</w:t>
+      </w:r>
+    </w:p>
+    <w:p>
+      <w:pPr>
+        <w:jc w:val="both"/>
+      </w:pPr>
+    </w:p>
     <w:p>
       <w:pPr>
         <w:pStyle w:val="berschrift1"/>
+        <w:jc w:val="both"/>
       </w:pPr>
       <w:bookmarkStart w:id="2" w:name="_Toc216530505"/>
       <w:r>
@@ -2383,21 +2475,1483 @@
       </w:r>
       <w:bookmarkEnd w:id="2"/>
     </w:p>
-    <w:p/>
+    <w:p>
+      <w:pPr>
+        <w:jc w:val="both"/>
+      </w:pPr>
+      <w:r>
+        <w:t>Als initialen Ansatz habe ich ein DQN (Deep Q-Netzwerk) implementiert. Dabei habe ich das GitHub Repositor</w:t>
+      </w:r>
+      <w:r>
+        <w:t>y</w:t>
+      </w:r>
+      <w:r>
+        <w:t xml:space="preserve"> </w:t>
+      </w:r>
+      <w:r>
+        <w:t>von Yannick Schraner als ersten einstieg genommen (</w:t>
+      </w:r>
+      <w:proofErr w:type="spellStart"/>
+      <w:r>
+        <w:fldChar w:fldCharType="begin"/>
+      </w:r>
+      <w:r>
+        <w:instrText>HYPERLINK "https://github.com/YanickSchraner/rle-mini-challenge"</w:instrText>
+      </w:r>
+      <w:r>
+        <w:fldChar w:fldCharType="separate"/>
+      </w:r>
+      <w:r>
+        <w:rPr>
+          <w:rStyle w:val="Hyperlink"/>
+        </w:rPr>
+        <w:t>YanickSchraner</w:t>
+      </w:r>
+      <w:proofErr w:type="spellEnd"/>
+      <w:r>
+        <w:rPr>
+          <w:rStyle w:val="Hyperlink"/>
+        </w:rPr>
+        <w:t>/</w:t>
+      </w:r>
+      <w:proofErr w:type="spellStart"/>
+      <w:r>
+        <w:rPr>
+          <w:rStyle w:val="Hyperlink"/>
+        </w:rPr>
+        <w:t>rle</w:t>
+      </w:r>
+      <w:proofErr w:type="spellEnd"/>
+      <w:r>
+        <w:rPr>
+          <w:rStyle w:val="Hyperlink"/>
+        </w:rPr>
+        <w:t>-mini-challenge</w:t>
+      </w:r>
+      <w:r>
+        <w:fldChar w:fldCharType="end"/>
+      </w:r>
+      <w:r>
+        <w:t>). Jedoch habe ich die komplette Implementation danach selbst gemacht. Grund dafür war auf der einen Seite, dass ich so den Code besser verstanden habe, was wie miteinander funktioniert und auch weil ich selbst einmal eine Solche Implementation schreiben wollte. Dies war im Anschluss praktisch, da ich schnell die Erweiterungen einfügen konnte, da ich den Code des Initialen Ansatzes besser verstanden habe.</w:t>
+      </w:r>
+    </w:p>
+    <w:p>
+      <w:pPr>
+        <w:jc w:val="both"/>
+      </w:pPr>
+      <w:r>
+        <w:t>Ich habe mich für ein DQN entschieden, da ich einen grossen Zustandsraum habe (Pixel können enorm unterschiedlich sein) aber auf der anderen Seite nur wenige diskrete Aktionen habe (Links, Rechts, Schiessen). Zudem ist</w:t>
+      </w:r>
+      <w:r>
+        <w:t xml:space="preserve"> das Konzept von</w:t>
+      </w:r>
+      <w:r>
+        <w:t xml:space="preserve"> DQN für mich intuitiver und verständlicher als Policy Gradient.</w:t>
+      </w:r>
+    </w:p>
+    <w:p>
+      <w:pPr>
+        <w:pStyle w:val="berschrift2"/>
+      </w:pPr>
+      <w:r>
+        <w:t>Implementierung</w:t>
+      </w:r>
+    </w:p>
+    <w:p>
+      <w:r>
+        <w:t xml:space="preserve">Der Initiale Ansatz besteht hauptsächlich aus drei Komponenten. Im </w:t>
+      </w:r>
+      <w:r>
+        <w:rPr>
+          <w:b/>
+          <w:bCs/>
+        </w:rPr>
+        <w:t>dqn_initial.py</w:t>
+      </w:r>
+      <w:r>
+        <w:t xml:space="preserve"> wird das Neuronale Netzwerk mit drei Layern und einer Normalisierung der Pixelwerte implementiert</w:t>
+      </w:r>
+      <w:r>
+        <w:t xml:space="preserve"> zudem wird der Agent selbst erstellt und das Training aufgesetzt.</w:t>
+      </w:r>
+    </w:p>
+    <w:p>
+      <w:pPr>
+        <w:jc w:val="both"/>
+      </w:pPr>
+      <w:r>
+        <w:t>Die gewählte Netzwerkarchitektur ist speziell auf die Eigenschaften dieser Umgebung zugeschnitten und orientiert sich an der bewährten Architektur aus der ursprünglichen DeepMind-DQN-Arbeit.</w:t>
+      </w:r>
+    </w:p>
+    <w:p>
+      <w:pPr>
+        <w:jc w:val="both"/>
+      </w:pPr>
+      <w:r>
+        <w:t xml:space="preserve">Das Eingabesignal besteht aus Bilddaten mit der Form (Channels, Height, Width), typischerweise mehreren gestapelten Graustufen-Frames. Da der Zustandsraum dadurch sehr hochdimensional ist, wird ein </w:t>
+      </w:r>
+      <w:proofErr w:type="spellStart"/>
+      <w:r>
+        <w:t>Convolutional</w:t>
+      </w:r>
+      <w:proofErr w:type="spellEnd"/>
+      <w:r>
+        <w:t xml:space="preserve"> </w:t>
+      </w:r>
+      <w:proofErr w:type="spellStart"/>
+      <w:r>
+        <w:t>Neural</w:t>
+      </w:r>
+      <w:proofErr w:type="spellEnd"/>
+      <w:r>
+        <w:t xml:space="preserve"> Network (CNN) verwendet, um relevante visuelle Merkmale effizient zu extrahieren.</w:t>
+      </w:r>
+    </w:p>
+    <w:p>
+      <w:pPr>
+        <w:jc w:val="both"/>
+        <w:rPr>
+          <w:b/>
+          <w:bCs/>
+        </w:rPr>
+      </w:pPr>
+      <w:proofErr w:type="spellStart"/>
+      <w:r>
+        <w:rPr>
+          <w:b/>
+          <w:bCs/>
+        </w:rPr>
+        <w:t>Convolutional</w:t>
+      </w:r>
+      <w:proofErr w:type="spellEnd"/>
+      <w:r>
+        <w:rPr>
+          <w:b/>
+          <w:bCs/>
+        </w:rPr>
+        <w:t xml:space="preserve"> Layer</w:t>
+      </w:r>
+    </w:p>
+    <w:p>
+      <w:pPr>
+        <w:jc w:val="both"/>
+      </w:pPr>
+      <w:r>
+        <w:t xml:space="preserve">Das Netzwerk beginnt mit drei aufeinanderfolgenden </w:t>
+      </w:r>
+      <w:proofErr w:type="spellStart"/>
+      <w:r>
+        <w:t>Convolutional</w:t>
+      </w:r>
+      <w:proofErr w:type="spellEnd"/>
+      <w:r>
+        <w:t xml:space="preserve"> Layers:</w:t>
+      </w:r>
+    </w:p>
+    <w:p>
+      <w:pPr>
+        <w:numPr>
+          <w:ilvl w:val="0"/>
+          <w:numId w:val="1"/>
+        </w:numPr>
+        <w:jc w:val="both"/>
+      </w:pPr>
+      <w:r>
+        <w:t xml:space="preserve">Der erste </w:t>
+      </w:r>
+      <w:proofErr w:type="spellStart"/>
+      <w:r>
+        <w:t>Convolutional</w:t>
+      </w:r>
+      <w:proofErr w:type="spellEnd"/>
+      <w:r>
+        <w:t xml:space="preserve"> Layer mit einer Kernelgrö</w:t>
+      </w:r>
+      <w:r>
+        <w:t>ss</w:t>
+      </w:r>
+      <w:r>
+        <w:t xml:space="preserve">e von 8×8 und einem Stride von 4 reduziert die räumliche Auflösung stark und extrahiert grobe, bewegungsrelevante Strukturen wie Gegnerformationen oder </w:t>
+      </w:r>
+      <w:proofErr w:type="spellStart"/>
+      <w:r>
+        <w:t>Projektilbewegungen</w:t>
+      </w:r>
+      <w:proofErr w:type="spellEnd"/>
+      <w:r>
+        <w:t>.</w:t>
+      </w:r>
+    </w:p>
+    <w:p>
+      <w:pPr>
+        <w:numPr>
+          <w:ilvl w:val="0"/>
+          <w:numId w:val="1"/>
+        </w:numPr>
+        <w:jc w:val="both"/>
+      </w:pPr>
+      <w:r>
+        <w:t>Der zweite Layer (4×4 Kernel, Stride 2) verfeinert diese Merkmale und erkennt komplexere Muster.</w:t>
+      </w:r>
+    </w:p>
+    <w:p>
+      <w:pPr>
+        <w:numPr>
+          <w:ilvl w:val="0"/>
+          <w:numId w:val="1"/>
+        </w:numPr>
+        <w:jc w:val="both"/>
+      </w:pPr>
+      <w:r>
+        <w:t>Der dritte Layer (3×3 Kernel, Stride 1) dient der präzisen Merkmalsextraktion und Stabilisierung der Repräsentation.</w:t>
+      </w:r>
+    </w:p>
+    <w:p>
+      <w:pPr>
+        <w:jc w:val="both"/>
+      </w:pPr>
+      <w:r>
+        <w:t>Durch diese Architektur wird eine schrittweise Abstraktion der visuellen Informationen erreicht, die besonders gut für Spiele mit klaren Objektstrukturen wie Space Invaders geeignet ist.</w:t>
+      </w:r>
+    </w:p>
+    <w:p>
+      <w:pPr>
+        <w:jc w:val="both"/>
+        <w:rPr>
+          <w:b/>
+          <w:bCs/>
+        </w:rPr>
+      </w:pPr>
+      <w:r>
+        <w:rPr>
+          <w:b/>
+          <w:bCs/>
+        </w:rPr>
+        <w:lastRenderedPageBreak/>
+        <w:t xml:space="preserve">Fully </w:t>
+      </w:r>
+      <w:proofErr w:type="spellStart"/>
+      <w:r>
+        <w:rPr>
+          <w:b/>
+          <w:bCs/>
+        </w:rPr>
+        <w:t>Connected</w:t>
+      </w:r>
+      <w:proofErr w:type="spellEnd"/>
+      <w:r>
+        <w:rPr>
+          <w:b/>
+          <w:bCs/>
+        </w:rPr>
+        <w:t xml:space="preserve"> Layer</w:t>
+      </w:r>
+    </w:p>
+    <w:p>
+      <w:pPr>
+        <w:jc w:val="both"/>
+      </w:pPr>
+      <w:r>
+        <w:t xml:space="preserve">Nach den </w:t>
+      </w:r>
+      <w:proofErr w:type="spellStart"/>
+      <w:r>
+        <w:t>Convolutional</w:t>
+      </w:r>
+      <w:proofErr w:type="spellEnd"/>
+      <w:r>
+        <w:t xml:space="preserve"> Layers werden die extrahierten Merkmale flach gemacht und an ein Fully-</w:t>
+      </w:r>
+      <w:proofErr w:type="spellStart"/>
+      <w:r>
+        <w:t>Connected</w:t>
+      </w:r>
+      <w:proofErr w:type="spellEnd"/>
+      <w:r>
+        <w:t>-Netzwerk weitergegeben:</w:t>
+      </w:r>
+    </w:p>
+    <w:p>
+      <w:pPr>
+        <w:numPr>
+          <w:ilvl w:val="0"/>
+          <w:numId w:val="2"/>
+        </w:numPr>
+        <w:jc w:val="both"/>
+      </w:pPr>
+      <w:r>
+        <w:t>Eine Dense-Schicht mit 512 Neuronen ermöglicht es dem Modell, komplexe nichtlineare Zusammenhänge zwischen dem Spielzustand und den möglichen Aktionen zu lernen.</w:t>
+      </w:r>
+    </w:p>
+    <w:p>
+      <w:pPr>
+        <w:numPr>
+          <w:ilvl w:val="0"/>
+          <w:numId w:val="2"/>
+        </w:numPr>
+        <w:jc w:val="both"/>
+      </w:pPr>
+      <w:r>
+        <w:t xml:space="preserve">Die finale Ausgabeschicht liefert für jede mögliche Aktion einen Q-Wert, der den erwarteten zukünftigen </w:t>
+      </w:r>
+      <w:proofErr w:type="spellStart"/>
+      <w:r>
+        <w:t>Reward</w:t>
+      </w:r>
+      <w:proofErr w:type="spellEnd"/>
+      <w:r>
+        <w:t xml:space="preserve"> dieser Aktion repräsentiert.</w:t>
+      </w:r>
+    </w:p>
+    <w:p>
+      <w:pPr>
+        <w:jc w:val="both"/>
+      </w:pPr>
+      <w:r>
+        <w:t xml:space="preserve">Diese Struktur entspricht direkt der Q-Funktion </w:t>
+      </w:r>
+      <m:oMath>
+        <m:r>
+          <w:rPr>
+            <w:rFonts w:ascii="Cambria Math" w:hAnsi="Cambria Math"/>
+          </w:rPr>
+          <m:t>Q(s,a)</m:t>
+        </m:r>
+      </m:oMath>
+      <w:r>
+        <w:t>, die im DQN-Ansatz approximiert wird.</w:t>
+      </w:r>
+      <w:r>
+        <w:t xml:space="preserve"> Die Pixelwerte werden zudem noch normalisiert. Dadurch </w:t>
+      </w:r>
+      <w:r>
+        <w:t>sollen die Eingaben in einem numerisch Stabilen Bereich liegen.</w:t>
+      </w:r>
+    </w:p>
+    <w:p>
+      <w:pPr>
+        <w:jc w:val="both"/>
+      </w:pPr>
+      <w:r>
+        <w:t xml:space="preserve">Im </w:t>
+      </w:r>
+      <w:proofErr w:type="spellStart"/>
+      <w:r>
+        <w:t>DQNAgent</w:t>
+      </w:r>
+      <w:proofErr w:type="spellEnd"/>
+      <w:r>
+        <w:t xml:space="preserve"> wir dann der Agent selbst erstellt. Dort wird die Netzwerkarchitektur definiert, sowie das Epsilon Greedy Policy eingestellt, um zu beginn viel zu Explorieren und gegen Ende vermehrt auf die bewährten Aktionen zu setzten. Für das Update wird die Bellman-Gleichung mithilfe eines Huber-Loss berechnet. Ich habe mich gegen ein Mean-</w:t>
+      </w:r>
+      <w:proofErr w:type="spellStart"/>
+      <w:r>
+        <w:t>Squared</w:t>
+      </w:r>
+      <w:proofErr w:type="spellEnd"/>
+      <w:r>
+        <w:t>-Error entschieden, da Huber-Loss etwas Robuster ist und grosse Fehler nicht exponentiell bestraft und so nicht zu extreme Übergänge macht. Zudem habe ich noch ein Clipping implementiert, um eine bessere Stabilität im Training zu haben.</w:t>
+      </w:r>
+    </w:p>
+    <w:p>
+      <w:pPr>
+        <w:jc w:val="both"/>
+      </w:pPr>
+      <w:r>
+        <w:t>Zum Schluss wird dann das Model trainiert. Mithilfe von Loops sammelt der Agent Erfahrungen und speichert und updatet seine Parameter</w:t>
+      </w:r>
+      <w:r>
+        <w:t xml:space="preserve">. Während des Trainings werden Metriken in einem </w:t>
+      </w:r>
+      <w:proofErr w:type="spellStart"/>
+      <w:r>
+        <w:t>Tensorboard</w:t>
+      </w:r>
+      <w:proofErr w:type="spellEnd"/>
+      <w:r>
+        <w:t xml:space="preserve"> gespeichert und können dargestellt werden.</w:t>
+      </w:r>
+    </w:p>
+    <w:p>
+      <w:pPr>
+        <w:jc w:val="both"/>
+      </w:pPr>
+      <w:r>
+        <w:t xml:space="preserve">Neben diesem Hauptprogramm gibt es noch zwei wichtige Programme. </w:t>
+      </w:r>
+      <w:r>
+        <w:t xml:space="preserve">Der </w:t>
+      </w:r>
+      <w:r>
+        <w:rPr>
+          <w:b/>
+        </w:rPr>
+        <w:t>replay_buffer.py</w:t>
+      </w:r>
+      <w:r>
+        <w:t xml:space="preserve"> und die </w:t>
+      </w:r>
+      <w:r>
+        <w:rPr>
+          <w:b/>
+        </w:rPr>
+        <w:t>env_utils.py</w:t>
+      </w:r>
+      <w:r>
+        <w:t xml:space="preserve">. Im Replay Buffer werden Tupels mit </w:t>
+      </w:r>
+      <w:proofErr w:type="spellStart"/>
+      <w:r>
+        <w:t>state</w:t>
+      </w:r>
+      <w:proofErr w:type="spellEnd"/>
+      <w:r>
+        <w:t xml:space="preserve">, </w:t>
+      </w:r>
+      <w:proofErr w:type="spellStart"/>
+      <w:r>
+        <w:t>action</w:t>
+      </w:r>
+      <w:proofErr w:type="spellEnd"/>
+      <w:r>
+        <w:t xml:space="preserve">, </w:t>
+      </w:r>
+      <w:proofErr w:type="spellStart"/>
+      <w:r>
+        <w:t>reward</w:t>
+      </w:r>
+      <w:proofErr w:type="spellEnd"/>
+      <w:r>
+        <w:t xml:space="preserve">, </w:t>
+      </w:r>
+      <w:proofErr w:type="spellStart"/>
+      <w:r>
+        <w:t>next_state</w:t>
+      </w:r>
+      <w:proofErr w:type="spellEnd"/>
+      <w:r>
+        <w:t xml:space="preserve"> u</w:t>
+      </w:r>
+      <w:r>
+        <w:t xml:space="preserve">nd </w:t>
+      </w:r>
+      <w:proofErr w:type="spellStart"/>
+      <w:r>
+        <w:t>done</w:t>
+      </w:r>
+      <w:proofErr w:type="spellEnd"/>
+      <w:r>
+        <w:t xml:space="preserve"> gespeichert und danach zufällig gesampelt.</w:t>
+      </w:r>
+    </w:p>
+    <w:p>
+      <w:pPr>
+        <w:jc w:val="both"/>
+      </w:pPr>
+      <w:r>
+        <w:t xml:space="preserve">Für die Erstellung eines </w:t>
+      </w:r>
+      <w:proofErr w:type="spellStart"/>
+      <w:r>
+        <w:t>Enviroments</w:t>
+      </w:r>
+      <w:proofErr w:type="spellEnd"/>
+      <w:r>
+        <w:t xml:space="preserve"> brauche ich die Datei </w:t>
+      </w:r>
+      <w:r>
+        <w:rPr>
+          <w:b/>
+        </w:rPr>
+        <w:t>env_utils.py</w:t>
+      </w:r>
+      <w:r>
+        <w:t xml:space="preserve"> sie sorgt dafür, die Bewegungsinformationen zu erfassen. Zudem habe ich dort einen Framestak, also das Informationen gestapelt werden um Bewegungen erfassen zu können. In meinem </w:t>
+      </w:r>
+      <w:proofErr w:type="spellStart"/>
+      <w:r>
+        <w:t>Enviroment</w:t>
+      </w:r>
+      <w:proofErr w:type="spellEnd"/>
+      <w:r>
+        <w:t xml:space="preserve"> habe ich einen </w:t>
+      </w:r>
+      <w:proofErr w:type="spellStart"/>
+      <w:r>
+        <w:t>Outputshape</w:t>
+      </w:r>
+      <w:proofErr w:type="spellEnd"/>
+      <w:r>
+        <w:t xml:space="preserve"> von (4, 84, 84) was dem </w:t>
+      </w:r>
+      <w:proofErr w:type="spellStart"/>
+      <w:r>
+        <w:t>Framestack</w:t>
+      </w:r>
+      <w:proofErr w:type="spellEnd"/>
+      <w:r>
+        <w:t xml:space="preserve"> und der Anzahl der Pixel entspricht.</w:t>
+      </w:r>
+    </w:p>
+    <w:p>
+      <w:r>
+        <w:br w:type="page"/>
+      </w:r>
+    </w:p>
     <w:p>
       <w:pPr>
         <w:pStyle w:val="berschrift1"/>
+        <w:jc w:val="both"/>
       </w:pPr>
       <w:bookmarkStart w:id="3" w:name="_Toc216530506"/>
       <w:r>
+        <w:lastRenderedPageBreak/>
         <w:t>Experimentelles Setup</w:t>
       </w:r>
       <w:bookmarkEnd w:id="3"/>
     </w:p>
-    <w:p/>
+    <w:p>
+      <w:pPr>
+        <w:jc w:val="both"/>
+      </w:pPr>
+      <w:r>
+        <w:t xml:space="preserve">Für das Training aller fünf DQN-Varianten wurde ein einheitliches experimentelles Setup verwendet, um eine faire Vergleichbarkeit der Ergebnisse zu gewährleisten. Die zentralen Hyperparameter sind in der Datei </w:t>
+      </w:r>
+      <w:r>
+        <w:rPr>
+          <w:b/>
+          <w:bCs/>
+        </w:rPr>
+        <w:t>train_all.py</w:t>
+      </w:r>
+      <w:r>
+        <w:t xml:space="preserve"> ab Zeile 202 sowie teilweise direkt in den jeweiligen DQN-Implementierungen definiert. </w:t>
+      </w:r>
+      <w:r>
+        <w:t>Die Tabelle</w:t>
+      </w:r>
+      <w:r>
+        <w:t xml:space="preserve"> gibt einen Überblick über die verwendeten Parameter.</w:t>
+      </w:r>
+    </w:p>
+    <w:tbl>
+      <w:tblPr>
+        <w:tblStyle w:val="Tabellenraster"/>
+        <w:tblW w:w="0" w:type="auto"/>
+        <w:tblLook w:val="04A0" w:firstRow="1" w:lastRow="0" w:firstColumn="1" w:lastColumn="0" w:noHBand="0" w:noVBand="1"/>
+      </w:tblPr>
+      <w:tblGrid>
+        <w:gridCol w:w="2972"/>
+        <w:gridCol w:w="1342"/>
+      </w:tblGrid>
+      <w:tr>
+        <w:tc>
+          <w:tcPr>
+            <w:tcW w:w="2972" w:type="dxa"/>
+          </w:tcPr>
+          <w:p>
+            <w:pPr>
+              <w:jc w:val="both"/>
+              <w:rPr>
+                <w:b/>
+                <w:bCs/>
+                <w:sz w:val="28"/>
+                <w:szCs w:val="28"/>
+              </w:rPr>
+            </w:pPr>
+            <w:r>
+              <w:rPr>
+                <w:b/>
+                <w:bCs/>
+                <w:sz w:val="28"/>
+                <w:szCs w:val="28"/>
+              </w:rPr>
+              <w:t>Hyperparameter</w:t>
+            </w:r>
+          </w:p>
+        </w:tc>
+        <w:tc>
+          <w:tcPr>
+            <w:tcW w:w="814" w:type="dxa"/>
+          </w:tcPr>
+          <w:p>
+            <w:pPr>
+              <w:jc w:val="both"/>
+              <w:rPr>
+                <w:b/>
+                <w:bCs/>
+                <w:sz w:val="28"/>
+                <w:szCs w:val="28"/>
+              </w:rPr>
+            </w:pPr>
+            <w:r>
+              <w:rPr>
+                <w:b/>
+                <w:bCs/>
+                <w:sz w:val="28"/>
+                <w:szCs w:val="28"/>
+              </w:rPr>
+              <w:t>Wert</w:t>
+            </w:r>
+          </w:p>
+        </w:tc>
+      </w:tr>
+      <w:tr>
+        <w:tc>
+          <w:tcPr>
+            <w:tcW w:w="2972" w:type="dxa"/>
+          </w:tcPr>
+          <w:p>
+            <w:pPr>
+              <w:jc w:val="both"/>
+              <w:rPr>
+                <w:sz w:val="28"/>
+                <w:szCs w:val="28"/>
+              </w:rPr>
+            </w:pPr>
+            <w:proofErr w:type="spellStart"/>
+            <w:r>
+              <w:rPr>
+                <w:sz w:val="28"/>
+                <w:szCs w:val="28"/>
+              </w:rPr>
+              <w:t>num_steps</w:t>
+            </w:r>
+            <w:proofErr w:type="spellEnd"/>
+          </w:p>
+        </w:tc>
+        <w:tc>
+          <w:tcPr>
+            <w:tcW w:w="814" w:type="dxa"/>
+          </w:tcPr>
+          <w:p>
+            <w:pPr>
+              <w:jc w:val="both"/>
+              <w:rPr>
+                <w:sz w:val="28"/>
+                <w:szCs w:val="28"/>
+              </w:rPr>
+            </w:pPr>
+            <w:r>
+              <w:rPr>
+                <w:sz w:val="28"/>
+                <w:szCs w:val="28"/>
+              </w:rPr>
+              <w:t>5'000’000</w:t>
+            </w:r>
+          </w:p>
+        </w:tc>
+      </w:tr>
+      <w:tr>
+        <w:tc>
+          <w:tcPr>
+            <w:tcW w:w="2972" w:type="dxa"/>
+          </w:tcPr>
+          <w:p>
+            <w:pPr>
+              <w:jc w:val="both"/>
+              <w:rPr>
+                <w:sz w:val="28"/>
+                <w:szCs w:val="28"/>
+              </w:rPr>
+            </w:pPr>
+            <w:proofErr w:type="spellStart"/>
+            <w:r>
+              <w:rPr>
+                <w:sz w:val="28"/>
+                <w:szCs w:val="28"/>
+              </w:rPr>
+              <w:t>batch_size</w:t>
+            </w:r>
+            <w:proofErr w:type="spellEnd"/>
+          </w:p>
+        </w:tc>
+        <w:tc>
+          <w:tcPr>
+            <w:tcW w:w="814" w:type="dxa"/>
+          </w:tcPr>
+          <w:p>
+            <w:pPr>
+              <w:jc w:val="both"/>
+              <w:rPr>
+                <w:sz w:val="28"/>
+                <w:szCs w:val="28"/>
+              </w:rPr>
+            </w:pPr>
+            <w:r>
+              <w:rPr>
+                <w:sz w:val="28"/>
+                <w:szCs w:val="28"/>
+              </w:rPr>
+              <w:t>32</w:t>
+            </w:r>
+          </w:p>
+        </w:tc>
+      </w:tr>
+      <w:tr>
+        <w:tc>
+          <w:tcPr>
+            <w:tcW w:w="2972" w:type="dxa"/>
+          </w:tcPr>
+          <w:p>
+            <w:pPr>
+              <w:jc w:val="both"/>
+              <w:rPr>
+                <w:sz w:val="28"/>
+                <w:szCs w:val="28"/>
+              </w:rPr>
+            </w:pPr>
+            <w:proofErr w:type="spellStart"/>
+            <w:r>
+              <w:rPr>
+                <w:sz w:val="28"/>
+                <w:szCs w:val="28"/>
+              </w:rPr>
+              <w:t>target_update_freq</w:t>
+            </w:r>
+            <w:proofErr w:type="spellEnd"/>
+          </w:p>
+        </w:tc>
+        <w:tc>
+          <w:tcPr>
+            <w:tcW w:w="814" w:type="dxa"/>
+          </w:tcPr>
+          <w:p>
+            <w:pPr>
+              <w:jc w:val="both"/>
+              <w:rPr>
+                <w:sz w:val="28"/>
+                <w:szCs w:val="28"/>
+              </w:rPr>
+            </w:pPr>
+            <w:r>
+              <w:rPr>
+                <w:sz w:val="28"/>
+                <w:szCs w:val="28"/>
+              </w:rPr>
+              <w:t>10’000</w:t>
+            </w:r>
+          </w:p>
+        </w:tc>
+      </w:tr>
+      <w:tr>
+        <w:tc>
+          <w:tcPr>
+            <w:tcW w:w="2972" w:type="dxa"/>
+          </w:tcPr>
+          <w:p>
+            <w:pPr>
+              <w:jc w:val="both"/>
+              <w:rPr>
+                <w:sz w:val="28"/>
+                <w:szCs w:val="28"/>
+              </w:rPr>
+            </w:pPr>
+            <w:proofErr w:type="spellStart"/>
+            <w:r>
+              <w:rPr>
+                <w:sz w:val="28"/>
+                <w:szCs w:val="28"/>
+              </w:rPr>
+              <w:t>learning_starts</w:t>
+            </w:r>
+            <w:proofErr w:type="spellEnd"/>
+          </w:p>
+        </w:tc>
+        <w:tc>
+          <w:tcPr>
+            <w:tcW w:w="814" w:type="dxa"/>
+          </w:tcPr>
+          <w:p>
+            <w:pPr>
+              <w:jc w:val="both"/>
+              <w:rPr>
+                <w:sz w:val="28"/>
+                <w:szCs w:val="28"/>
+              </w:rPr>
+            </w:pPr>
+            <w:r>
+              <w:rPr>
+                <w:sz w:val="28"/>
+                <w:szCs w:val="28"/>
+              </w:rPr>
+              <w:t>50’000</w:t>
+            </w:r>
+          </w:p>
+        </w:tc>
+      </w:tr>
+      <w:tr>
+        <w:tc>
+          <w:tcPr>
+            <w:tcW w:w="2972" w:type="dxa"/>
+          </w:tcPr>
+          <w:p>
+            <w:pPr>
+              <w:jc w:val="both"/>
+              <w:rPr>
+                <w:sz w:val="28"/>
+                <w:szCs w:val="28"/>
+              </w:rPr>
+            </w:pPr>
+            <w:proofErr w:type="spellStart"/>
+            <w:r>
+              <w:rPr>
+                <w:sz w:val="28"/>
+                <w:szCs w:val="28"/>
+              </w:rPr>
+              <w:t>train_freq</w:t>
+            </w:r>
+            <w:proofErr w:type="spellEnd"/>
+          </w:p>
+        </w:tc>
+        <w:tc>
+          <w:tcPr>
+            <w:tcW w:w="814" w:type="dxa"/>
+          </w:tcPr>
+          <w:p>
+            <w:pPr>
+              <w:jc w:val="both"/>
+              <w:rPr>
+                <w:sz w:val="28"/>
+                <w:szCs w:val="28"/>
+              </w:rPr>
+            </w:pPr>
+            <w:r>
+              <w:rPr>
+                <w:sz w:val="28"/>
+                <w:szCs w:val="28"/>
+              </w:rPr>
+              <w:t>4</w:t>
+            </w:r>
+          </w:p>
+        </w:tc>
+      </w:tr>
+      <w:tr>
+        <w:tc>
+          <w:tcPr>
+            <w:tcW w:w="2972" w:type="dxa"/>
+          </w:tcPr>
+          <w:p>
+            <w:pPr>
+              <w:jc w:val="both"/>
+              <w:rPr>
+                <w:sz w:val="28"/>
+                <w:szCs w:val="28"/>
+              </w:rPr>
+            </w:pPr>
+            <w:proofErr w:type="spellStart"/>
+            <w:r>
+              <w:rPr>
+                <w:sz w:val="28"/>
+                <w:szCs w:val="28"/>
+              </w:rPr>
+              <w:t>video_every</w:t>
+            </w:r>
+            <w:proofErr w:type="spellEnd"/>
+          </w:p>
+        </w:tc>
+        <w:tc>
+          <w:tcPr>
+            <w:tcW w:w="814" w:type="dxa"/>
+          </w:tcPr>
+          <w:p>
+            <w:pPr>
+              <w:jc w:val="both"/>
+              <w:rPr>
+                <w:sz w:val="28"/>
+                <w:szCs w:val="28"/>
+              </w:rPr>
+            </w:pPr>
+            <w:r>
+              <w:rPr>
+                <w:sz w:val="28"/>
+                <w:szCs w:val="28"/>
+              </w:rPr>
+              <w:t>100</w:t>
+            </w:r>
+          </w:p>
+        </w:tc>
+      </w:tr>
+      <w:tr>
+        <w:tc>
+          <w:tcPr>
+            <w:tcW w:w="2972" w:type="dxa"/>
+          </w:tcPr>
+          <w:p>
+            <w:pPr>
+              <w:jc w:val="both"/>
+              <w:rPr>
+                <w:sz w:val="28"/>
+                <w:szCs w:val="28"/>
+              </w:rPr>
+            </w:pPr>
+            <w:proofErr w:type="spellStart"/>
+            <w:r>
+              <w:rPr>
+                <w:sz w:val="28"/>
+                <w:szCs w:val="28"/>
+              </w:rPr>
+              <w:t>eval_freq</w:t>
+            </w:r>
+            <w:proofErr w:type="spellEnd"/>
+          </w:p>
+        </w:tc>
+        <w:tc>
+          <w:tcPr>
+            <w:tcW w:w="814" w:type="dxa"/>
+          </w:tcPr>
+          <w:p>
+            <w:pPr>
+              <w:jc w:val="both"/>
+              <w:rPr>
+                <w:sz w:val="28"/>
+                <w:szCs w:val="28"/>
+              </w:rPr>
+            </w:pPr>
+            <w:r>
+              <w:rPr>
+                <w:sz w:val="28"/>
+                <w:szCs w:val="28"/>
+              </w:rPr>
+              <w:t>100000</w:t>
+            </w:r>
+          </w:p>
+        </w:tc>
+      </w:tr>
+      <w:tr>
+        <w:tc>
+          <w:tcPr>
+            <w:tcW w:w="2972" w:type="dxa"/>
+          </w:tcPr>
+          <w:p>
+            <w:pPr>
+              <w:jc w:val="both"/>
+              <w:rPr>
+                <w:sz w:val="28"/>
+                <w:szCs w:val="28"/>
+              </w:rPr>
+            </w:pPr>
+            <w:proofErr w:type="spellStart"/>
+            <w:r>
+              <w:rPr>
+                <w:sz w:val="28"/>
+                <w:szCs w:val="28"/>
+              </w:rPr>
+              <w:t>eval_episodes</w:t>
+            </w:r>
+            <w:proofErr w:type="spellEnd"/>
+          </w:p>
+        </w:tc>
+        <w:tc>
+          <w:tcPr>
+            <w:tcW w:w="814" w:type="dxa"/>
+          </w:tcPr>
+          <w:p>
+            <w:pPr>
+              <w:jc w:val="both"/>
+              <w:rPr>
+                <w:sz w:val="28"/>
+                <w:szCs w:val="28"/>
+              </w:rPr>
+            </w:pPr>
+            <w:r>
+              <w:rPr>
+                <w:sz w:val="28"/>
+                <w:szCs w:val="28"/>
+              </w:rPr>
+              <w:t>10</w:t>
+            </w:r>
+          </w:p>
+        </w:tc>
+      </w:tr>
+      <w:tr>
+        <w:tc>
+          <w:tcPr>
+            <w:tcW w:w="2972" w:type="dxa"/>
+          </w:tcPr>
+          <w:p>
+            <w:pPr>
+              <w:jc w:val="both"/>
+              <w:rPr>
+                <w:sz w:val="28"/>
+                <w:szCs w:val="28"/>
+              </w:rPr>
+            </w:pPr>
+            <w:r>
+              <w:rPr>
+                <w:sz w:val="28"/>
+                <w:szCs w:val="28"/>
+              </w:rPr>
+              <w:t>Learning Rate</w:t>
+            </w:r>
+          </w:p>
+        </w:tc>
+        <w:tc>
+          <w:tcPr>
+            <w:tcW w:w="814" w:type="dxa"/>
+          </w:tcPr>
+          <w:p>
+            <w:pPr>
+              <w:jc w:val="both"/>
+              <w:rPr>
+                <w:sz w:val="28"/>
+                <w:szCs w:val="28"/>
+              </w:rPr>
+            </w:pPr>
+            <w:r>
+              <w:rPr>
+                <w:sz w:val="28"/>
+                <w:szCs w:val="28"/>
+              </w:rPr>
+              <w:t>1e-4</w:t>
+            </w:r>
+          </w:p>
+        </w:tc>
+      </w:tr>
+      <w:tr>
+        <w:tc>
+          <w:tcPr>
+            <w:tcW w:w="2972" w:type="dxa"/>
+          </w:tcPr>
+          <w:p>
+            <w:pPr>
+              <w:jc w:val="both"/>
+              <w:rPr>
+                <w:sz w:val="28"/>
+                <w:szCs w:val="28"/>
+              </w:rPr>
+            </w:pPr>
+            <w:r>
+              <w:rPr>
+                <w:sz w:val="28"/>
+                <w:szCs w:val="28"/>
+              </w:rPr>
+              <w:t xml:space="preserve">Replay Buffer </w:t>
+            </w:r>
+            <w:proofErr w:type="spellStart"/>
+            <w:r>
+              <w:rPr>
+                <w:sz w:val="28"/>
+                <w:szCs w:val="28"/>
+              </w:rPr>
+              <w:t>Capacity</w:t>
+            </w:r>
+            <w:proofErr w:type="spellEnd"/>
+          </w:p>
+        </w:tc>
+        <w:tc>
+          <w:tcPr>
+            <w:tcW w:w="814" w:type="dxa"/>
+          </w:tcPr>
+          <w:p>
+            <w:pPr>
+              <w:jc w:val="both"/>
+              <w:rPr>
+                <w:sz w:val="28"/>
+                <w:szCs w:val="28"/>
+              </w:rPr>
+            </w:pPr>
+            <w:r>
+              <w:rPr>
+                <w:sz w:val="28"/>
+                <w:szCs w:val="28"/>
+              </w:rPr>
+              <w:t>100’000</w:t>
+            </w:r>
+          </w:p>
+        </w:tc>
+      </w:tr>
+      <w:tr>
+        <w:tc>
+          <w:tcPr>
+            <w:tcW w:w="2972" w:type="dxa"/>
+          </w:tcPr>
+          <w:p>
+            <w:pPr>
+              <w:jc w:val="both"/>
+              <w:rPr>
+                <w:sz w:val="28"/>
+                <w:szCs w:val="28"/>
+              </w:rPr>
+            </w:pPr>
+            <w:proofErr w:type="spellStart"/>
+            <w:r>
+              <w:rPr>
+                <w:sz w:val="28"/>
+                <w:szCs w:val="28"/>
+              </w:rPr>
+              <w:t>epsilon_start</w:t>
+            </w:r>
+            <w:proofErr w:type="spellEnd"/>
+          </w:p>
+        </w:tc>
+        <w:tc>
+          <w:tcPr>
+            <w:tcW w:w="814" w:type="dxa"/>
+          </w:tcPr>
+          <w:p>
+            <w:pPr>
+              <w:jc w:val="both"/>
+              <w:rPr>
+                <w:sz w:val="28"/>
+                <w:szCs w:val="28"/>
+              </w:rPr>
+            </w:pPr>
+            <w:r>
+              <w:rPr>
+                <w:sz w:val="28"/>
+                <w:szCs w:val="28"/>
+              </w:rPr>
+              <w:t>1.0</w:t>
+            </w:r>
+          </w:p>
+        </w:tc>
+      </w:tr>
+      <w:tr>
+        <w:tc>
+          <w:tcPr>
+            <w:tcW w:w="2972" w:type="dxa"/>
+          </w:tcPr>
+          <w:p>
+            <w:pPr>
+              <w:jc w:val="both"/>
+              <w:rPr>
+                <w:sz w:val="28"/>
+                <w:szCs w:val="28"/>
+              </w:rPr>
+            </w:pPr>
+            <w:proofErr w:type="spellStart"/>
+            <w:r>
+              <w:rPr>
+                <w:sz w:val="28"/>
+                <w:szCs w:val="28"/>
+              </w:rPr>
+              <w:t>epsilon_final</w:t>
+            </w:r>
+            <w:proofErr w:type="spellEnd"/>
+          </w:p>
+        </w:tc>
+        <w:tc>
+          <w:tcPr>
+            <w:tcW w:w="814" w:type="dxa"/>
+          </w:tcPr>
+          <w:p>
+            <w:pPr>
+              <w:jc w:val="both"/>
+              <w:rPr>
+                <w:sz w:val="28"/>
+                <w:szCs w:val="28"/>
+              </w:rPr>
+            </w:pPr>
+            <w:r>
+              <w:rPr>
+                <w:sz w:val="28"/>
+                <w:szCs w:val="28"/>
+              </w:rPr>
+              <w:t>0.01</w:t>
+            </w:r>
+          </w:p>
+        </w:tc>
+      </w:tr>
+      <w:tr>
+        <w:tc>
+          <w:tcPr>
+            <w:tcW w:w="2972" w:type="dxa"/>
+          </w:tcPr>
+          <w:p>
+            <w:pPr>
+              <w:jc w:val="both"/>
+              <w:rPr>
+                <w:sz w:val="28"/>
+                <w:szCs w:val="28"/>
+              </w:rPr>
+            </w:pPr>
+            <w:proofErr w:type="spellStart"/>
+            <w:r>
+              <w:rPr>
+                <w:sz w:val="28"/>
+                <w:szCs w:val="28"/>
+              </w:rPr>
+              <w:t>gamma</w:t>
+            </w:r>
+            <w:proofErr w:type="spellEnd"/>
+          </w:p>
+        </w:tc>
+        <w:tc>
+          <w:tcPr>
+            <w:tcW w:w="814" w:type="dxa"/>
+          </w:tcPr>
+          <w:p>
+            <w:pPr>
+              <w:jc w:val="both"/>
+              <w:rPr>
+                <w:sz w:val="28"/>
+                <w:szCs w:val="28"/>
+              </w:rPr>
+            </w:pPr>
+            <w:r>
+              <w:rPr>
+                <w:sz w:val="28"/>
+                <w:szCs w:val="28"/>
+              </w:rPr>
+              <w:t>0.99</w:t>
+            </w:r>
+          </w:p>
+        </w:tc>
+      </w:tr>
+      <w:tr>
+        <w:tc>
+          <w:tcPr>
+            <w:tcW w:w="2972" w:type="dxa"/>
+          </w:tcPr>
+          <w:p>
+            <w:pPr>
+              <w:jc w:val="both"/>
+              <w:rPr>
+                <w:sz w:val="28"/>
+                <w:szCs w:val="28"/>
+              </w:rPr>
+            </w:pPr>
+            <w:proofErr w:type="spellStart"/>
+            <w:r>
+              <w:rPr>
+                <w:sz w:val="28"/>
+                <w:szCs w:val="28"/>
+              </w:rPr>
+              <w:t>epsilon_decay</w:t>
+            </w:r>
+            <w:proofErr w:type="spellEnd"/>
+          </w:p>
+        </w:tc>
+        <w:tc>
+          <w:tcPr>
+            <w:tcW w:w="814" w:type="dxa"/>
+          </w:tcPr>
+          <w:p>
+            <w:pPr>
+              <w:jc w:val="both"/>
+              <w:rPr>
+                <w:sz w:val="28"/>
+                <w:szCs w:val="28"/>
+              </w:rPr>
+            </w:pPr>
+            <w:r>
+              <w:rPr>
+                <w:sz w:val="28"/>
+                <w:szCs w:val="28"/>
+              </w:rPr>
+              <w:t>1'000’000</w:t>
+            </w:r>
+          </w:p>
+        </w:tc>
+      </w:tr>
+      <w:tr>
+        <w:tc>
+          <w:tcPr>
+            <w:tcW w:w="2972" w:type="dxa"/>
+          </w:tcPr>
+          <w:p>
+            <w:pPr>
+              <w:jc w:val="both"/>
+              <w:rPr>
+                <w:sz w:val="28"/>
+                <w:szCs w:val="28"/>
+              </w:rPr>
+            </w:pPr>
+            <w:proofErr w:type="spellStart"/>
+            <w:r>
+              <w:rPr>
+                <w:sz w:val="28"/>
+                <w:szCs w:val="28"/>
+              </w:rPr>
+              <w:t>Frameskip</w:t>
+            </w:r>
+            <w:proofErr w:type="spellEnd"/>
+          </w:p>
+        </w:tc>
+        <w:tc>
+          <w:tcPr>
+            <w:tcW w:w="814" w:type="dxa"/>
+          </w:tcPr>
+          <w:p>
+            <w:pPr>
+              <w:jc w:val="both"/>
+              <w:rPr>
+                <w:sz w:val="28"/>
+                <w:szCs w:val="28"/>
+              </w:rPr>
+            </w:pPr>
+            <w:r>
+              <w:rPr>
+                <w:sz w:val="28"/>
+                <w:szCs w:val="28"/>
+              </w:rPr>
+              <w:t>4</w:t>
+            </w:r>
+          </w:p>
+        </w:tc>
+      </w:tr>
+    </w:tbl>
+    <w:p>
+      <w:pPr>
+        <w:jc w:val="both"/>
+      </w:pPr>
+    </w:p>
+    <w:p>
+      <w:pPr>
+        <w:jc w:val="both"/>
+      </w:pPr>
+      <w:r>
+        <w:t>Die Wahl dieser Hyperparameter orientiert sich an etablierten Konfigurationen aus der DQN-Literatur, insbesondere an erfolgreichen Anwendungen in Atari-Umgebungen, und hat sich in der Praxis als stabil und effektiv erwiesen.</w:t>
+      </w:r>
+    </w:p>
+    <w:p>
+      <w:pPr>
+        <w:jc w:val="both"/>
+      </w:pPr>
+      <w:r>
+        <w:t xml:space="preserve">Die </w:t>
+      </w:r>
+      <w:proofErr w:type="spellStart"/>
+      <w:r>
+        <w:t>Lernrate</w:t>
+      </w:r>
+      <w:proofErr w:type="spellEnd"/>
+      <w:r>
+        <w:t xml:space="preserve"> von </w:t>
+      </w:r>
+      <w:r>
+        <w:t xml:space="preserve">1 x </w:t>
+      </w:r>
+      <w:r>
+        <w:t>10</w:t>
+      </w:r>
+      <w:r>
+        <w:rPr>
+          <w:vertAlign w:val="superscript"/>
+        </w:rPr>
+        <w:t xml:space="preserve">-4 </w:t>
+      </w:r>
+      <w:r>
+        <w:t>stellt einen Kompromiss zwischen Lernstabilität und Konvergenzgeschwindigkeit dar. Sie ist klein genug, um starke Oszillationen oder divergierendes Verhalten zu vermeiden, erlaubt jedoch gleichzeitig eine kontinuierliche Anpassung der Netzwerkgewichte.</w:t>
+      </w:r>
+    </w:p>
+    <w:p>
+      <w:pPr>
+        <w:jc w:val="both"/>
+      </w:pPr>
+      <w:r>
+        <w:t>Die Batchgrö</w:t>
+      </w:r>
+      <w:r>
+        <w:t>ss</w:t>
+      </w:r>
+      <w:r>
+        <w:t xml:space="preserve">e von 32 wurde gewählt, da sie eine ausreichend stabile </w:t>
+      </w:r>
+      <w:proofErr w:type="spellStart"/>
+      <w:r>
+        <w:t>Gradientenabschätzung</w:t>
+      </w:r>
+      <w:proofErr w:type="spellEnd"/>
+      <w:r>
+        <w:t xml:space="preserve"> ermöglicht, ohne die Varianz der Updates unnötig zu erhöhen. Gleichzeitig bleibt der Speicher- und Rechenaufwand moderat.</w:t>
+      </w:r>
+    </w:p>
+    <w:p>
+      <w:pPr>
+        <w:jc w:val="both"/>
+      </w:pPr>
+      <w:r>
+        <w:t>Der Replay Buffer besitzt eine Kapazität von 100’000 Übergängen, wodurch eine gro</w:t>
+      </w:r>
+      <w:r>
+        <w:t>ss</w:t>
+      </w:r>
+      <w:r>
+        <w:t>e Vielfalt an Zustandsübergängen gespeichert und zufällig gesampelt werden kann. Dies reduziert Korrelationen zwischen aufeinanderfolgenden Samples und trägt ma</w:t>
+      </w:r>
+      <w:r>
+        <w:t>ss</w:t>
+      </w:r>
+      <w:r>
+        <w:t>geblich zur Stabilisierung des Lernprozesses bei.</w:t>
+      </w:r>
+    </w:p>
+    <w:p>
+      <w:pPr>
+        <w:jc w:val="both"/>
+      </w:pPr>
+      <w:r>
+        <w:lastRenderedPageBreak/>
+        <w:t>Der Dis</w:t>
+      </w:r>
+      <w:r>
+        <w:t>c</w:t>
+      </w:r>
+      <w:r>
+        <w:t>o</w:t>
+      </w:r>
+      <w:r>
+        <w:t>u</w:t>
+      </w:r>
+      <w:r>
+        <w:t xml:space="preserve">ntfaktor </w:t>
+      </w:r>
+      <m:oMath>
+        <m:r>
+          <w:rPr>
+            <w:rFonts w:ascii="Cambria Math" w:hAnsi="Cambria Math"/>
+          </w:rPr>
+          <m:t>γ=0.99</m:t>
+        </m:r>
+        <m:r>
+          <w:rPr>
+            <w:rFonts w:ascii="Cambria Math" w:hAnsi="Cambria Math"/>
+          </w:rPr>
+          <m:t xml:space="preserve"> </m:t>
+        </m:r>
+      </m:oMath>
+      <w:r>
+        <w:t>sorgt dafür, dass zukünftige Belohnungen stark berücksichtigt werden, was insbesondere in Space Invaders wichtig ist, da erfolgreiche Strategien auf langfristigem Überleben und wiederholtem Abschie</w:t>
+      </w:r>
+      <w:r>
+        <w:t>ss</w:t>
+      </w:r>
+      <w:r>
+        <w:t>en von Gegnern basieren.</w:t>
+      </w:r>
+    </w:p>
+    <w:p>
+      <w:pPr>
+        <w:jc w:val="both"/>
+      </w:pPr>
+      <w:r>
+        <w:t xml:space="preserve">Zur Steuerung der Exploration wird ein </w:t>
+      </w:r>
+      <m:oMath>
+        <m:r>
+          <w:rPr>
+            <w:rFonts w:ascii="Cambria Math" w:hAnsi="Cambria Math"/>
+          </w:rPr>
+          <m:t>ϵ</m:t>
+        </m:r>
+      </m:oMath>
+      <w:r>
+        <w:t>-greedy-Verfahren eingesetzt. Der Epsilon-Wert wird linear von 1.0 auf 0.01 über einen Zeitraum von 1’000’000 Schritten reduziert. Dadurch wird zu Beginn des Trainings eine intensive Exploration des Zustandsraums ermöglicht, während das Verhalten gegen Ende zunehmend deterministisch und exploitativ wird.</w:t>
+      </w:r>
+    </w:p>
+    <w:p>
+      <w:pPr>
+        <w:jc w:val="both"/>
+      </w:pPr>
+      <w:r>
+        <w:t>Insgesamt stellt dieses Setup eine bewährte und gut balancierte Konfiguration dar, die sowohl eine stabile Lernphase als auch eine aussagekräftige Evaluation der verschiedenen DQN-Varianten erlaubt.</w:t>
+      </w:r>
+    </w:p>
     <w:p>
       <w:pPr>
         <w:pStyle w:val="berschrift1"/>
+        <w:jc w:val="both"/>
       </w:pPr>
       <w:bookmarkStart w:id="4" w:name="_Toc216530507"/>
       <w:r>
@@ -2405,10 +3959,103 @@
       </w:r>
       <w:bookmarkEnd w:id="4"/>
     </w:p>
-    <w:p/>
+    <w:p>
+      <w:pPr>
+        <w:jc w:val="both"/>
+      </w:pPr>
+      <w:r>
+        <w:t xml:space="preserve">Die Evaluation habe ich mithilfe der </w:t>
+      </w:r>
+      <w:r>
+        <w:rPr>
+          <w:b/>
+          <w:bCs/>
+        </w:rPr>
+        <w:t>eval_utils.py</w:t>
+      </w:r>
+      <w:r>
+        <w:t xml:space="preserve"> gemacht. Hierbei werden jeweils 150 bzw. beim Random Agent 100 Episoden gespielt. Diese Anzahl sollte ein klares Bild darüber geben, wie gut der Agent spielt.</w:t>
+      </w:r>
+    </w:p>
+    <w:p>
+      <w:pPr>
+        <w:jc w:val="both"/>
+      </w:pPr>
+      <w:r>
+        <w:t>Ich hatte bei der Evaluierung das Problem, dass wenn ich Epsilon auf Null gesetzt habe, die Resultate für jede Episode die gleichen waren. Dies kam davon, dass das Environment immer am gleichen Ort starte. Ich probierte dies mit unterschiedlichen Seeds zu beheben, doch das hat nicht funktioniert. Am Ende habe ich mit einem kleinen Epsilon von 0.01 gearbeitet. Dadurch habe ich etwas unterschiedliche Resultate und kann etwas darüber aussagen, wie gut oder schlecht einige zufällige Aktionen das Model beeinflussen könnten.</w:t>
+      </w:r>
+    </w:p>
+    <w:p>
+      <w:pPr>
+        <w:jc w:val="both"/>
+      </w:pPr>
+      <w:r>
+        <w:t>Am Ende jeder Evaluation wird eine Grafik für jedes einzelne Model erstellt und eine Zusammenfassung über alle Modelle.</w:t>
+      </w:r>
+    </w:p>
+    <w:p>
+      <w:pPr>
+        <w:jc w:val="both"/>
+      </w:pPr>
+      <w:r>
+        <w:lastRenderedPageBreak/>
+        <w:drawing>
+          <wp:inline distT="0" distB="0" distL="0" distR="0" wp14:anchorId="057B1B5D" wp14:editId="75750884">
+            <wp:extent cx="5760720" cy="4077335"/>
+            <wp:effectExtent l="0" t="0" r="0" b="0"/>
+            <wp:docPr id="40610922" name="Grafik 1" descr="Ein Bild, das Text, Diagramm, Reihe, Schrift enthält.&#10;&#10;KI-generierte Inhalte können fehlerhaft sein."/>
+            <wp:cNvGraphicFramePr>
+              <a:graphicFrameLocks xmlns:a="http://schemas.openxmlformats.org/drawingml/2006/main" noChangeAspect="1"/>
+            </wp:cNvGraphicFramePr>
+            <a:graphic xmlns:a="http://schemas.openxmlformats.org/drawingml/2006/main">
+              <a:graphicData uri="http://schemas.openxmlformats.org/drawingml/2006/picture">
+                <pic:pic xmlns:pic="http://schemas.openxmlformats.org/drawingml/2006/picture">
+                  <pic:nvPicPr>
+                    <pic:cNvPr id="40610922" name="Grafik 1" descr="Ein Bild, das Text, Diagramm, Reihe, Schrift enthält.&#10;&#10;KI-generierte Inhalte können fehlerhaft sein."/>
+                    <pic:cNvPicPr/>
+                  </pic:nvPicPr>
+                  <pic:blipFill>
+                    <a:blip r:embed="rId10"/>
+                    <a:stretch>
+                      <a:fillRect/>
+                    </a:stretch>
+                  </pic:blipFill>
+                  <pic:spPr>
+                    <a:xfrm>
+                      <a:off x="0" y="0"/>
+                      <a:ext cx="5760720" cy="4077335"/>
+                    </a:xfrm>
+                    <a:prstGeom prst="rect">
+                      <a:avLst/>
+                    </a:prstGeom>
+                  </pic:spPr>
+                </pic:pic>
+              </a:graphicData>
+            </a:graphic>
+          </wp:inline>
+        </w:drawing>
+      </w:r>
+    </w:p>
+    <w:p>
+      <w:pPr>
+        <w:jc w:val="both"/>
+      </w:pPr>
+      <w:r>
+        <w:t xml:space="preserve">Dies ist beispielsweise die Evaluation des Initialen DQNs. Man sieht, dass es einen klaren Median gibt bei 435. Dies scheint das Resultat zu sein, wenn nie zufällig gehandelt wurde. Spannend ist aber auch zu sehen, dass durch zufälliges Handeln des Agenten nicht nur schlechtere, sondern auch einige bessere oder sogar viel bessere Resultate entstehen konnten. Auch die Anzahl der Schritte zeigt, dass im Normalfall etwa 500 Schritte gemacht werden, aber an einigen Teilen deutlich mehr. Bis zu 900 Schritte wurden teilweise in einer Episode absolviert. Es scheint, als ob im initialen DQN noch ordentlich Luft nach oben ist, gerade wenn man sieht, dass durch einige zufällige Aktionen der </w:t>
+      </w:r>
+      <w:proofErr w:type="spellStart"/>
+      <w:r>
+        <w:t>Reward</w:t>
+      </w:r>
+      <w:proofErr w:type="spellEnd"/>
+      <w:r>
+        <w:t xml:space="preserve"> noch einmal deutlich gesteigert wurde.</w:t>
+      </w:r>
+    </w:p>
     <w:p>
       <w:pPr>
         <w:pStyle w:val="berschrift1"/>
+        <w:jc w:val="both"/>
       </w:pPr>
       <w:bookmarkStart w:id="5" w:name="_Toc216530508"/>
       <w:r>
@@ -2417,8 +4064,14 @@
       <w:bookmarkEnd w:id="5"/>
     </w:p>
     <w:p>
+      <w:r>
+        <w:t>Für die Erweiterung des DQN habe ich vier verschiedene Neuerungen implementiert. Nachfolgend wird jede Implementierung kurz erklärt, meine Hypothese was passiert, wie ich es implementiert habe, wie die Evaluation aussah, sowie ein kurzes Fazit.</w:t>
+      </w:r>
+    </w:p>
+    <w:p>
       <w:pPr>
         <w:pStyle w:val="berschrift2"/>
+        <w:jc w:val="both"/>
       </w:pPr>
       <w:bookmarkStart w:id="6" w:name="_Toc216530509"/>
       <w:r>
@@ -2427,251 +4080,1740 @@
       <w:bookmarkEnd w:id="6"/>
     </w:p>
     <w:p>
+      <w:r>
+        <w:t>Im Initialen DQN Ansatz gibt es das Problem, dass gleiche Target Network wählt die beste Aktion und evaluiert diese direkt. Dies führt zu einer Überschätzung der Q-Werte. Der Agent wählt also die Aktion, die vom Target-Network zufällig hoch bewertet wurden und nicht weil sie wirklich gut sind.</w:t>
+      </w:r>
+    </w:p>
+    <w:p>
+      <w:r>
+        <w:t>Mithilfe von Double DQN werd</w:t>
+      </w:r>
+      <w:r>
+        <w:t xml:space="preserve">en zwei Netzwerke erstellt. </w:t>
+      </w:r>
+      <w:r>
+        <w:t>Ein Q-Network, welches d</w:t>
+      </w:r>
+      <w:r>
+        <w:t>ie beste Aktion auswählt und ein Target-Network, welches die beste Aktion evaluiert. Somit wird die Aktion oftmals nicht mehr überschätzt. Ziel ist es die Konvergenz zu verbessern und das Training zu stabilisieren.</w:t>
+      </w:r>
+    </w:p>
+    <w:p>
       <w:pPr>
         <w:pStyle w:val="berschrift3"/>
+        <w:jc w:val="both"/>
       </w:pPr>
       <w:bookmarkStart w:id="7" w:name="_Toc216530510"/>
       <w:r>
+        <w:lastRenderedPageBreak/>
         <w:t>Hypothese</w:t>
       </w:r>
       <w:bookmarkEnd w:id="7"/>
     </w:p>
-    <w:p/>
+    <w:p>
+      <w:pPr>
+        <w:jc w:val="both"/>
+      </w:pPr>
+      <w:r>
+        <w:t xml:space="preserve">Das Training sollte ruhiger laufen. Die Updates sollten sich aufgrund von weniger </w:t>
+      </w:r>
+      <w:proofErr w:type="spellStart"/>
+      <w:r>
+        <w:t>überschätzung</w:t>
+      </w:r>
+      <w:proofErr w:type="spellEnd"/>
+      <w:r>
+        <w:t xml:space="preserve"> in der Aktionsauswahl weniger stark auswirken. Ich gehe davon aus, dass die </w:t>
+      </w:r>
+      <w:proofErr w:type="spellStart"/>
+      <w:r>
+        <w:t>lernkurve</w:t>
+      </w:r>
+      <w:proofErr w:type="spellEnd"/>
+      <w:r>
+        <w:t xml:space="preserve"> weniger sprunghaft ist und vielleicht etwas besser konvergiert.</w:t>
+      </w:r>
+    </w:p>
     <w:p>
       <w:pPr>
         <w:pStyle w:val="berschrift3"/>
+        <w:jc w:val="both"/>
+        <w:rPr>
+          <w:lang w:val="en-GB"/>
+        </w:rPr>
       </w:pPr>
       <w:bookmarkStart w:id="8" w:name="_Toc216530511"/>
+      <w:proofErr w:type="spellStart"/>
+      <w:r>
+        <w:rPr>
+          <w:lang w:val="en-GB"/>
+        </w:rPr>
+        <w:t>Implementierung</w:t>
+      </w:r>
+      <w:bookmarkEnd w:id="8"/>
+      <w:proofErr w:type="spellEnd"/>
+    </w:p>
+    <w:p>
+      <w:pPr>
+        <w:jc w:val="both"/>
+      </w:pPr>
+      <w:r>
+        <w:t xml:space="preserve">Die Implementireung erfolgte in der Datei </w:t>
+      </w:r>
+      <w:r>
+        <w:rPr>
+          <w:b/>
+        </w:rPr>
+        <w:t>dqn_double.py</w:t>
+      </w:r>
+      <w:r>
+        <w:t xml:space="preserve">. Es wurde hauptsächlich nur ein kleiner Teil in der </w:t>
+      </w:r>
+      <w:r>
+        <w:t>Berechnung</w:t>
+      </w:r>
+      <w:r>
+        <w:t xml:space="preserve"> und </w:t>
+      </w:r>
+      <w:r>
+        <w:t>Evaluierung</w:t>
+      </w:r>
+      <w:r>
+        <w:t xml:space="preserve"> der Q-Werte vorgenommen.</w:t>
+      </w:r>
+      <w:r>
+        <w:t xml:space="preserve"> Die nächste Aktion wird aus dem </w:t>
+      </w:r>
+      <w:proofErr w:type="spellStart"/>
+      <w:r>
+        <w:t>q_net</w:t>
+      </w:r>
+      <w:proofErr w:type="spellEnd"/>
+      <w:r>
+        <w:t xml:space="preserve"> genommen aber der Q-Wert selbst wird im Anschluss aus den </w:t>
+      </w:r>
+      <w:proofErr w:type="spellStart"/>
+      <w:r>
+        <w:t>target_net</w:t>
+      </w:r>
+      <w:proofErr w:type="spellEnd"/>
+      <w:r>
+        <w:t xml:space="preserve"> genommen.</w:t>
+      </w:r>
+    </w:p>
+    <w:p>
+      <w:pPr>
+        <w:jc w:val="both"/>
+      </w:pPr>
+      <w:r>
+        <w:rPr>
+          <w:noProof/>
+        </w:rPr>
+        <w:drawing>
+          <wp:inline distT="0" distB="0" distL="0" distR="0" wp14:anchorId="499F9B41" wp14:editId="7B1098D4">
+            <wp:extent cx="5760720" cy="1546860"/>
+            <wp:effectExtent l="0" t="0" r="0" b="0"/>
+            <wp:docPr id="779870197" name="Grafik 1" descr="Ein Bild, das Text, Screenshot, Schrift enthält.&#10;&#10;KI-generierte Inhalte können fehlerhaft sein."/>
+            <wp:cNvGraphicFramePr>
+              <a:graphicFrameLocks xmlns:a="http://schemas.openxmlformats.org/drawingml/2006/main" noChangeAspect="1"/>
+            </wp:cNvGraphicFramePr>
+            <a:graphic xmlns:a="http://schemas.openxmlformats.org/drawingml/2006/main">
+              <a:graphicData uri="http://schemas.openxmlformats.org/drawingml/2006/picture">
+                <pic:pic xmlns:pic="http://schemas.openxmlformats.org/drawingml/2006/picture">
+                  <pic:nvPicPr>
+                    <pic:cNvPr id="779870197" name="Grafik 1" descr="Ein Bild, das Text, Screenshot, Schrift enthält.&#10;&#10;KI-generierte Inhalte können fehlerhaft sein."/>
+                    <pic:cNvPicPr/>
+                  </pic:nvPicPr>
+                  <pic:blipFill>
+                    <a:blip r:embed="rId11"/>
+                    <a:stretch>
+                      <a:fillRect/>
+                    </a:stretch>
+                  </pic:blipFill>
+                  <pic:spPr>
+                    <a:xfrm>
+                      <a:off x="0" y="0"/>
+                      <a:ext cx="5760720" cy="1546860"/>
+                    </a:xfrm>
+                    <a:prstGeom prst="rect">
+                      <a:avLst/>
+                    </a:prstGeom>
+                  </pic:spPr>
+                </pic:pic>
+              </a:graphicData>
+            </a:graphic>
+          </wp:inline>
+        </w:drawing>
+      </w:r>
+    </w:p>
+    <w:p>
+      <w:pPr>
+        <w:pStyle w:val="berschrift3"/>
+        <w:jc w:val="both"/>
+      </w:pPr>
+      <w:bookmarkStart w:id="9" w:name="_Toc216530512"/>
+      <w:r>
+        <w:t>Evaluation</w:t>
+      </w:r>
+      <w:bookmarkEnd w:id="9"/>
+    </w:p>
+    <w:p>
+      <w:pPr>
+        <w:jc w:val="both"/>
+      </w:pPr>
+      <w:r>
+        <w:drawing>
+          <wp:inline distT="0" distB="0" distL="0" distR="0" wp14:anchorId="4AB6CC4E" wp14:editId="65AEFB4F">
+            <wp:extent cx="5760720" cy="4077335"/>
+            <wp:effectExtent l="0" t="0" r="0" b="0"/>
+            <wp:docPr id="748718043" name="Grafik 1" descr="Ein Bild, das Text, Diagramm, Reihe, Screenshot enthält.&#10;&#10;KI-generierte Inhalte können fehlerhaft sein."/>
+            <wp:cNvGraphicFramePr>
+              <a:graphicFrameLocks xmlns:a="http://schemas.openxmlformats.org/drawingml/2006/main" noChangeAspect="1"/>
+            </wp:cNvGraphicFramePr>
+            <a:graphic xmlns:a="http://schemas.openxmlformats.org/drawingml/2006/main">
+              <a:graphicData uri="http://schemas.openxmlformats.org/drawingml/2006/picture">
+                <pic:pic xmlns:pic="http://schemas.openxmlformats.org/drawingml/2006/picture">
+                  <pic:nvPicPr>
+                    <pic:cNvPr id="748718043" name="Grafik 1" descr="Ein Bild, das Text, Diagramm, Reihe, Screenshot enthält.&#10;&#10;KI-generierte Inhalte können fehlerhaft sein."/>
+                    <pic:cNvPicPr/>
+                  </pic:nvPicPr>
+                  <pic:blipFill>
+                    <a:blip r:embed="rId12"/>
+                    <a:stretch>
+                      <a:fillRect/>
+                    </a:stretch>
+                  </pic:blipFill>
+                  <pic:spPr>
+                    <a:xfrm>
+                      <a:off x="0" y="0"/>
+                      <a:ext cx="5760720" cy="4077335"/>
+                    </a:xfrm>
+                    <a:prstGeom prst="rect">
+                      <a:avLst/>
+                    </a:prstGeom>
+                  </pic:spPr>
+                </pic:pic>
+              </a:graphicData>
+            </a:graphic>
+          </wp:inline>
+        </w:drawing>
+      </w:r>
+    </w:p>
+    <w:p>
+      <w:pPr>
+        <w:jc w:val="both"/>
+      </w:pPr>
+      <w:r>
+        <w:t>In der Evaluation des Double DQN sehen wi</w:t>
+      </w:r>
+      <w:r>
+        <w:t>r sehr ähnliche Werte und Zahlen wie beim Initialen Ansatz. Das Model ist leicht besser gerade im Mittelwert und im Median. Es führ zudem im Schnitt etwa 100 Aktionen mehr aus als der klassische Ansatz.</w:t>
+      </w:r>
+    </w:p>
+    <w:p>
+      <w:pPr>
+        <w:jc w:val="both"/>
+      </w:pPr>
       <w:r>
         <w:lastRenderedPageBreak/>
+        <w:t>Für meine Hypothese ist aber vor allem auch das Training interessant. In meinen Augen sollte es nun einen klaren Unterschied zwischen dem initialen und dem double Ansatz geben</w:t>
+      </w:r>
+      <w:r>
+        <w:t>, mit weniger Spikes</w:t>
+      </w:r>
+      <w:r>
+        <w:t>.</w:t>
+      </w:r>
+      <w:r>
+        <w:t xml:space="preserve"> Jedoch ist im Tensor Board davon wenig zu erkennen. Auch die anderen Grafiken im Tensor Board lassen keine klaren Unterschiede erkennen.</w:t>
+      </w:r>
+    </w:p>
+    <w:p>
+      <w:pPr>
+        <w:jc w:val="both"/>
+      </w:pPr>
+      <w:r>
+        <w:drawing>
+          <wp:inline distT="0" distB="0" distL="0" distR="0" wp14:anchorId="2E4E36BD" wp14:editId="6BFCEEE1">
+            <wp:extent cx="5760720" cy="1694815"/>
+            <wp:effectExtent l="0" t="0" r="0" b="635"/>
+            <wp:docPr id="958919308" name="Grafik 1" descr="Ein Bild, das Screenshot, Reihe, Raum enthält.&#10;&#10;KI-generierte Inhalte können fehlerhaft sein."/>
+            <wp:cNvGraphicFramePr>
+              <a:graphicFrameLocks xmlns:a="http://schemas.openxmlformats.org/drawingml/2006/main" noChangeAspect="1"/>
+            </wp:cNvGraphicFramePr>
+            <a:graphic xmlns:a="http://schemas.openxmlformats.org/drawingml/2006/main">
+              <a:graphicData uri="http://schemas.openxmlformats.org/drawingml/2006/picture">
+                <pic:pic xmlns:pic="http://schemas.openxmlformats.org/drawingml/2006/picture">
+                  <pic:nvPicPr>
+                    <pic:cNvPr id="958919308" name="Grafik 1" descr="Ein Bild, das Screenshot, Reihe, Raum enthält.&#10;&#10;KI-generierte Inhalte können fehlerhaft sein."/>
+                    <pic:cNvPicPr/>
+                  </pic:nvPicPr>
+                  <pic:blipFill>
+                    <a:blip r:embed="rId13"/>
+                    <a:stretch>
+                      <a:fillRect/>
+                    </a:stretch>
+                  </pic:blipFill>
+                  <pic:spPr>
+                    <a:xfrm>
+                      <a:off x="0" y="0"/>
+                      <a:ext cx="5760720" cy="1694815"/>
+                    </a:xfrm>
+                    <a:prstGeom prst="rect">
+                      <a:avLst/>
+                    </a:prstGeom>
+                  </pic:spPr>
+                </pic:pic>
+              </a:graphicData>
+            </a:graphic>
+          </wp:inline>
+        </w:drawing>
+      </w:r>
+    </w:p>
+    <w:p>
+      <w:pPr>
+        <w:pStyle w:val="berschrift3"/>
+        <w:jc w:val="both"/>
+      </w:pPr>
+      <w:bookmarkStart w:id="10" w:name="_Toc216530513"/>
+      <w:r>
+        <w:t>Analyse</w:t>
+      </w:r>
+      <w:bookmarkEnd w:id="10"/>
+    </w:p>
+    <w:p>
+      <w:pPr>
+        <w:jc w:val="both"/>
+      </w:pPr>
+      <w:r>
+        <w:t xml:space="preserve">Im Vergleich zum DQN sollte dieser Agent dafür sorgen, dass die Q-Werte weniger überschätzt werden und das Training etwas stabiler ist. In meinem Fall hat sich kein wesentlicher Unterschied gezeigt. Gerade der </w:t>
+      </w:r>
+      <w:proofErr w:type="spellStart"/>
+      <w:r>
+        <w:t>Reward</w:t>
+      </w:r>
+      <w:proofErr w:type="spellEnd"/>
+      <w:r>
+        <w:t xml:space="preserve"> ist nur ein wenig angestiegen. Jedoch kann man auch sagen, dass es sicherlich keine Verschlechterung gegeben hat durch das Double DQN.</w:t>
+      </w:r>
+    </w:p>
+    <w:p>
+      <w:pPr>
+        <w:pStyle w:val="berschrift2"/>
+        <w:jc w:val="both"/>
+      </w:pPr>
+      <w:bookmarkStart w:id="11" w:name="_Toc216530514"/>
+      <w:r>
+        <w:t>Dueling DQN</w:t>
+      </w:r>
+      <w:bookmarkEnd w:id="11"/>
+    </w:p>
+    <w:p>
+      <w:r>
+        <w:t xml:space="preserve">Ziel des Dueling DQN ist es, die Aktion und den Zustand voneinander zu trennen. Dueling DQN lernt, wie gut ein Zustand grundsätzlich ist und wie gut eine Aktion in einem Zustand ist. Dazu wird das </w:t>
+      </w:r>
+      <w:proofErr w:type="spellStart"/>
+      <w:r>
+        <w:t>Convolutional</w:t>
+      </w:r>
+      <w:proofErr w:type="spellEnd"/>
+      <w:r>
+        <w:t xml:space="preserve"> Layer aufgeteilt. Und der Q-Wert wird am Ende rekonstruiert. </w:t>
+      </w:r>
+    </w:p>
+    <w:p>
+      <w:pPr>
+        <w:pStyle w:val="berschrift3"/>
+        <w:jc w:val="both"/>
+      </w:pPr>
+      <w:bookmarkStart w:id="12" w:name="_Toc216530515"/>
+      <w:r>
+        <w:t>Hypothese</w:t>
+      </w:r>
+      <w:bookmarkEnd w:id="12"/>
+    </w:p>
+    <w:p>
+      <w:pPr>
+        <w:jc w:val="both"/>
+      </w:pPr>
+      <w:r>
+        <w:t>Das Model lernt auch die Zustände unabhängig davon, welche Aktion ausgeführt wird. Dadurch könnten sich die Q-Werte etwas mehr stabilisieren.</w:t>
+      </w:r>
+    </w:p>
+    <w:p>
+      <w:pPr>
+        <w:pStyle w:val="berschrift3"/>
+        <w:jc w:val="both"/>
+      </w:pPr>
+      <w:bookmarkStart w:id="13" w:name="_Toc216530516"/>
+      <w:r>
         <w:t>Implementierung</w:t>
       </w:r>
-      <w:bookmarkEnd w:id="8"/>
-    </w:p>
-    <w:p/>
+      <w:bookmarkEnd w:id="13"/>
+    </w:p>
+    <w:p>
+      <w:r>
+        <w:t>Das Dueling Network hat neu zwei verschiedene Netzwerke für die State Values (</w:t>
+      </w:r>
+      <w:proofErr w:type="spellStart"/>
+      <w:r>
+        <w:t>value</w:t>
+      </w:r>
+      <w:proofErr w:type="spellEnd"/>
+      <w:r>
+        <w:t>) sowie für die Action Values (</w:t>
+      </w:r>
+      <w:proofErr w:type="spellStart"/>
+      <w:r>
+        <w:t>advantage</w:t>
+      </w:r>
+      <w:proofErr w:type="spellEnd"/>
+      <w:r>
+        <w:t>).</w:t>
+      </w:r>
+    </w:p>
+    <w:p>
+      <w:r>
+        <w:rPr>
+          <w:noProof/>
+        </w:rPr>
+        <w:lastRenderedPageBreak/>
+        <w:drawing>
+          <wp:inline distT="0" distB="0" distL="0" distR="0" wp14:anchorId="3F5AEADF" wp14:editId="3690F58B">
+            <wp:extent cx="2867025" cy="2543175"/>
+            <wp:effectExtent l="0" t="0" r="9525" b="9525"/>
+            <wp:docPr id="1100472980" name="Grafik 1" descr="Ein Bild, das Text, Screenshot, Schrift enthält.&#10;&#10;KI-generierte Inhalte können fehlerhaft sein."/>
+            <wp:cNvGraphicFramePr>
+              <a:graphicFrameLocks xmlns:a="http://schemas.openxmlformats.org/drawingml/2006/main" noChangeAspect="1"/>
+            </wp:cNvGraphicFramePr>
+            <a:graphic xmlns:a="http://schemas.openxmlformats.org/drawingml/2006/main">
+              <a:graphicData uri="http://schemas.openxmlformats.org/drawingml/2006/picture">
+                <pic:pic xmlns:pic="http://schemas.openxmlformats.org/drawingml/2006/picture">
+                  <pic:nvPicPr>
+                    <pic:cNvPr id="1100472980" name="Grafik 1" descr="Ein Bild, das Text, Screenshot, Schrift enthält.&#10;&#10;KI-generierte Inhalte können fehlerhaft sein."/>
+                    <pic:cNvPicPr/>
+                  </pic:nvPicPr>
+                  <pic:blipFill>
+                    <a:blip r:embed="rId14"/>
+                    <a:stretch>
+                      <a:fillRect/>
+                    </a:stretch>
+                  </pic:blipFill>
+                  <pic:spPr>
+                    <a:xfrm>
+                      <a:off x="0" y="0"/>
+                      <a:ext cx="2867025" cy="2543175"/>
+                    </a:xfrm>
+                    <a:prstGeom prst="rect">
+                      <a:avLst/>
+                    </a:prstGeom>
+                  </pic:spPr>
+                </pic:pic>
+              </a:graphicData>
+            </a:graphic>
+          </wp:inline>
+        </w:drawing>
+      </w:r>
+    </w:p>
+    <w:p>
+      <w:r>
+        <w:t xml:space="preserve">Zudem wird auch im Agenten ein </w:t>
+      </w:r>
+      <w:proofErr w:type="spellStart"/>
+      <w:r>
+        <w:t>q_net</w:t>
+      </w:r>
+      <w:proofErr w:type="spellEnd"/>
+      <w:r>
+        <w:t xml:space="preserve"> sowie ein </w:t>
+      </w:r>
+      <w:proofErr w:type="spellStart"/>
+      <w:r>
+        <w:t>target_net</w:t>
+      </w:r>
+      <w:proofErr w:type="spellEnd"/>
+      <w:r>
+        <w:t xml:space="preserve"> mit den neuen Netzwerken initialisiert.</w:t>
+      </w:r>
+    </w:p>
+    <w:p>
+      <w:pPr>
+        <w:jc w:val="both"/>
+      </w:pPr>
+    </w:p>
     <w:p>
       <w:pPr>
         <w:pStyle w:val="berschrift3"/>
-      </w:pPr>
-      <w:bookmarkStart w:id="9" w:name="_Toc216530512"/>
-      <w:r>
+        <w:jc w:val="both"/>
+        <w:rPr>
+          <w:lang w:val="en-GB"/>
+        </w:rPr>
+      </w:pPr>
+      <w:bookmarkStart w:id="14" w:name="_Toc216530517"/>
+      <w:r>
+        <w:rPr>
+          <w:lang w:val="en-GB"/>
+        </w:rPr>
         <w:t>Evaluation</w:t>
       </w:r>
-      <w:bookmarkEnd w:id="9"/>
-    </w:p>
-    <w:p/>
+      <w:bookmarkEnd w:id="14"/>
+    </w:p>
+    <w:p>
+      <w:pPr>
+        <w:jc w:val="both"/>
+        <w:rPr>
+          <w:lang w:val="en-GB"/>
+        </w:rPr>
+      </w:pPr>
+      <w:r>
+        <w:rPr>
+          <w:lang w:val="en-GB"/>
+        </w:rPr>
+        <w:drawing>
+          <wp:inline distT="0" distB="0" distL="0" distR="0" wp14:anchorId="3C3F7032" wp14:editId="53FC748E">
+            <wp:extent cx="5760720" cy="4077335"/>
+            <wp:effectExtent l="0" t="0" r="0" b="0"/>
+            <wp:docPr id="1566859250" name="Grafik 1" descr="Ein Bild, das Text, Diagramm, Reihe, Schrift enthält.&#10;&#10;KI-generierte Inhalte können fehlerhaft sein."/>
+            <wp:cNvGraphicFramePr>
+              <a:graphicFrameLocks xmlns:a="http://schemas.openxmlformats.org/drawingml/2006/main" noChangeAspect="1"/>
+            </wp:cNvGraphicFramePr>
+            <a:graphic xmlns:a="http://schemas.openxmlformats.org/drawingml/2006/main">
+              <a:graphicData uri="http://schemas.openxmlformats.org/drawingml/2006/picture">
+                <pic:pic xmlns:pic="http://schemas.openxmlformats.org/drawingml/2006/picture">
+                  <pic:nvPicPr>
+                    <pic:cNvPr id="1566859250" name="Grafik 1" descr="Ein Bild, das Text, Diagramm, Reihe, Schrift enthält.&#10;&#10;KI-generierte Inhalte können fehlerhaft sein."/>
+                    <pic:cNvPicPr/>
+                  </pic:nvPicPr>
+                  <pic:blipFill>
+                    <a:blip r:embed="rId15"/>
+                    <a:stretch>
+                      <a:fillRect/>
+                    </a:stretch>
+                  </pic:blipFill>
+                  <pic:spPr>
+                    <a:xfrm>
+                      <a:off x="0" y="0"/>
+                      <a:ext cx="5760720" cy="4077335"/>
+                    </a:xfrm>
+                    <a:prstGeom prst="rect">
+                      <a:avLst/>
+                    </a:prstGeom>
+                  </pic:spPr>
+                </pic:pic>
+              </a:graphicData>
+            </a:graphic>
+          </wp:inline>
+        </w:drawing>
+      </w:r>
+    </w:p>
+    <w:p>
+      <w:pPr>
+        <w:jc w:val="both"/>
+      </w:pPr>
+      <w:r>
+        <w:t xml:space="preserve">Der Dueling Agent </w:t>
+      </w:r>
+      <w:r>
+        <w:t xml:space="preserve">ist deutlich besser als der initiale Ansatz. Er hat einen deutlich höheren </w:t>
+      </w:r>
+      <w:proofErr w:type="spellStart"/>
+      <w:r>
+        <w:t>Reward</w:t>
+      </w:r>
+      <w:proofErr w:type="spellEnd"/>
+      <w:r>
+        <w:t>. Jedoch hat er auch einen grösseren Ausreisser in der Evaluation drin. Die Episoden des Agenten gehen auch länger als die des DQN.</w:t>
+      </w:r>
+    </w:p>
+    <w:p>
+      <w:pPr>
+        <w:jc w:val="both"/>
+      </w:pPr>
+      <w:r>
+        <w:t xml:space="preserve">Im Tensor Board sind keine gravierenden Unterschiede zu erkennen. Jedoch ist in den </w:t>
+      </w:r>
+      <w:proofErr w:type="spellStart"/>
+      <w:r>
+        <w:t>Rewards</w:t>
+      </w:r>
+      <w:proofErr w:type="spellEnd"/>
+      <w:r>
+        <w:t xml:space="preserve"> der Episoden zu sehen, dass der </w:t>
+      </w:r>
+      <w:proofErr w:type="spellStart"/>
+      <w:r>
+        <w:t>Reward</w:t>
+      </w:r>
+      <w:proofErr w:type="spellEnd"/>
+      <w:r>
+        <w:t xml:space="preserve"> anfangs etwas niedriger ist, dafür stetiger ansteigt.</w:t>
+      </w:r>
+    </w:p>
+    <w:p>
+      <w:pPr>
+        <w:jc w:val="both"/>
+      </w:pPr>
+      <w:r>
+        <w:lastRenderedPageBreak/>
+        <w:drawing>
+          <wp:inline distT="0" distB="0" distL="0" distR="0" wp14:anchorId="00CE2CEC" wp14:editId="75D6AD71">
+            <wp:extent cx="5760720" cy="2063115"/>
+            <wp:effectExtent l="0" t="0" r="0" b="0"/>
+            <wp:docPr id="819503538" name="Grafik 1" descr="Ein Bild, das Screenshot, Reihe, Diagramm enthält.&#10;&#10;KI-generierte Inhalte können fehlerhaft sein."/>
+            <wp:cNvGraphicFramePr>
+              <a:graphicFrameLocks xmlns:a="http://schemas.openxmlformats.org/drawingml/2006/main" noChangeAspect="1"/>
+            </wp:cNvGraphicFramePr>
+            <a:graphic xmlns:a="http://schemas.openxmlformats.org/drawingml/2006/main">
+              <a:graphicData uri="http://schemas.openxmlformats.org/drawingml/2006/picture">
+                <pic:pic xmlns:pic="http://schemas.openxmlformats.org/drawingml/2006/picture">
+                  <pic:nvPicPr>
+                    <pic:cNvPr id="819503538" name="Grafik 1" descr="Ein Bild, das Screenshot, Reihe, Diagramm enthält.&#10;&#10;KI-generierte Inhalte können fehlerhaft sein."/>
+                    <pic:cNvPicPr/>
+                  </pic:nvPicPr>
+                  <pic:blipFill>
+                    <a:blip r:embed="rId16"/>
+                    <a:stretch>
+                      <a:fillRect/>
+                    </a:stretch>
+                  </pic:blipFill>
+                  <pic:spPr>
+                    <a:xfrm>
+                      <a:off x="0" y="0"/>
+                      <a:ext cx="5760720" cy="2063115"/>
+                    </a:xfrm>
+                    <a:prstGeom prst="rect">
+                      <a:avLst/>
+                    </a:prstGeom>
+                  </pic:spPr>
+                </pic:pic>
+              </a:graphicData>
+            </a:graphic>
+          </wp:inline>
+        </w:drawing>
+      </w:r>
+    </w:p>
     <w:p>
       <w:pPr>
         <w:pStyle w:val="berschrift3"/>
-      </w:pPr>
-      <w:bookmarkStart w:id="10" w:name="_Toc216530513"/>
-      <w:r>
+        <w:jc w:val="both"/>
+        <w:rPr>
+          <w:lang w:val="fr-CH"/>
+        </w:rPr>
+      </w:pPr>
+      <w:bookmarkStart w:id="15" w:name="_Toc216530518"/>
+      <w:r>
+        <w:rPr>
+          <w:lang w:val="fr-CH"/>
+        </w:rPr>
         <w:t>Analyse</w:t>
       </w:r>
-      <w:bookmarkEnd w:id="10"/>
-    </w:p>
-    <w:p/>
+      <w:bookmarkEnd w:id="15"/>
+    </w:p>
+    <w:p>
+      <w:pPr>
+        <w:jc w:val="both"/>
+      </w:pPr>
+      <w:r>
+        <w:t>Das Double DQN kan</w:t>
+      </w:r>
+      <w:r>
+        <w:t xml:space="preserve">n den </w:t>
+      </w:r>
+      <w:proofErr w:type="spellStart"/>
+      <w:r>
+        <w:t>Reward</w:t>
+      </w:r>
+      <w:proofErr w:type="spellEnd"/>
+      <w:r>
+        <w:t xml:space="preserve"> erhöhen. Es dauert dafür etwas länger und hat zumindest in meiner Evaluation einen grösseren Einfluss durch zufällige Aktionen zwischendurch. </w:t>
+      </w:r>
+      <w:r>
+        <w:t>Spannend ist zudem, dass es in einigen Videos des Double DQN Agenten so aussieht, als ob er sich hinter dem Schutz verstecken würde. Dies würde darauf hindeuten, dass er gelernt hat, dass dies ein guter Zustand für ihn ist, da er dort nicht getroffen werden kann.</w:t>
+      </w:r>
+    </w:p>
+    <w:p>
+      <w:pPr>
+        <w:jc w:val="both"/>
+      </w:pPr>
+    </w:p>
     <w:p>
       <w:pPr>
         <w:pStyle w:val="berschrift2"/>
-      </w:pPr>
-      <w:bookmarkStart w:id="11" w:name="_Toc216530514"/>
+        <w:jc w:val="both"/>
+        <w:rPr>
+          <w:lang w:val="en-GB"/>
+        </w:rPr>
+      </w:pPr>
+      <w:bookmarkStart w:id="16" w:name="_Toc216530519"/>
+      <w:r>
+        <w:rPr>
+          <w:lang w:val="en-GB"/>
+        </w:rPr>
+        <w:t>PE</w:t>
+      </w:r>
+      <w:r>
+        <w:rPr>
+          <w:lang w:val="en-GB"/>
+        </w:rPr>
+        <w:t>R</w:t>
+      </w:r>
+      <w:r>
+        <w:rPr>
+          <w:lang w:val="en-GB"/>
+        </w:rPr>
+        <w:t xml:space="preserve"> Replay Buffer</w:t>
+      </w:r>
+      <w:bookmarkEnd w:id="16"/>
+    </w:p>
+    <w:p>
+      <w:r>
+        <w:t xml:space="preserve">Der </w:t>
+      </w:r>
       <w:proofErr w:type="spellStart"/>
       <w:r>
-        <w:t>Dueling</w:t>
+        <w:t>Prioritized</w:t>
       </w:r>
       <w:proofErr w:type="spellEnd"/>
       <w:r>
-        <w:t xml:space="preserve"> DQN</w:t>
-      </w:r>
-      <w:bookmarkEnd w:id="11"/>
+        <w:t xml:space="preserve"> Experience Replay Buffer ist eine Erweiterung</w:t>
+      </w:r>
+      <w:r>
+        <w:t xml:space="preserve"> der normalen Replay Buffers. Er sorgt dafür, dass die wichtigen Übergänge häufiger trainiert werden als die unwichtigen. Dies geschieht durch eine Berechnung des TD-Fehlers und eine anschliessende Priorisierung. </w:t>
+      </w:r>
     </w:p>
     <w:p>
       <w:pPr>
         <w:pStyle w:val="berschrift3"/>
-      </w:pPr>
-      <w:bookmarkStart w:id="12" w:name="_Toc216530515"/>
+        <w:jc w:val="both"/>
+      </w:pPr>
+      <w:bookmarkStart w:id="17" w:name="_Toc216530520"/>
       <w:r>
         <w:t>Hypothese</w:t>
       </w:r>
-      <w:bookmarkEnd w:id="12"/>
-    </w:p>
-    <w:p/>
+      <w:bookmarkEnd w:id="17"/>
+    </w:p>
+    <w:p>
+      <w:pPr>
+        <w:jc w:val="both"/>
+      </w:pPr>
+      <w:r>
+        <w:t xml:space="preserve">Der Agent soll schneller lernen und unerwartete </w:t>
+      </w:r>
+      <w:proofErr w:type="spellStart"/>
+      <w:r>
+        <w:t>Rewards</w:t>
+      </w:r>
+      <w:proofErr w:type="spellEnd"/>
+      <w:r>
+        <w:t xml:space="preserve">, seltene Ereignisse und falsche Q-Schätzungen besser und gezielter angehen können. Dadurch kann Ereignis wie das Sterben im Spiel besser erfasst werden. Somit könnten kritische Situationen besser verstanden werden. </w:t>
+      </w:r>
+    </w:p>
     <w:p>
       <w:pPr>
         <w:pStyle w:val="berschrift3"/>
-      </w:pPr>
-      <w:bookmarkStart w:id="13" w:name="_Toc216530516"/>
+        <w:jc w:val="both"/>
+      </w:pPr>
+      <w:bookmarkStart w:id="18" w:name="_Toc216530521"/>
       <w:r>
         <w:t>Implementierung</w:t>
       </w:r>
-      <w:bookmarkEnd w:id="13"/>
-    </w:p>
-    <w:p/>
+      <w:bookmarkEnd w:id="18"/>
+    </w:p>
+    <w:p>
+      <w:pPr>
+        <w:jc w:val="both"/>
+      </w:pPr>
+      <w:r>
+        <w:t>Für die Implementierung wurde ein neuer Buffer erstellt. Dieser wird danach von einem Agenten benutzt. Hauptsächlich ändert sich dabei, das Prioritäten berechnet werden und beim Sampling auf diese Rücksicht genommen wird.</w:t>
+      </w:r>
+    </w:p>
+    <w:p>
+      <w:pPr>
+        <w:jc w:val="both"/>
+      </w:pPr>
+      <w:r>
+        <w:rPr>
+          <w:noProof/>
+        </w:rPr>
+        <w:drawing>
+          <wp:inline distT="0" distB="0" distL="0" distR="0" wp14:anchorId="12BF753E" wp14:editId="3723520A">
+            <wp:extent cx="4714875" cy="1409700"/>
+            <wp:effectExtent l="0" t="0" r="9525" b="0"/>
+            <wp:docPr id="1743936129" name="Grafik 1" descr="Ein Bild, das Text, Screenshot, Schrift enthält.&#10;&#10;KI-generierte Inhalte können fehlerhaft sein."/>
+            <wp:cNvGraphicFramePr>
+              <a:graphicFrameLocks xmlns:a="http://schemas.openxmlformats.org/drawingml/2006/main" noChangeAspect="1"/>
+            </wp:cNvGraphicFramePr>
+            <a:graphic xmlns:a="http://schemas.openxmlformats.org/drawingml/2006/main">
+              <a:graphicData uri="http://schemas.openxmlformats.org/drawingml/2006/picture">
+                <pic:pic xmlns:pic="http://schemas.openxmlformats.org/drawingml/2006/picture">
+                  <pic:nvPicPr>
+                    <pic:cNvPr id="1743936129" name="Grafik 1" descr="Ein Bild, das Text, Screenshot, Schrift enthält.&#10;&#10;KI-generierte Inhalte können fehlerhaft sein."/>
+                    <pic:cNvPicPr/>
+                  </pic:nvPicPr>
+                  <pic:blipFill>
+                    <a:blip r:embed="rId17"/>
+                    <a:stretch>
+                      <a:fillRect/>
+                    </a:stretch>
+                  </pic:blipFill>
+                  <pic:spPr>
+                    <a:xfrm>
+                      <a:off x="0" y="0"/>
+                      <a:ext cx="4714875" cy="1409700"/>
+                    </a:xfrm>
+                    <a:prstGeom prst="rect">
+                      <a:avLst/>
+                    </a:prstGeom>
+                  </pic:spPr>
+                </pic:pic>
+              </a:graphicData>
+            </a:graphic>
+          </wp:inline>
+        </w:drawing>
+      </w:r>
+    </w:p>
     <w:p>
       <w:pPr>
         <w:pStyle w:val="berschrift3"/>
-      </w:pPr>
-      <w:bookmarkStart w:id="14" w:name="_Toc216530517"/>
-      <w:r>
+        <w:jc w:val="both"/>
+      </w:pPr>
+      <w:bookmarkStart w:id="19" w:name="_Toc216530522"/>
+      <w:r>
+        <w:lastRenderedPageBreak/>
         <w:t>Evaluation</w:t>
       </w:r>
-      <w:bookmarkEnd w:id="14"/>
-    </w:p>
-    <w:p/>
+      <w:bookmarkEnd w:id="19"/>
+    </w:p>
+    <w:p>
+      <w:pPr>
+        <w:jc w:val="both"/>
+      </w:pPr>
+      <w:r>
+        <w:drawing>
+          <wp:inline distT="0" distB="0" distL="0" distR="0" wp14:anchorId="7AB12F1A" wp14:editId="0FFE2B1A">
+            <wp:extent cx="5760720" cy="4077335"/>
+            <wp:effectExtent l="0" t="0" r="0" b="0"/>
+            <wp:docPr id="1634985548" name="Grafik 1" descr="Ein Bild, das Text, Diagramm, Reihe, Schrift enthält.&#10;&#10;KI-generierte Inhalte können fehlerhaft sein."/>
+            <wp:cNvGraphicFramePr>
+              <a:graphicFrameLocks xmlns:a="http://schemas.openxmlformats.org/drawingml/2006/main" noChangeAspect="1"/>
+            </wp:cNvGraphicFramePr>
+            <a:graphic xmlns:a="http://schemas.openxmlformats.org/drawingml/2006/main">
+              <a:graphicData uri="http://schemas.openxmlformats.org/drawingml/2006/picture">
+                <pic:pic xmlns:pic="http://schemas.openxmlformats.org/drawingml/2006/picture">
+                  <pic:nvPicPr>
+                    <pic:cNvPr id="1634985548" name="Grafik 1" descr="Ein Bild, das Text, Diagramm, Reihe, Schrift enthält.&#10;&#10;KI-generierte Inhalte können fehlerhaft sein."/>
+                    <pic:cNvPicPr/>
+                  </pic:nvPicPr>
+                  <pic:blipFill>
+                    <a:blip r:embed="rId18"/>
+                    <a:stretch>
+                      <a:fillRect/>
+                    </a:stretch>
+                  </pic:blipFill>
+                  <pic:spPr>
+                    <a:xfrm>
+                      <a:off x="0" y="0"/>
+                      <a:ext cx="5760720" cy="4077335"/>
+                    </a:xfrm>
+                    <a:prstGeom prst="rect">
+                      <a:avLst/>
+                    </a:prstGeom>
+                  </pic:spPr>
+                </pic:pic>
+              </a:graphicData>
+            </a:graphic>
+          </wp:inline>
+        </w:drawing>
+      </w:r>
+    </w:p>
+    <w:p>
+      <w:pPr>
+        <w:jc w:val="both"/>
+      </w:pPr>
+      <w:r>
+        <w:t xml:space="preserve">Der PER Agent performt </w:t>
+      </w:r>
+      <w:r>
+        <w:t xml:space="preserve">deutlich schlechter als die anderen Agenten. Auch die Anzahl der gemachten Schritte ist nicht sonderlich hoch. Im Tensor Board ist gut zu sehen, dass zu beginn viel angepasst wird und danach der Loss abflacht. Dies könnte im Anschluss problematisch gewesen sein, da der Agent auf bereits bekannten Patterns </w:t>
+      </w:r>
+      <w:proofErr w:type="spellStart"/>
+      <w:r>
+        <w:t>Overfitten</w:t>
+      </w:r>
+      <w:proofErr w:type="spellEnd"/>
+      <w:r>
+        <w:t xml:space="preserve"> könnte. </w:t>
+      </w:r>
+    </w:p>
+    <w:p>
+      <w:pPr>
+        <w:jc w:val="both"/>
+      </w:pPr>
+      <w:r>
+        <w:drawing>
+          <wp:inline distT="0" distB="0" distL="0" distR="0" wp14:anchorId="213BBB9B" wp14:editId="2F27999E">
+            <wp:extent cx="5760720" cy="2067560"/>
+            <wp:effectExtent l="0" t="0" r="0" b="8890"/>
+            <wp:docPr id="1940809480" name="Grafik 1" descr="Ein Bild, das Screenshot, Diagramm, Reihe enthält.&#10;&#10;KI-generierte Inhalte können fehlerhaft sein."/>
+            <wp:cNvGraphicFramePr>
+              <a:graphicFrameLocks xmlns:a="http://schemas.openxmlformats.org/drawingml/2006/main" noChangeAspect="1"/>
+            </wp:cNvGraphicFramePr>
+            <a:graphic xmlns:a="http://schemas.openxmlformats.org/drawingml/2006/main">
+              <a:graphicData uri="http://schemas.openxmlformats.org/drawingml/2006/picture">
+                <pic:pic xmlns:pic="http://schemas.openxmlformats.org/drawingml/2006/picture">
+                  <pic:nvPicPr>
+                    <pic:cNvPr id="1940809480" name="Grafik 1" descr="Ein Bild, das Screenshot, Diagramm, Reihe enthält.&#10;&#10;KI-generierte Inhalte können fehlerhaft sein."/>
+                    <pic:cNvPicPr/>
+                  </pic:nvPicPr>
+                  <pic:blipFill>
+                    <a:blip r:embed="rId19"/>
+                    <a:stretch>
+                      <a:fillRect/>
+                    </a:stretch>
+                  </pic:blipFill>
+                  <pic:spPr>
+                    <a:xfrm>
+                      <a:off x="0" y="0"/>
+                      <a:ext cx="5760720" cy="2067560"/>
+                    </a:xfrm>
+                    <a:prstGeom prst="rect">
+                      <a:avLst/>
+                    </a:prstGeom>
+                  </pic:spPr>
+                </pic:pic>
+              </a:graphicData>
+            </a:graphic>
+          </wp:inline>
+        </w:drawing>
+      </w:r>
+    </w:p>
+    <w:p>
+      <w:pPr>
+        <w:jc w:val="both"/>
+      </w:pPr>
+      <w:r>
+        <w:t xml:space="preserve">Es ist gut zu sehen dass der </w:t>
+      </w:r>
+      <w:proofErr w:type="spellStart"/>
+      <w:r>
+        <w:t>Reward</w:t>
+      </w:r>
+      <w:proofErr w:type="spellEnd"/>
+      <w:r>
+        <w:t xml:space="preserve"> während des Trainings sehr schnell stagniert. </w:t>
+      </w:r>
+      <w:r>
+        <w:t xml:space="preserve">Auch dies deutet auf das </w:t>
+      </w:r>
+      <w:proofErr w:type="spellStart"/>
+      <w:r>
+        <w:t>Overfitting</w:t>
+      </w:r>
+      <w:proofErr w:type="spellEnd"/>
+      <w:r>
+        <w:t xml:space="preserve"> hin und, dass er nur noch auf ähnlichem trainiert.</w:t>
+      </w:r>
+    </w:p>
+    <w:p>
+      <w:pPr>
+        <w:jc w:val="both"/>
+      </w:pPr>
+      <w:r>
+        <w:lastRenderedPageBreak/>
+        <w:drawing>
+          <wp:inline distT="0" distB="0" distL="0" distR="0" wp14:anchorId="022BB0A6" wp14:editId="5DB465E1">
+            <wp:extent cx="5760720" cy="2085975"/>
+            <wp:effectExtent l="0" t="0" r="0" b="9525"/>
+            <wp:docPr id="1340698404" name="Grafik 1" descr="Ein Bild, das Screenshot, Diagramm, Reihe, Astronomie enthält.&#10;&#10;KI-generierte Inhalte können fehlerhaft sein."/>
+            <wp:cNvGraphicFramePr>
+              <a:graphicFrameLocks xmlns:a="http://schemas.openxmlformats.org/drawingml/2006/main" noChangeAspect="1"/>
+            </wp:cNvGraphicFramePr>
+            <a:graphic xmlns:a="http://schemas.openxmlformats.org/drawingml/2006/main">
+              <a:graphicData uri="http://schemas.openxmlformats.org/drawingml/2006/picture">
+                <pic:pic xmlns:pic="http://schemas.openxmlformats.org/drawingml/2006/picture">
+                  <pic:nvPicPr>
+                    <pic:cNvPr id="1340698404" name="Grafik 1" descr="Ein Bild, das Screenshot, Diagramm, Reihe, Astronomie enthält.&#10;&#10;KI-generierte Inhalte können fehlerhaft sein."/>
+                    <pic:cNvPicPr/>
+                  </pic:nvPicPr>
+                  <pic:blipFill>
+                    <a:blip r:embed="rId20"/>
+                    <a:stretch>
+                      <a:fillRect/>
+                    </a:stretch>
+                  </pic:blipFill>
+                  <pic:spPr>
+                    <a:xfrm>
+                      <a:off x="0" y="0"/>
+                      <a:ext cx="5760720" cy="2085975"/>
+                    </a:xfrm>
+                    <a:prstGeom prst="rect">
+                      <a:avLst/>
+                    </a:prstGeom>
+                  </pic:spPr>
+                </pic:pic>
+              </a:graphicData>
+            </a:graphic>
+          </wp:inline>
+        </w:drawing>
+      </w:r>
+    </w:p>
     <w:p>
       <w:pPr>
         <w:pStyle w:val="berschrift3"/>
-      </w:pPr>
-      <w:bookmarkStart w:id="15" w:name="_Toc216530518"/>
+        <w:jc w:val="both"/>
+      </w:pPr>
+      <w:bookmarkStart w:id="20" w:name="_Toc216530523"/>
       <w:r>
         <w:t>Analyse</w:t>
       </w:r>
-      <w:bookmarkEnd w:id="15"/>
+      <w:bookmarkEnd w:id="20"/>
+    </w:p>
+    <w:p>
+      <w:pPr>
+        <w:jc w:val="both"/>
+      </w:pPr>
+      <w:r>
+        <w:t>Der PER Buffer hat nicht mein gewünschtes Ziel erreicht. Ich habe gesehen, dass gerade der Loss sehr schnell abnimmt und er dadurch keine grösseren fortschritte mehr erzielen kann. Meine Hoffnung, dass er seine Tode vielleicht etwas herauszögern kann haben sich ebenfalls nicht bestätigt, im Gegenteil, er hat eine deutlich kleinere Schrittlänge als die anderen.</w:t>
+      </w:r>
+    </w:p>
+    <w:p>
+      <w:pPr>
+        <w:pStyle w:val="berschrift2"/>
+        <w:jc w:val="both"/>
+      </w:pPr>
+      <w:bookmarkStart w:id="21" w:name="_Toc216530524"/>
+      <w:proofErr w:type="spellStart"/>
+      <w:r>
+        <w:t>Noisy</w:t>
+      </w:r>
+      <w:proofErr w:type="spellEnd"/>
+      <w:r>
+        <w:t xml:space="preserve"> Net</w:t>
+      </w:r>
+      <w:bookmarkEnd w:id="21"/>
+    </w:p>
+    <w:p>
+      <w:pPr>
+        <w:jc w:val="both"/>
+      </w:pPr>
+      <w:bookmarkStart w:id="22" w:name="_Toc216530525"/>
+      <w:proofErr w:type="spellStart"/>
+      <w:r>
+        <w:t>Noisy</w:t>
+      </w:r>
+      <w:proofErr w:type="spellEnd"/>
+      <w:r>
+        <w:t xml:space="preserve"> Networks (</w:t>
+      </w:r>
+      <w:proofErr w:type="spellStart"/>
+      <w:r>
+        <w:t>Noisy</w:t>
+      </w:r>
+      <w:proofErr w:type="spellEnd"/>
+      <w:r>
+        <w:t xml:space="preserve"> Nets) sind eine Methode zur Exploration im Reinforcement Learning, bei der </w:t>
+      </w:r>
+      <w:r>
+        <w:t>Z</w:t>
+      </w:r>
+      <w:r>
+        <w:t>ufälligkeit direkt in die Netzwerkgewichte integriert wird.</w:t>
+      </w:r>
+      <w:r>
+        <w:t xml:space="preserve"> </w:t>
+      </w:r>
+      <w:r>
+        <w:t xml:space="preserve">Anstatt wie beim </w:t>
+      </w:r>
+      <w:proofErr w:type="spellStart"/>
+      <w:r>
+        <w:t>epsilon</w:t>
+      </w:r>
+      <w:proofErr w:type="spellEnd"/>
+      <w:r>
+        <w:t>-</w:t>
+      </w:r>
+      <w:proofErr w:type="spellStart"/>
+      <w:r>
+        <w:t>greedy</w:t>
+      </w:r>
+      <w:proofErr w:type="spellEnd"/>
+      <w:r>
+        <w:t xml:space="preserve">-Verfahren zufällige Aktionen auszuwählen, erzeugen </w:t>
+      </w:r>
+      <w:proofErr w:type="spellStart"/>
+      <w:r>
+        <w:t>Noisy</w:t>
+      </w:r>
+      <w:proofErr w:type="spellEnd"/>
+      <w:r>
+        <w:t xml:space="preserve"> Nets zufällige, aber strukturierte Variationen in den Q-Werten.</w:t>
+      </w:r>
+      <w:r>
+        <w:t xml:space="preserve"> </w:t>
+      </w:r>
+      <w:r>
+        <w:t>Dadurch wird die Exploration zustandsabhängig und konsistenter über mehrere Zeitschritte hinweg.</w:t>
+      </w:r>
+      <w:r>
+        <w:t xml:space="preserve"> </w:t>
+      </w:r>
+      <w:r>
+        <w:t>Die Stärke des Rauschens ist lernbar, sodass das Netzwerk selbst entscheidet, wie viel Exploration notwendig ist.</w:t>
+      </w:r>
+      <w:r>
+        <w:t xml:space="preserve"> </w:t>
+      </w:r>
+      <w:r>
+        <w:t xml:space="preserve">Ein wesentlicher Vorteil von </w:t>
+      </w:r>
+      <w:proofErr w:type="spellStart"/>
+      <w:r>
+        <w:t>Noisy</w:t>
+      </w:r>
+      <w:proofErr w:type="spellEnd"/>
+      <w:r>
+        <w:t xml:space="preserve"> Nets ist, dass keine manuelle Steuerung eines ε-Decay-Schemas erforderlich ist.</w:t>
+      </w:r>
+      <w:r>
+        <w:t xml:space="preserve"> </w:t>
+      </w:r>
+      <w:r>
+        <w:t>Im Vergleich zu ε-</w:t>
+      </w:r>
+      <w:proofErr w:type="spellStart"/>
+      <w:r>
+        <w:t>greedy</w:t>
+      </w:r>
+      <w:proofErr w:type="spellEnd"/>
+      <w:r>
+        <w:t xml:space="preserve"> werden weniger sinnlose Zufallsaktionen ausgeführt, was die Sample-Effizienz erhöht.</w:t>
+      </w:r>
+    </w:p>
+    <w:p>
+      <w:pPr>
+        <w:pStyle w:val="berschrift3"/>
+      </w:pPr>
+      <w:r>
+        <w:t>Hypothese</w:t>
+      </w:r>
+      <w:bookmarkEnd w:id="22"/>
+    </w:p>
+    <w:p>
+      <w:pPr>
+        <w:jc w:val="both"/>
+      </w:pPr>
+      <w:r>
+        <w:t xml:space="preserve">Der Einsatz von </w:t>
+      </w:r>
+      <w:proofErr w:type="spellStart"/>
+      <w:r>
+        <w:t>Noisy</w:t>
+      </w:r>
+      <w:proofErr w:type="spellEnd"/>
+      <w:r>
+        <w:t xml:space="preserve"> Networks anstelle der klassischen ε-</w:t>
+      </w:r>
+      <w:proofErr w:type="spellStart"/>
+      <w:r>
+        <w:t>greedy</w:t>
+      </w:r>
+      <w:proofErr w:type="spellEnd"/>
+      <w:r>
+        <w:t>-Exploration im ursprünglichen DQN-Ansatz führt zu einer effizienteren und zielgerichteteren Exploration, wodurch der Agent schneller lernt und eine höhere durchschnittliche Spielleistung erreicht.</w:t>
+      </w:r>
+    </w:p>
+    <w:p>
+      <w:pPr>
+        <w:pStyle w:val="berschrift3"/>
+        <w:jc w:val="both"/>
+      </w:pPr>
+      <w:bookmarkStart w:id="23" w:name="_Toc216530526"/>
+      <w:r>
+        <w:t>Implementierung</w:t>
+      </w:r>
+      <w:bookmarkEnd w:id="23"/>
+    </w:p>
+    <w:p>
+      <w:pPr>
+        <w:jc w:val="both"/>
+      </w:pPr>
+      <w:r>
+        <w:t xml:space="preserve">Für die Implementierung habe ich den Agenten in </w:t>
+      </w:r>
+      <w:proofErr w:type="spellStart"/>
+      <w:r>
+        <w:rPr>
+          <w:b/>
+          <w:bCs/>
+        </w:rPr>
+        <w:t>dqn_noisy</w:t>
+      </w:r>
+      <w:proofErr w:type="spellEnd"/>
+      <w:r>
+        <w:t xml:space="preserve"> erstellt. Hierbei sind die hauptsächlichen Änderungen die Layers, welche ein Rauschen hinzubekommen. Alles, was mit Epsilon zu tun hatte wird ersetzt.</w:t>
+      </w:r>
+    </w:p>
+    <w:p>
+      <w:pPr>
+        <w:jc w:val="both"/>
+      </w:pPr>
+      <w:r>
+        <w:rPr>
+          <w:noProof/>
+        </w:rPr>
+        <w:lastRenderedPageBreak/>
+        <w:drawing>
+          <wp:inline distT="0" distB="0" distL="0" distR="0" wp14:anchorId="157DA814" wp14:editId="2C29CE8C">
+            <wp:extent cx="5543550" cy="1657350"/>
+            <wp:effectExtent l="0" t="0" r="0" b="0"/>
+            <wp:docPr id="1996286223" name="Grafik 1" descr="Ein Bild, das Text, Screenshot, Schrift enthält.&#10;&#10;KI-generierte Inhalte können fehlerhaft sein."/>
+            <wp:cNvGraphicFramePr>
+              <a:graphicFrameLocks xmlns:a="http://schemas.openxmlformats.org/drawingml/2006/main" noChangeAspect="1"/>
+            </wp:cNvGraphicFramePr>
+            <a:graphic xmlns:a="http://schemas.openxmlformats.org/drawingml/2006/main">
+              <a:graphicData uri="http://schemas.openxmlformats.org/drawingml/2006/picture">
+                <pic:pic xmlns:pic="http://schemas.openxmlformats.org/drawingml/2006/picture">
+                  <pic:nvPicPr>
+                    <pic:cNvPr id="1996286223" name="Grafik 1" descr="Ein Bild, das Text, Screenshot, Schrift enthält.&#10;&#10;KI-generierte Inhalte können fehlerhaft sein."/>
+                    <pic:cNvPicPr/>
+                  </pic:nvPicPr>
+                  <pic:blipFill>
+                    <a:blip r:embed="rId21"/>
+                    <a:stretch>
+                      <a:fillRect/>
+                    </a:stretch>
+                  </pic:blipFill>
+                  <pic:spPr>
+                    <a:xfrm>
+                      <a:off x="0" y="0"/>
+                      <a:ext cx="5543550" cy="1657350"/>
+                    </a:xfrm>
+                    <a:prstGeom prst="rect">
+                      <a:avLst/>
+                    </a:prstGeom>
+                  </pic:spPr>
+                </pic:pic>
+              </a:graphicData>
+            </a:graphic>
+          </wp:inline>
+        </w:drawing>
+      </w:r>
+    </w:p>
+    <w:p>
+      <w:pPr>
+        <w:pStyle w:val="berschrift3"/>
+        <w:jc w:val="both"/>
+      </w:pPr>
+      <w:bookmarkStart w:id="24" w:name="_Toc216530527"/>
+      <w:r>
+        <w:t>Evaluation</w:t>
+      </w:r>
+      <w:bookmarkEnd w:id="24"/>
+    </w:p>
+    <w:p>
+      <w:pPr>
+        <w:jc w:val="both"/>
+      </w:pPr>
+      <w:r>
+        <w:drawing>
+          <wp:inline distT="0" distB="0" distL="0" distR="0" wp14:anchorId="7994BCC7" wp14:editId="1DF383E0">
+            <wp:extent cx="5760720" cy="4077335"/>
+            <wp:effectExtent l="0" t="0" r="0" b="0"/>
+            <wp:docPr id="1681218971" name="Grafik 1" descr="Ein Bild, das Text, Diagramm, Zahl, Screenshot enthält.&#10;&#10;KI-generierte Inhalte können fehlerhaft sein."/>
+            <wp:cNvGraphicFramePr>
+              <a:graphicFrameLocks xmlns:a="http://schemas.openxmlformats.org/drawingml/2006/main" noChangeAspect="1"/>
+            </wp:cNvGraphicFramePr>
+            <a:graphic xmlns:a="http://schemas.openxmlformats.org/drawingml/2006/main">
+              <a:graphicData uri="http://schemas.openxmlformats.org/drawingml/2006/picture">
+                <pic:pic xmlns:pic="http://schemas.openxmlformats.org/drawingml/2006/picture">
+                  <pic:nvPicPr>
+                    <pic:cNvPr id="1681218971" name="Grafik 1" descr="Ein Bild, das Text, Diagramm, Zahl, Screenshot enthält.&#10;&#10;KI-generierte Inhalte können fehlerhaft sein."/>
+                    <pic:cNvPicPr/>
+                  </pic:nvPicPr>
+                  <pic:blipFill>
+                    <a:blip r:embed="rId22"/>
+                    <a:stretch>
+                      <a:fillRect/>
+                    </a:stretch>
+                  </pic:blipFill>
+                  <pic:spPr>
+                    <a:xfrm>
+                      <a:off x="0" y="0"/>
+                      <a:ext cx="5760720" cy="4077335"/>
+                    </a:xfrm>
+                    <a:prstGeom prst="rect">
+                      <a:avLst/>
+                    </a:prstGeom>
+                  </pic:spPr>
+                </pic:pic>
+              </a:graphicData>
+            </a:graphic>
+          </wp:inline>
+        </w:drawing>
+      </w:r>
+    </w:p>
+    <w:p>
+      <w:pPr>
+        <w:jc w:val="both"/>
+      </w:pPr>
+      <w:r>
+        <w:t xml:space="preserve">Da es im </w:t>
+      </w:r>
+      <w:proofErr w:type="spellStart"/>
+      <w:r>
+        <w:t>Noisy</w:t>
+      </w:r>
+      <w:proofErr w:type="spellEnd"/>
+      <w:r>
+        <w:t xml:space="preserve"> Network kein Epsilon gibt, welche zufällige Aktionen ausführen kann, bleibt der </w:t>
+      </w:r>
+      <w:proofErr w:type="spellStart"/>
+      <w:r>
+        <w:t>Reward</w:t>
+      </w:r>
+      <w:proofErr w:type="spellEnd"/>
+      <w:r>
+        <w:t xml:space="preserve"> immer derselbe.</w:t>
+      </w:r>
+    </w:p>
+    <w:p>
+      <w:pPr>
+        <w:jc w:val="both"/>
+      </w:pPr>
+      <w:r>
+        <w:t>Es ist schnell ersichtlich, dass auch dieser Ansatz nicht sonderlich gut ist und deutlich unter dem Initialen Ansatz liegt.</w:t>
+      </w:r>
+      <w:r>
+        <w:t xml:space="preserve"> Es ist zudem auch zu sehen, dass der Loss tiefer ist als beim initialen Ansatz und er nach etwa einer Millon Schritten beginnt zu stagnieren.</w:t>
+      </w:r>
+    </w:p>
+    <w:p>
+      <w:pPr>
+        <w:jc w:val="both"/>
+      </w:pPr>
+      <w:r>
+        <w:lastRenderedPageBreak/>
+        <w:drawing>
+          <wp:inline distT="0" distB="0" distL="0" distR="0" wp14:anchorId="6604FD22" wp14:editId="592D4511">
+            <wp:extent cx="5760720" cy="2032635"/>
+            <wp:effectExtent l="0" t="0" r="0" b="5715"/>
+            <wp:docPr id="959244732" name="Grafik 1" descr="Ein Bild, das Screenshot, Astronomie enthält.&#10;&#10;KI-generierte Inhalte können fehlerhaft sein."/>
+            <wp:cNvGraphicFramePr>
+              <a:graphicFrameLocks xmlns:a="http://schemas.openxmlformats.org/drawingml/2006/main" noChangeAspect="1"/>
+            </wp:cNvGraphicFramePr>
+            <a:graphic xmlns:a="http://schemas.openxmlformats.org/drawingml/2006/main">
+              <a:graphicData uri="http://schemas.openxmlformats.org/drawingml/2006/picture">
+                <pic:pic xmlns:pic="http://schemas.openxmlformats.org/drawingml/2006/picture">
+                  <pic:nvPicPr>
+                    <pic:cNvPr id="959244732" name="Grafik 1" descr="Ein Bild, das Screenshot, Astronomie enthält.&#10;&#10;KI-generierte Inhalte können fehlerhaft sein."/>
+                    <pic:cNvPicPr/>
+                  </pic:nvPicPr>
+                  <pic:blipFill>
+                    <a:blip r:embed="rId23"/>
+                    <a:stretch>
+                      <a:fillRect/>
+                    </a:stretch>
+                  </pic:blipFill>
+                  <pic:spPr>
+                    <a:xfrm>
+                      <a:off x="0" y="0"/>
+                      <a:ext cx="5760720" cy="2032635"/>
+                    </a:xfrm>
+                    <a:prstGeom prst="rect">
+                      <a:avLst/>
+                    </a:prstGeom>
+                  </pic:spPr>
+                </pic:pic>
+              </a:graphicData>
+            </a:graphic>
+          </wp:inline>
+        </w:drawing>
+      </w:r>
+    </w:p>
+    <w:p>
+      <w:pPr>
+        <w:pStyle w:val="berschrift3"/>
+        <w:jc w:val="both"/>
+      </w:pPr>
+      <w:bookmarkStart w:id="25" w:name="_Toc216530528"/>
+      <w:r>
+        <w:t>Analyse</w:t>
+      </w:r>
+      <w:bookmarkEnd w:id="25"/>
+    </w:p>
+    <w:p>
+      <w:pPr>
+        <w:jc w:val="both"/>
+      </w:pPr>
+      <w:r>
+        <w:t>Der Ansatz ist sehr interessant, da er im vergleich zu allen anderen Methoden Das Problem anders angeht. Jedoch ist auch ersichtlich, dass es nach einiger Zeit an seine Grenzen kommt und danach Probleme hat weiter zu lernen.</w:t>
+      </w:r>
+    </w:p>
+    <w:p>
+      <w:r>
+        <w:br w:type="page"/>
+      </w:r>
+    </w:p>
+    <w:p>
+      <w:pPr>
+        <w:pStyle w:val="berschrift1"/>
+        <w:jc w:val="both"/>
+      </w:pPr>
+      <w:bookmarkStart w:id="26" w:name="_Toc216530529"/>
+      <w:r>
+        <w:rPr>
+          <w:noProof/>
+        </w:rPr>
+        <w:lastRenderedPageBreak/>
+        <w:drawing>
+          <wp:anchor distT="0" distB="0" distL="114300" distR="114300" simplePos="0" relativeHeight="251659264" behindDoc="1" locked="0" layoutInCell="1" allowOverlap="1" wp14:anchorId="717DE8D5" wp14:editId="5EA98797">
+            <wp:simplePos x="0" y="0"/>
+            <wp:positionH relativeFrom="column">
+              <wp:posOffset>3133090</wp:posOffset>
+            </wp:positionH>
+            <wp:positionV relativeFrom="paragraph">
+              <wp:posOffset>637540</wp:posOffset>
+            </wp:positionV>
+            <wp:extent cx="3169285" cy="2372360"/>
+            <wp:effectExtent l="0" t="0" r="0" b="8890"/>
+            <wp:wrapTight wrapText="bothSides">
+              <wp:wrapPolygon edited="0">
+                <wp:start x="0" y="0"/>
+                <wp:lineTo x="0" y="21507"/>
+                <wp:lineTo x="21423" y="21507"/>
+                <wp:lineTo x="21423" y="0"/>
+                <wp:lineTo x="0" y="0"/>
+              </wp:wrapPolygon>
+            </wp:wrapTight>
+            <wp:docPr id="1879979101" name="Grafik 1" descr="Ein Bild, das Text, Screenshot, Diagramm, Zahl enthält.&#10;&#10;KI-generierte Inhalte können fehlerhaft sein."/>
+            <wp:cNvGraphicFramePr>
+              <a:graphicFrameLocks xmlns:a="http://schemas.openxmlformats.org/drawingml/2006/main" noChangeAspect="1"/>
+            </wp:cNvGraphicFramePr>
+            <a:graphic xmlns:a="http://schemas.openxmlformats.org/drawingml/2006/main">
+              <a:graphicData uri="http://schemas.openxmlformats.org/drawingml/2006/picture">
+                <pic:pic xmlns:pic="http://schemas.openxmlformats.org/drawingml/2006/picture">
+                  <pic:nvPicPr>
+                    <pic:cNvPr id="1879979101" name="Grafik 1" descr="Ein Bild, das Text, Screenshot, Diagramm, Zahl enthält.&#10;&#10;KI-generierte Inhalte können fehlerhaft sein."/>
+                    <pic:cNvPicPr/>
+                  </pic:nvPicPr>
+                  <pic:blipFill>
+                    <a:blip r:embed="rId24">
+                      <a:extLst>
+                        <a:ext uri="{28A0092B-C50C-407E-A947-70E740481C1C}">
+                          <a14:useLocalDpi xmlns:a14="http://schemas.microsoft.com/office/drawing/2010/main" val="0"/>
+                        </a:ext>
+                      </a:extLst>
+                    </a:blip>
+                    <a:stretch>
+                      <a:fillRect/>
+                    </a:stretch>
+                  </pic:blipFill>
+                  <pic:spPr>
+                    <a:xfrm>
+                      <a:off x="0" y="0"/>
+                      <a:ext cx="3169285" cy="2372360"/>
+                    </a:xfrm>
+                    <a:prstGeom prst="rect">
+                      <a:avLst/>
+                    </a:prstGeom>
+                  </pic:spPr>
+                </pic:pic>
+              </a:graphicData>
+            </a:graphic>
+            <wp14:sizeRelH relativeFrom="margin">
+              <wp14:pctWidth>0</wp14:pctWidth>
+            </wp14:sizeRelH>
+            <wp14:sizeRelV relativeFrom="margin">
+              <wp14:pctHeight>0</wp14:pctHeight>
+            </wp14:sizeRelV>
+          </wp:anchor>
+        </w:drawing>
+      </w:r>
+      <w:r>
+        <w:rPr>
+          <w:noProof/>
+        </w:rPr>
+        <w:drawing>
+          <wp:anchor distT="0" distB="0" distL="114300" distR="114300" simplePos="0" relativeHeight="251658240" behindDoc="1" locked="0" layoutInCell="1" allowOverlap="1" wp14:anchorId="5303C9EA" wp14:editId="05C40C37">
+            <wp:simplePos x="0" y="0"/>
+            <wp:positionH relativeFrom="column">
+              <wp:posOffset>-3175</wp:posOffset>
+            </wp:positionH>
+            <wp:positionV relativeFrom="paragraph">
+              <wp:posOffset>490855</wp:posOffset>
+            </wp:positionV>
+            <wp:extent cx="3136265" cy="2493010"/>
+            <wp:effectExtent l="0" t="0" r="6985" b="2540"/>
+            <wp:wrapTight wrapText="bothSides">
+              <wp:wrapPolygon edited="0">
+                <wp:start x="0" y="0"/>
+                <wp:lineTo x="0" y="21457"/>
+                <wp:lineTo x="21517" y="21457"/>
+                <wp:lineTo x="21517" y="0"/>
+                <wp:lineTo x="0" y="0"/>
+              </wp:wrapPolygon>
+            </wp:wrapTight>
+            <wp:docPr id="1439951502" name="Grafik 1" descr="Ein Bild, das Text, Diagramm, Screenshot, Reihe enthält.&#10;&#10;KI-generierte Inhalte können fehlerhaft sein."/>
+            <wp:cNvGraphicFramePr>
+              <a:graphicFrameLocks xmlns:a="http://schemas.openxmlformats.org/drawingml/2006/main" noChangeAspect="1"/>
+            </wp:cNvGraphicFramePr>
+            <a:graphic xmlns:a="http://schemas.openxmlformats.org/drawingml/2006/main">
+              <a:graphicData uri="http://schemas.openxmlformats.org/drawingml/2006/picture">
+                <pic:pic xmlns:pic="http://schemas.openxmlformats.org/drawingml/2006/picture">
+                  <pic:nvPicPr>
+                    <pic:cNvPr id="1439951502" name="Grafik 1" descr="Ein Bild, das Text, Diagramm, Screenshot, Reihe enthält.&#10;&#10;KI-generierte Inhalte können fehlerhaft sein."/>
+                    <pic:cNvPicPr/>
+                  </pic:nvPicPr>
+                  <pic:blipFill>
+                    <a:blip r:embed="rId25">
+                      <a:extLst>
+                        <a:ext uri="{28A0092B-C50C-407E-A947-70E740481C1C}">
+                          <a14:useLocalDpi xmlns:a14="http://schemas.microsoft.com/office/drawing/2010/main" val="0"/>
+                        </a:ext>
+                      </a:extLst>
+                    </a:blip>
+                    <a:stretch>
+                      <a:fillRect/>
+                    </a:stretch>
+                  </pic:blipFill>
+                  <pic:spPr>
+                    <a:xfrm>
+                      <a:off x="0" y="0"/>
+                      <a:ext cx="3136265" cy="2493010"/>
+                    </a:xfrm>
+                    <a:prstGeom prst="rect">
+                      <a:avLst/>
+                    </a:prstGeom>
+                  </pic:spPr>
+                </pic:pic>
+              </a:graphicData>
+            </a:graphic>
+            <wp14:sizeRelH relativeFrom="margin">
+              <wp14:pctWidth>0</wp14:pctWidth>
+            </wp14:sizeRelH>
+            <wp14:sizeRelV relativeFrom="margin">
+              <wp14:pctHeight>0</wp14:pctHeight>
+            </wp14:sizeRelV>
+          </wp:anchor>
+        </w:drawing>
+      </w:r>
+      <w:r>
+        <w:t>Finaler Vergleich</w:t>
+      </w:r>
+      <w:bookmarkEnd w:id="26"/>
+    </w:p>
+    <w:p>
+      <w:pPr>
+        <w:jc w:val="both"/>
+      </w:pPr>
+      <w:r>
+        <w:rPr>
+          <w:noProof/>
+        </w:rPr>
+        <w:drawing>
+          <wp:anchor distT="0" distB="0" distL="114300" distR="114300" simplePos="0" relativeHeight="251660288" behindDoc="1" locked="0" layoutInCell="1" allowOverlap="1" wp14:anchorId="470F43E6" wp14:editId="0C21B815">
+            <wp:simplePos x="0" y="0"/>
+            <wp:positionH relativeFrom="column">
+              <wp:posOffset>-3175</wp:posOffset>
+            </wp:positionH>
+            <wp:positionV relativeFrom="paragraph">
+              <wp:posOffset>2614415</wp:posOffset>
+            </wp:positionV>
+            <wp:extent cx="3114040" cy="2246630"/>
+            <wp:effectExtent l="0" t="0" r="0" b="1270"/>
+            <wp:wrapTight wrapText="bothSides">
+              <wp:wrapPolygon edited="0">
+                <wp:start x="0" y="0"/>
+                <wp:lineTo x="0" y="21429"/>
+                <wp:lineTo x="21406" y="21429"/>
+                <wp:lineTo x="21406" y="0"/>
+                <wp:lineTo x="0" y="0"/>
+              </wp:wrapPolygon>
+            </wp:wrapTight>
+            <wp:docPr id="1798694296" name="Grafik 1" descr="Ein Bild, das Text, Reihe, Diagramm, Schrift enthält.&#10;&#10;KI-generierte Inhalte können fehlerhaft sein."/>
+            <wp:cNvGraphicFramePr>
+              <a:graphicFrameLocks xmlns:a="http://schemas.openxmlformats.org/drawingml/2006/main" noChangeAspect="1"/>
+            </wp:cNvGraphicFramePr>
+            <a:graphic xmlns:a="http://schemas.openxmlformats.org/drawingml/2006/main">
+              <a:graphicData uri="http://schemas.openxmlformats.org/drawingml/2006/picture">
+                <pic:pic xmlns:pic="http://schemas.openxmlformats.org/drawingml/2006/picture">
+                  <pic:nvPicPr>
+                    <pic:cNvPr id="1798694296" name="Grafik 1" descr="Ein Bild, das Text, Reihe, Diagramm, Schrift enthält.&#10;&#10;KI-generierte Inhalte können fehlerhaft sein."/>
+                    <pic:cNvPicPr/>
+                  </pic:nvPicPr>
+                  <pic:blipFill>
+                    <a:blip r:embed="rId26">
+                      <a:extLst>
+                        <a:ext uri="{28A0092B-C50C-407E-A947-70E740481C1C}">
+                          <a14:useLocalDpi xmlns:a14="http://schemas.microsoft.com/office/drawing/2010/main" val="0"/>
+                        </a:ext>
+                      </a:extLst>
+                    </a:blip>
+                    <a:stretch>
+                      <a:fillRect/>
+                    </a:stretch>
+                  </pic:blipFill>
+                  <pic:spPr>
+                    <a:xfrm>
+                      <a:off x="0" y="0"/>
+                      <a:ext cx="3114040" cy="2246630"/>
+                    </a:xfrm>
+                    <a:prstGeom prst="rect">
+                      <a:avLst/>
+                    </a:prstGeom>
+                  </pic:spPr>
+                </pic:pic>
+              </a:graphicData>
+            </a:graphic>
+          </wp:anchor>
+        </w:drawing>
+      </w:r>
+      <w:r>
+        <w:rPr>
+          <w:noProof/>
+        </w:rPr>
+        <w:t xml:space="preserve">  </w:t>
+      </w:r>
+    </w:p>
+    <w:p>
+      <w:bookmarkStart w:id="27" w:name="_Toc216530530"/>
     </w:p>
     <w:p/>
     <w:p/>
-    <w:p>
-      <w:pPr>
-        <w:pStyle w:val="berschrift2"/>
-      </w:pPr>
-      <w:bookmarkStart w:id="16" w:name="_Toc216530519"/>
-      <w:r>
-        <w:t>PRE Replay Buffer</w:t>
-      </w:r>
-      <w:bookmarkEnd w:id="16"/>
-    </w:p>
-    <w:p>
-      <w:pPr>
-        <w:pStyle w:val="berschrift3"/>
-      </w:pPr>
-      <w:bookmarkStart w:id="17" w:name="_Toc216530520"/>
-      <w:r>
-        <w:t>Hypothese</w:t>
-      </w:r>
-      <w:bookmarkEnd w:id="17"/>
-    </w:p>
-    <w:p/>
-    <w:p>
-      <w:pPr>
-        <w:pStyle w:val="berschrift3"/>
-      </w:pPr>
-      <w:bookmarkStart w:id="18" w:name="_Toc216530521"/>
-      <w:r>
-        <w:t>Implementierung</w:t>
-      </w:r>
-      <w:bookmarkEnd w:id="18"/>
-    </w:p>
-    <w:p/>
-    <w:p>
-      <w:pPr>
-        <w:pStyle w:val="berschrift3"/>
-      </w:pPr>
-      <w:bookmarkStart w:id="19" w:name="_Toc216530522"/>
-      <w:r>
-        <w:t>Evaluation</w:t>
-      </w:r>
-      <w:bookmarkEnd w:id="19"/>
-    </w:p>
-    <w:p/>
-    <w:p>
-      <w:pPr>
-        <w:pStyle w:val="berschrift3"/>
-      </w:pPr>
-      <w:bookmarkStart w:id="20" w:name="_Toc216530523"/>
-      <w:r>
-        <w:t>Analyse</w:t>
-      </w:r>
-      <w:bookmarkEnd w:id="20"/>
-    </w:p>
     <w:p/>
     <w:p/>
-    <w:p>
-      <w:pPr>
-        <w:pStyle w:val="berschrift2"/>
-      </w:pPr>
-      <w:bookmarkStart w:id="21" w:name="_Toc216530524"/>
-      <w:proofErr w:type="spellStart"/>
-      <w:r>
-        <w:lastRenderedPageBreak/>
-        <w:t>Noisy</w:t>
-      </w:r>
-      <w:proofErr w:type="spellEnd"/>
-      <w:r>
-        <w:t xml:space="preserve"> Net</w:t>
-      </w:r>
-      <w:bookmarkEnd w:id="21"/>
-    </w:p>
-    <w:p>
-      <w:pPr>
-        <w:pStyle w:val="berschrift3"/>
-      </w:pPr>
-      <w:bookmarkStart w:id="22" w:name="_Toc216530525"/>
-      <w:r>
-        <w:t>Hypothese</w:t>
-      </w:r>
-      <w:bookmarkEnd w:id="22"/>
-    </w:p>
-    <w:p/>
-    <w:p>
-      <w:pPr>
-        <w:pStyle w:val="berschrift3"/>
-      </w:pPr>
-      <w:bookmarkStart w:id="23" w:name="_Toc216530526"/>
-      <w:r>
-        <w:t>Implementierung</w:t>
-      </w:r>
-      <w:bookmarkEnd w:id="23"/>
-    </w:p>
-    <w:p/>
-    <w:p>
-      <w:pPr>
-        <w:pStyle w:val="berschrift3"/>
-      </w:pPr>
-      <w:bookmarkStart w:id="24" w:name="_Toc216530527"/>
-      <w:r>
-        <w:t>Evaluation</w:t>
-      </w:r>
-      <w:bookmarkEnd w:id="24"/>
-    </w:p>
-    <w:p/>
-    <w:p>
-      <w:pPr>
-        <w:pStyle w:val="berschrift3"/>
-      </w:pPr>
-      <w:bookmarkStart w:id="25" w:name="_Toc216530528"/>
-      <w:r>
-        <w:t>Analyse</w:t>
-      </w:r>
-      <w:bookmarkEnd w:id="25"/>
-    </w:p>
     <w:p/>
     <w:p/>
     <w:p>
+      <w:r>
+        <w:t>Es ist sicherlich gut zu sehen, dass egal welcher Agent und welche Verbesserung gewählt wurde, die Perfomance jedes Mal besser war als der Random Agent. Es ist zudem auch erkennbar, dass einige der Agenten etwas mehr Streuung in den Resultaten haben als andere.</w:t>
+      </w:r>
+    </w:p>
+    <w:p>
+      <w:r>
+        <w:t xml:space="preserve">Es ist aber auch ersichtlich das die experimentelleren Ansätze des </w:t>
+      </w:r>
+      <w:proofErr w:type="spellStart"/>
+      <w:r>
+        <w:t>Noisy</w:t>
+      </w:r>
+      <w:proofErr w:type="spellEnd"/>
+      <w:r>
+        <w:t xml:space="preserve"> Networks sowie den PER Buffer schlechter abschneiden als der Initiale Ansatz.</w:t>
+      </w:r>
+    </w:p>
+    <w:p>
+      <w:r>
+        <w:t>Es ist auch klar, dass zumindest in meinen durchgeführten Experimenten das Dueling DQN klar am besten performt hat.</w:t>
+      </w:r>
+      <w:r>
+        <w:br w:type="page"/>
+      </w:r>
+    </w:p>
+    <w:p>
       <w:pPr>
         <w:pStyle w:val="berschrift1"/>
-      </w:pPr>
-      <w:bookmarkStart w:id="26" w:name="_Toc216530529"/>
-      <w:r>
-        <w:t>Finaler Vergleich</w:t>
-      </w:r>
-      <w:bookmarkEnd w:id="26"/>
-    </w:p>
-    <w:p/>
+        <w:jc w:val="both"/>
+      </w:pPr>
+      <w:r>
+        <w:lastRenderedPageBreak/>
+        <w:t>Fazit</w:t>
+      </w:r>
+      <w:bookmarkEnd w:id="27"/>
+    </w:p>
+    <w:p>
+      <w:pPr>
+        <w:jc w:val="both"/>
+      </w:pPr>
+      <w:r>
+        <w:t xml:space="preserve">Ich habe während dieser Challenge enorm viel über DQN und Reinforcement </w:t>
+      </w:r>
+      <w:proofErr w:type="spellStart"/>
+      <w:r>
+        <w:t>learning</w:t>
+      </w:r>
+      <w:proofErr w:type="spellEnd"/>
+      <w:r>
+        <w:t xml:space="preserve"> gelernt. Es wird einem bewusst, wie sehr auch kleine Änderungen wie beispielsweise eine unterschiedliche Betrachtung von State und Action einen grossen Einfluss auf den Agenten haben können.</w:t>
+      </w:r>
+    </w:p>
+    <w:p>
+      <w:pPr>
+        <w:jc w:val="both"/>
+      </w:pPr>
+      <w:r>
+        <w:t>Zudem wird einem Bewusst, wie viel Rechenleistung und Zeit ein solches Programm benötigt. Es hat gezeigt, dass es für bestimmte Probleme sehr sinnvoll sein kann, ein DQN zu erstellen, jedoch muss auch klar beachtet werden, dass dies sehr aufwändig ist.</w:t>
+      </w:r>
+    </w:p>
+    <w:p>
+      <w:pPr>
+        <w:jc w:val="both"/>
+      </w:pPr>
+      <w:r>
+        <w:t xml:space="preserve">Meine Ergebnisse waren teilweise mehr und teilweise weniger zufriedenstellend. Gerade das PER und </w:t>
+      </w:r>
+      <w:proofErr w:type="spellStart"/>
+      <w:r>
+        <w:t>Noisy</w:t>
+      </w:r>
+      <w:proofErr w:type="spellEnd"/>
+      <w:r>
+        <w:t xml:space="preserve"> hatte mich etwas enttäuscht.</w:t>
+      </w:r>
+    </w:p>
+    <w:p>
+      <w:pPr>
+        <w:jc w:val="both"/>
+      </w:pPr>
+      <w:r>
+        <w:t>Etwas, was ich noch nicht getan habe, aber sicherlich auch einen hohen Effekt haben würde ist das Hyperparameter Tuning. Ich habe dies ausgelassen, um mir möglichst viele verschiedene andere Erweiterungen ansehen zu können. Doch am Ende habe ich gemerkt, dass viele der Experimente wahrscheinlich noch etwas besser gewesen wären, wenn ich die Parameter zu beginn etwas optimiert hätte und mir die Veränderungen angeschaut hätte.</w:t>
+      </w:r>
+    </w:p>
+    <w:p>
+      <w:pPr>
+        <w:jc w:val="both"/>
+      </w:pPr>
+      <w:r>
+        <w:t>Mit der Evaluation bin ich mässig zufrieden. Ich bin mir nicht komplett sicher, wie gut und aussagekräftig eine Evaluation mit einem kleinen Epsilon ist. Jedoch habe ich das Problem gehabt, dass ich bei Epsilon gleich Null immer die gleichen Werte bekommen habe.</w:t>
+      </w:r>
+    </w:p>
+    <w:p>
+      <w:pPr>
+        <w:jc w:val="both"/>
+      </w:pPr>
+      <w:r>
+        <w:t xml:space="preserve">Auch das </w:t>
+      </w:r>
+      <w:proofErr w:type="spellStart"/>
+      <w:r>
+        <w:t>Logging</w:t>
+      </w:r>
+      <w:proofErr w:type="spellEnd"/>
+      <w:r>
+        <w:t xml:space="preserve"> im </w:t>
+      </w:r>
+      <w:proofErr w:type="spellStart"/>
+      <w:r>
+        <w:t>Tensoboard</w:t>
+      </w:r>
+      <w:proofErr w:type="spellEnd"/>
+      <w:r>
+        <w:t xml:space="preserve"> könnte noch erweitert werden. Beispielsweise, wie sich Q-Werte verändern oder wie die Schrittlänge während des Trainings sind.</w:t>
+      </w:r>
+    </w:p>
+    <w:p>
+      <w:pPr>
+        <w:jc w:val="both"/>
+      </w:pPr>
+      <w:r>
+        <w:t>Diese Verbesserungen könnten für ein zukünftiges Projekt noch umgesetzt werden. Für dieses Projekt hier ist es aufgrund der langen Laufzeiten des DQNs aber leider nicht mehr wirklich realisierbar.</w:t>
+      </w:r>
+    </w:p>
     <w:p>
       <w:pPr>
         <w:pStyle w:val="berschrift1"/>
-      </w:pPr>
-      <w:bookmarkStart w:id="27" w:name="_Toc216530530"/>
-      <w:r>
-        <w:t>Fazit</w:t>
-      </w:r>
-      <w:bookmarkEnd w:id="27"/>
-    </w:p>
-    <w:p/>
-    <w:p>
-      <w:pPr>
-        <w:pStyle w:val="berschrift1"/>
+        <w:jc w:val="both"/>
       </w:pPr>
       <w:bookmarkStart w:id="28" w:name="_Toc216530531"/>
       <w:r>
@@ -2679,8 +5821,35 @@
       </w:r>
       <w:bookmarkEnd w:id="28"/>
     </w:p>
+    <w:p>
+      <w:r>
+        <w:t>In einem weiteren Schritt müssten definitiv noch die Hyperparameter optimiert werden. Zudem könnte ich mir gut vorstellen, da</w:t>
+      </w:r>
+      <w:r>
+        <w:t>s</w:t>
+      </w:r>
+      <w:r>
+        <w:t xml:space="preserve">s die verschiedenen Erweiterungen </w:t>
+      </w:r>
+      <w:r>
+        <w:t xml:space="preserve">vermischt werden könnten. Beispielsweise könnte zu Beginn mit </w:t>
+      </w:r>
+      <w:proofErr w:type="spellStart"/>
+      <w:r>
+        <w:t>Noisy</w:t>
+      </w:r>
+      <w:proofErr w:type="spellEnd"/>
+      <w:r>
+        <w:t xml:space="preserve"> Network gearbeitet werden oder zeitweise mit einem PER Buffer gearbeitet werden und alles in Verbindung mit einem Dueling Network stehen.</w:t>
+      </w:r>
+    </w:p>
+    <w:p>
+      <w:r>
+        <w:t xml:space="preserve">Auch in der Evaluation, könnten mehrere gleiche Agenten trainiert werden um beispielsweise eine Aussage darüber treffen zu können, wie sehr sie sich im Training unterscheiden. </w:t>
+      </w:r>
+    </w:p>
     <w:sectPr>
-      <w:footerReference w:type="default" r:id="rId8"/>
+      <w:footerReference w:type="default" r:id="rId27"/>
       <w:pgSz w:w="11906" w:h="16838"/>
       <w:pgMar w:top="1417" w:right="1417" w:bottom="1134" w:left="1417" w:header="708" w:footer="708" w:gutter="0"/>
       <w:cols w:space="708"/>
@@ -2784,6 +5953,315 @@
     </w:p>
   </w:footnote>
 </w:footnotes>
+</file>
+
+<file path=word/numbering.xml><?xml version="1.0" encoding="utf-8"?>
+<w:numbering xmlns:wpc="http://schemas.microsoft.com/office/word/2010/wordprocessingCanvas" xmlns:cx="http://schemas.microsoft.com/office/drawing/2014/chartex" xmlns:cx1="http://schemas.microsoft.com/office/drawing/2015/9/8/chartex" xmlns:cx2="http://schemas.microsoft.com/office/drawing/2015/10/21/chartex" xmlns:cx3="http://schemas.microsoft.com/office/drawing/2016/5/9/chartex" xmlns:cx4="http://schemas.microsoft.com/office/drawing/2016/5/10/chartex" xmlns:cx5="http://schemas.microsoft.com/office/drawing/2016/5/11/chartex" xmlns:cx6="http://schemas.microsoft.com/office/drawing/2016/5/12/chartex" xmlns:cx7="http://schemas.microsoft.com/office/drawing/2016/5/13/chartex" xmlns:cx8="http://schemas.microsoft.com/office/drawing/2016/5/14/chartex" xmlns:mc="http://schemas.openxmlformats.org/markup-compatibility/2006" xmlns:aink="http://schemas.microsoft.com/office/drawing/2016/ink" xmlns:am3d="http://schemas.microsoft.com/office/drawing/2017/model3d" xmlns:o="urn:schemas-microsoft-com:office:office" xmlns:oel="http://schemas.microsoft.com/office/2019/extlst" xmlns:r="http://schemas.openxmlformats.org/officeDocument/2006/relationships" xmlns:m="http://schemas.openxmlformats.org/officeDocument/2006/math" xmlns:v="urn:schemas-microsoft-com:vml" xmlns:wp14="http://schemas.microsoft.com/office/word/2010/wordprocessingDrawing" xmlns:wp="http://schemas.openxmlformats.org/drawingml/2006/wordprocessingDrawing" xmlns:w10="urn:schemas-microsoft-com:office:word" xmlns:w="http://schemas.openxmlformats.org/wordprocessingml/2006/main" xmlns:w14="http://schemas.microsoft.com/office/word/2010/wordml" xmlns:w15="http://schemas.microsoft.com/office/word/2012/wordml" xmlns:w16cex="http://schemas.microsoft.com/office/word/2018/wordml/cex" xmlns:w16cid="http://schemas.microsoft.com/office/word/2016/wordml/cid" xmlns:w16="http://schemas.microsoft.com/office/word/2018/wordml" xmlns:w16du="http://schemas.microsoft.com/office/word/2023/wordml/word16du" xmlns:w16sdtdh="http://schemas.microsoft.com/office/word/2020/wordml/sdtdatahash" xmlns:w16sdtfl="http://schemas.microsoft.com/office/word/2024/wordml/sdtformatlock" xmlns:w16se="http://schemas.microsoft.com/office/word/2015/wordml/symex" xmlns:wpg="http://schemas.microsoft.com/office/word/2010/wordprocessingGroup" xmlns:wpi="http://schemas.microsoft.com/office/word/2010/wordprocessingInk" xmlns:wne="http://schemas.microsoft.com/office/word/2006/wordml" xmlns:wps="http://schemas.microsoft.com/office/word/2010/wordprocessingShape" mc:Ignorable="w14 w15 w16se w16cid w16 w16cex w16sdtdh w16sdtfl w16du wp14">
+  <w:abstractNum w:abstractNumId="0" w15:restartNumberingAfterBreak="0">
+    <w:nsid w:val="39D60BF1"/>
+    <w:multiLevelType w:val="multilevel"/>
+    <w:tmpl w:val="8DC2C960"/>
+    <w:lvl w:ilvl="0">
+      <w:start w:val="1"/>
+      <w:numFmt w:val="bullet"/>
+      <w:lvlText w:val=""/>
+      <w:lvlJc w:val="left"/>
+      <w:pPr>
+        <w:tabs>
+          <w:tab w:val="num" w:pos="720"/>
+        </w:tabs>
+        <w:ind w:left="720" w:hanging="360"/>
+      </w:pPr>
+      <w:rPr>
+        <w:rFonts w:ascii="Symbol" w:hAnsi="Symbol" w:hint="default"/>
+        <w:sz w:val="20"/>
+      </w:rPr>
+    </w:lvl>
+    <w:lvl w:ilvl="1" w:tentative="1">
+      <w:start w:val="1"/>
+      <w:numFmt w:val="bullet"/>
+      <w:lvlText w:val="o"/>
+      <w:lvlJc w:val="left"/>
+      <w:pPr>
+        <w:tabs>
+          <w:tab w:val="num" w:pos="1440"/>
+        </w:tabs>
+        <w:ind w:left="1440" w:hanging="360"/>
+      </w:pPr>
+      <w:rPr>
+        <w:rFonts w:ascii="Courier New" w:hAnsi="Courier New" w:hint="default"/>
+        <w:sz w:val="20"/>
+      </w:rPr>
+    </w:lvl>
+    <w:lvl w:ilvl="2" w:tentative="1">
+      <w:start w:val="1"/>
+      <w:numFmt w:val="bullet"/>
+      <w:lvlText w:val=""/>
+      <w:lvlJc w:val="left"/>
+      <w:pPr>
+        <w:tabs>
+          <w:tab w:val="num" w:pos="2160"/>
+        </w:tabs>
+        <w:ind w:left="2160" w:hanging="360"/>
+      </w:pPr>
+      <w:rPr>
+        <w:rFonts w:ascii="Wingdings" w:hAnsi="Wingdings" w:hint="default"/>
+        <w:sz w:val="20"/>
+      </w:rPr>
+    </w:lvl>
+    <w:lvl w:ilvl="3" w:tentative="1">
+      <w:start w:val="1"/>
+      <w:numFmt w:val="bullet"/>
+      <w:lvlText w:val=""/>
+      <w:lvlJc w:val="left"/>
+      <w:pPr>
+        <w:tabs>
+          <w:tab w:val="num" w:pos="2880"/>
+        </w:tabs>
+        <w:ind w:left="2880" w:hanging="360"/>
+      </w:pPr>
+      <w:rPr>
+        <w:rFonts w:ascii="Wingdings" w:hAnsi="Wingdings" w:hint="default"/>
+        <w:sz w:val="20"/>
+      </w:rPr>
+    </w:lvl>
+    <w:lvl w:ilvl="4" w:tentative="1">
+      <w:start w:val="1"/>
+      <w:numFmt w:val="bullet"/>
+      <w:lvlText w:val=""/>
+      <w:lvlJc w:val="left"/>
+      <w:pPr>
+        <w:tabs>
+          <w:tab w:val="num" w:pos="3600"/>
+        </w:tabs>
+        <w:ind w:left="3600" w:hanging="360"/>
+      </w:pPr>
+      <w:rPr>
+        <w:rFonts w:ascii="Wingdings" w:hAnsi="Wingdings" w:hint="default"/>
+        <w:sz w:val="20"/>
+      </w:rPr>
+    </w:lvl>
+    <w:lvl w:ilvl="5" w:tentative="1">
+      <w:start w:val="1"/>
+      <w:numFmt w:val="bullet"/>
+      <w:lvlText w:val=""/>
+      <w:lvlJc w:val="left"/>
+      <w:pPr>
+        <w:tabs>
+          <w:tab w:val="num" w:pos="4320"/>
+        </w:tabs>
+        <w:ind w:left="4320" w:hanging="360"/>
+      </w:pPr>
+      <w:rPr>
+        <w:rFonts w:ascii="Wingdings" w:hAnsi="Wingdings" w:hint="default"/>
+        <w:sz w:val="20"/>
+      </w:rPr>
+    </w:lvl>
+    <w:lvl w:ilvl="6" w:tentative="1">
+      <w:start w:val="1"/>
+      <w:numFmt w:val="bullet"/>
+      <w:lvlText w:val=""/>
+      <w:lvlJc w:val="left"/>
+      <w:pPr>
+        <w:tabs>
+          <w:tab w:val="num" w:pos="5040"/>
+        </w:tabs>
+        <w:ind w:left="5040" w:hanging="360"/>
+      </w:pPr>
+      <w:rPr>
+        <w:rFonts w:ascii="Wingdings" w:hAnsi="Wingdings" w:hint="default"/>
+        <w:sz w:val="20"/>
+      </w:rPr>
+    </w:lvl>
+    <w:lvl w:ilvl="7" w:tentative="1">
+      <w:start w:val="1"/>
+      <w:numFmt w:val="bullet"/>
+      <w:lvlText w:val=""/>
+      <w:lvlJc w:val="left"/>
+      <w:pPr>
+        <w:tabs>
+          <w:tab w:val="num" w:pos="5760"/>
+        </w:tabs>
+        <w:ind w:left="5760" w:hanging="360"/>
+      </w:pPr>
+      <w:rPr>
+        <w:rFonts w:ascii="Wingdings" w:hAnsi="Wingdings" w:hint="default"/>
+        <w:sz w:val="20"/>
+      </w:rPr>
+    </w:lvl>
+    <w:lvl w:ilvl="8" w:tentative="1">
+      <w:start w:val="1"/>
+      <w:numFmt w:val="bullet"/>
+      <w:lvlText w:val=""/>
+      <w:lvlJc w:val="left"/>
+      <w:pPr>
+        <w:tabs>
+          <w:tab w:val="num" w:pos="6480"/>
+        </w:tabs>
+        <w:ind w:left="6480" w:hanging="360"/>
+      </w:pPr>
+      <w:rPr>
+        <w:rFonts w:ascii="Wingdings" w:hAnsi="Wingdings" w:hint="default"/>
+        <w:sz w:val="20"/>
+      </w:rPr>
+    </w:lvl>
+  </w:abstractNum>
+  <w:abstractNum w:abstractNumId="1" w15:restartNumberingAfterBreak="0">
+    <w:nsid w:val="632D0C98"/>
+    <w:multiLevelType w:val="multilevel"/>
+    <w:tmpl w:val="BA50429E"/>
+    <w:lvl w:ilvl="0">
+      <w:start w:val="1"/>
+      <w:numFmt w:val="bullet"/>
+      <w:lvlText w:val=""/>
+      <w:lvlJc w:val="left"/>
+      <w:pPr>
+        <w:tabs>
+          <w:tab w:val="num" w:pos="720"/>
+        </w:tabs>
+        <w:ind w:left="720" w:hanging="360"/>
+      </w:pPr>
+      <w:rPr>
+        <w:rFonts w:ascii="Symbol" w:hAnsi="Symbol" w:hint="default"/>
+        <w:sz w:val="20"/>
+      </w:rPr>
+    </w:lvl>
+    <w:lvl w:ilvl="1" w:tentative="1">
+      <w:start w:val="1"/>
+      <w:numFmt w:val="bullet"/>
+      <w:lvlText w:val="o"/>
+      <w:lvlJc w:val="left"/>
+      <w:pPr>
+        <w:tabs>
+          <w:tab w:val="num" w:pos="1440"/>
+        </w:tabs>
+        <w:ind w:left="1440" w:hanging="360"/>
+      </w:pPr>
+      <w:rPr>
+        <w:rFonts w:ascii="Courier New" w:hAnsi="Courier New" w:hint="default"/>
+        <w:sz w:val="20"/>
+      </w:rPr>
+    </w:lvl>
+    <w:lvl w:ilvl="2" w:tentative="1">
+      <w:start w:val="1"/>
+      <w:numFmt w:val="bullet"/>
+      <w:lvlText w:val=""/>
+      <w:lvlJc w:val="left"/>
+      <w:pPr>
+        <w:tabs>
+          <w:tab w:val="num" w:pos="2160"/>
+        </w:tabs>
+        <w:ind w:left="2160" w:hanging="360"/>
+      </w:pPr>
+      <w:rPr>
+        <w:rFonts w:ascii="Wingdings" w:hAnsi="Wingdings" w:hint="default"/>
+        <w:sz w:val="20"/>
+      </w:rPr>
+    </w:lvl>
+    <w:lvl w:ilvl="3" w:tentative="1">
+      <w:start w:val="1"/>
+      <w:numFmt w:val="bullet"/>
+      <w:lvlText w:val=""/>
+      <w:lvlJc w:val="left"/>
+      <w:pPr>
+        <w:tabs>
+          <w:tab w:val="num" w:pos="2880"/>
+        </w:tabs>
+        <w:ind w:left="2880" w:hanging="360"/>
+      </w:pPr>
+      <w:rPr>
+        <w:rFonts w:ascii="Wingdings" w:hAnsi="Wingdings" w:hint="default"/>
+        <w:sz w:val="20"/>
+      </w:rPr>
+    </w:lvl>
+    <w:lvl w:ilvl="4" w:tentative="1">
+      <w:start w:val="1"/>
+      <w:numFmt w:val="bullet"/>
+      <w:lvlText w:val=""/>
+      <w:lvlJc w:val="left"/>
+      <w:pPr>
+        <w:tabs>
+          <w:tab w:val="num" w:pos="3600"/>
+        </w:tabs>
+        <w:ind w:left="3600" w:hanging="360"/>
+      </w:pPr>
+      <w:rPr>
+        <w:rFonts w:ascii="Wingdings" w:hAnsi="Wingdings" w:hint="default"/>
+        <w:sz w:val="20"/>
+      </w:rPr>
+    </w:lvl>
+    <w:lvl w:ilvl="5" w:tentative="1">
+      <w:start w:val="1"/>
+      <w:numFmt w:val="bullet"/>
+      <w:lvlText w:val=""/>
+      <w:lvlJc w:val="left"/>
+      <w:pPr>
+        <w:tabs>
+          <w:tab w:val="num" w:pos="4320"/>
+        </w:tabs>
+        <w:ind w:left="4320" w:hanging="360"/>
+      </w:pPr>
+      <w:rPr>
+        <w:rFonts w:ascii="Wingdings" w:hAnsi="Wingdings" w:hint="default"/>
+        <w:sz w:val="20"/>
+      </w:rPr>
+    </w:lvl>
+    <w:lvl w:ilvl="6" w:tentative="1">
+      <w:start w:val="1"/>
+      <w:numFmt w:val="bullet"/>
+      <w:lvlText w:val=""/>
+      <w:lvlJc w:val="left"/>
+      <w:pPr>
+        <w:tabs>
+          <w:tab w:val="num" w:pos="5040"/>
+        </w:tabs>
+        <w:ind w:left="5040" w:hanging="360"/>
+      </w:pPr>
+      <w:rPr>
+        <w:rFonts w:ascii="Wingdings" w:hAnsi="Wingdings" w:hint="default"/>
+        <w:sz w:val="20"/>
+      </w:rPr>
+    </w:lvl>
+    <w:lvl w:ilvl="7" w:tentative="1">
+      <w:start w:val="1"/>
+      <w:numFmt w:val="bullet"/>
+      <w:lvlText w:val=""/>
+      <w:lvlJc w:val="left"/>
+      <w:pPr>
+        <w:tabs>
+          <w:tab w:val="num" w:pos="5760"/>
+        </w:tabs>
+        <w:ind w:left="5760" w:hanging="360"/>
+      </w:pPr>
+      <w:rPr>
+        <w:rFonts w:ascii="Wingdings" w:hAnsi="Wingdings" w:hint="default"/>
+        <w:sz w:val="20"/>
+      </w:rPr>
+    </w:lvl>
+    <w:lvl w:ilvl="8" w:tentative="1">
+      <w:start w:val="1"/>
+      <w:numFmt w:val="bullet"/>
+      <w:lvlText w:val=""/>
+      <w:lvlJc w:val="left"/>
+      <w:pPr>
+        <w:tabs>
+          <w:tab w:val="num" w:pos="6480"/>
+        </w:tabs>
+        <w:ind w:left="6480" w:hanging="360"/>
+      </w:pPr>
+      <w:rPr>
+        <w:rFonts w:ascii="Wingdings" w:hAnsi="Wingdings" w:hint="default"/>
+        <w:sz w:val="20"/>
+      </w:rPr>
+    </w:lvl>
+  </w:abstractNum>
+  <w:num w:numId="1" w16cid:durableId="335306422">
+    <w:abstractNumId w:val="1"/>
+  </w:num>
+  <w:num w:numId="2" w16cid:durableId="307132757">
+    <w:abstractNumId w:val="0"/>
+  </w:num>
+</w:numbering>
 </file>
 
 <file path=word/styles.xml><?xml version="1.0" encoding="utf-8"?>
@@ -3825,6 +7303,25 @@
       <w:shd w:val="clear" w:color="auto" w:fill="E1DFDD"/>
     </w:rPr>
   </w:style>
+  <w:style w:type="table" w:styleId="Tabellenraster">
+    <w:name w:val="Table Grid"/>
+    <w:basedOn w:val="NormaleTabelle"/>
+    <w:uiPriority w:val="59"/>
+    <w:rsid w:val="000C3B3F"/>
+    <w:pPr>
+      <w:spacing w:after="0" w:line="240" w:lineRule="auto"/>
+    </w:pPr>
+    <w:tblPr>
+      <w:tblBorders>
+        <w:top w:val="single" w:sz="4" w:space="0" w:color="auto"/>
+        <w:left w:val="single" w:sz="4" w:space="0" w:color="auto"/>
+        <w:bottom w:val="single" w:sz="4" w:space="0" w:color="auto"/>
+        <w:right w:val="single" w:sz="4" w:space="0" w:color="auto"/>
+        <w:insideH w:val="single" w:sz="4" w:space="0" w:color="auto"/>
+        <w:insideV w:val="single" w:sz="4" w:space="0" w:color="auto"/>
+      </w:tblBorders>
+    </w:tblPr>
+  </w:style>
 </w:styles>
 </file>
 

--- a/Bericht RLE.docx
+++ b/Bericht RLE.docx
@@ -96,7 +96,25 @@
           <w:sz w:val="40"/>
           <w:szCs w:val="40"/>
         </w:rPr>
-        <w:t>Herbstsemerst 25</w:t>
+        <w:t>Herbstsemest</w:t>
+      </w:r>
+      <w:r>
+        <w:rPr>
+          <w:b/>
+          <w:bCs/>
+          <w:sz w:val="40"/>
+          <w:szCs w:val="40"/>
+        </w:rPr>
+        <w:t>er</w:t>
+      </w:r>
+      <w:r>
+        <w:rPr>
+          <w:b/>
+          <w:bCs/>
+          <w:sz w:val="40"/>
+          <w:szCs w:val="40"/>
+        </w:rPr>
+        <w:t xml:space="preserve"> 25</w:t>
       </w:r>
     </w:p>
     <w:p>
@@ -141,7 +159,42 @@
           <w:sz w:val="32"/>
           <w:szCs w:val="32"/>
         </w:rPr>
-        <w:t>Ort, Datum: Brugg, 13.12.2025</w:t>
+        <w:t xml:space="preserve">Ort, Datum: Brugg, </w:t>
+      </w:r>
+      <w:r>
+        <w:rPr>
+          <w:sz w:val="32"/>
+          <w:szCs w:val="32"/>
+        </w:rPr>
+        <w:t>07</w:t>
+      </w:r>
+      <w:r>
+        <w:rPr>
+          <w:sz w:val="32"/>
+          <w:szCs w:val="32"/>
+        </w:rPr>
+        <w:t>.</w:t>
+      </w:r>
+      <w:r>
+        <w:rPr>
+          <w:sz w:val="32"/>
+          <w:szCs w:val="32"/>
+        </w:rPr>
+        <w:t>01</w:t>
+      </w:r>
+      <w:r>
+        <w:rPr>
+          <w:sz w:val="32"/>
+          <w:szCs w:val="32"/>
+        </w:rPr>
+        <w:t>.202</w:t>
+      </w:r>
+      <w:r>
+        <w:rPr>
+          <w:sz w:val="32"/>
+          <w:szCs w:val="32"/>
+        </w:rPr>
+        <w:t>6</w:t>
       </w:r>
     </w:p>
     <w:p>
@@ -214,7 +267,7 @@
           <w:r>
             <w:fldChar w:fldCharType="separate"/>
           </w:r>
-          <w:hyperlink w:anchor="_Toc216530503" w:history="1">
+          <w:hyperlink w:anchor="_Toc218686266" w:history="1">
             <w:r>
               <w:rPr>
                 <w:rStyle w:val="Hyperlink"/>
@@ -241,7 +294,7 @@
                 <w:noProof/>
                 <w:webHidden/>
               </w:rPr>
-              <w:instrText xml:space="preserve"> PAGEREF _Toc216530503 \h </w:instrText>
+              <w:instrText xml:space="preserve"> PAGEREF _Toc218686266 \h </w:instrText>
             </w:r>
             <w:r>
               <w:rPr>
@@ -286,7 +339,7 @@
               <w:lang w:eastAsia="de-CH"/>
             </w:rPr>
           </w:pPr>
-          <w:hyperlink w:anchor="_Toc216530504" w:history="1">
+          <w:hyperlink w:anchor="_Toc218686267" w:history="1">
             <w:r>
               <w:rPr>
                 <w:rStyle w:val="Hyperlink"/>
@@ -313,7 +366,7 @@
                 <w:noProof/>
                 <w:webHidden/>
               </w:rPr>
-              <w:instrText xml:space="preserve"> PAGEREF _Toc216530504 \h </w:instrText>
+              <w:instrText xml:space="preserve"> PAGEREF _Toc218686267 \h </w:instrText>
             </w:r>
             <w:r>
               <w:rPr>
@@ -358,7 +411,7 @@
               <w:lang w:eastAsia="de-CH"/>
             </w:rPr>
           </w:pPr>
-          <w:hyperlink w:anchor="_Toc216530505" w:history="1">
+          <w:hyperlink w:anchor="_Toc218686268" w:history="1">
             <w:r>
               <w:rPr>
                 <w:rStyle w:val="Hyperlink"/>
@@ -385,7 +438,7 @@
                 <w:noProof/>
                 <w:webHidden/>
               </w:rPr>
-              <w:instrText xml:space="preserve"> PAGEREF _Toc216530505 \h </w:instrText>
+              <w:instrText xml:space="preserve"> PAGEREF _Toc218686268 \h </w:instrText>
             </w:r>
             <w:r>
               <w:rPr>
@@ -405,7 +458,79 @@
                 <w:noProof/>
                 <w:webHidden/>
               </w:rPr>
-              <w:t>3</w:t>
+              <w:t>4</w:t>
+            </w:r>
+            <w:r>
+              <w:rPr>
+                <w:noProof/>
+                <w:webHidden/>
+              </w:rPr>
+              <w:fldChar w:fldCharType="end"/>
+            </w:r>
+          </w:hyperlink>
+        </w:p>
+        <w:p>
+          <w:pPr>
+            <w:pStyle w:val="Verzeichnis2"/>
+            <w:tabs>
+              <w:tab w:val="right" w:leader="dot" w:pos="9062"/>
+            </w:tabs>
+            <w:rPr>
+              <w:rFonts w:eastAsiaTheme="minorEastAsia"/>
+              <w:noProof/>
+              <w:sz w:val="24"/>
+              <w:szCs w:val="24"/>
+              <w:lang w:eastAsia="de-CH"/>
+            </w:rPr>
+          </w:pPr>
+          <w:hyperlink w:anchor="_Toc218686269" w:history="1">
+            <w:r>
+              <w:rPr>
+                <w:rStyle w:val="Hyperlink"/>
+                <w:noProof/>
+              </w:rPr>
+              <w:t>Implementierung</w:t>
+            </w:r>
+            <w:r>
+              <w:rPr>
+                <w:noProof/>
+                <w:webHidden/>
+              </w:rPr>
+              <w:tab/>
+            </w:r>
+            <w:r>
+              <w:rPr>
+                <w:noProof/>
+                <w:webHidden/>
+              </w:rPr>
+              <w:fldChar w:fldCharType="begin"/>
+            </w:r>
+            <w:r>
+              <w:rPr>
+                <w:noProof/>
+                <w:webHidden/>
+              </w:rPr>
+              <w:instrText xml:space="preserve"> PAGEREF _Toc218686269 \h </w:instrText>
+            </w:r>
+            <w:r>
+              <w:rPr>
+                <w:noProof/>
+                <w:webHidden/>
+              </w:rPr>
+            </w:r>
+            <w:r>
+              <w:rPr>
+                <w:noProof/>
+                <w:webHidden/>
+              </w:rPr>
+              <w:fldChar w:fldCharType="separate"/>
+            </w:r>
+            <w:r>
+              <w:rPr>
+                <w:noProof/>
+                <w:webHidden/>
+              </w:rPr>
+              <w:t>4</w:t>
             </w:r>
             <w:r>
               <w:rPr>
@@ -430,7 +555,7 @@
               <w:lang w:eastAsia="de-CH"/>
             </w:rPr>
           </w:pPr>
-          <w:hyperlink w:anchor="_Toc216530506" w:history="1">
+          <w:hyperlink w:anchor="_Toc218686270" w:history="1">
             <w:r>
               <w:rPr>
                 <w:rStyle w:val="Hyperlink"/>
@@ -457,7 +582,7 @@
                 <w:noProof/>
                 <w:webHidden/>
               </w:rPr>
-              <w:instrText xml:space="preserve"> PAGEREF _Toc216530506 \h </w:instrText>
+              <w:instrText xml:space="preserve"> PAGEREF _Toc218686270 \h </w:instrText>
             </w:r>
             <w:r>
               <w:rPr>
@@ -477,7 +602,7 @@
                 <w:noProof/>
                 <w:webHidden/>
               </w:rPr>
-              <w:t>3</w:t>
+              <w:t>6</w:t>
             </w:r>
             <w:r>
               <w:rPr>
@@ -502,7 +627,7 @@
               <w:lang w:eastAsia="de-CH"/>
             </w:rPr>
           </w:pPr>
-          <w:hyperlink w:anchor="_Toc216530507" w:history="1">
+          <w:hyperlink w:anchor="_Toc218686271" w:history="1">
             <w:r>
               <w:rPr>
                 <w:rStyle w:val="Hyperlink"/>
@@ -529,7 +654,7 @@
                 <w:noProof/>
                 <w:webHidden/>
               </w:rPr>
-              <w:instrText xml:space="preserve"> PAGEREF _Toc216530507 \h </w:instrText>
+              <w:instrText xml:space="preserve"> PAGEREF _Toc218686271 \h </w:instrText>
             </w:r>
             <w:r>
               <w:rPr>
@@ -549,7 +674,7 @@
                 <w:noProof/>
                 <w:webHidden/>
               </w:rPr>
-              <w:t>3</w:t>
+              <w:t>7</w:t>
             </w:r>
             <w:r>
               <w:rPr>
@@ -574,7 +699,7 @@
               <w:lang w:eastAsia="de-CH"/>
             </w:rPr>
           </w:pPr>
-          <w:hyperlink w:anchor="_Toc216530508" w:history="1">
+          <w:hyperlink w:anchor="_Toc218686272" w:history="1">
             <w:r>
               <w:rPr>
                 <w:rStyle w:val="Hyperlink"/>
@@ -601,7 +726,7 @@
                 <w:noProof/>
                 <w:webHidden/>
               </w:rPr>
-              <w:instrText xml:space="preserve"> PAGEREF _Toc216530508 \h </w:instrText>
+              <w:instrText xml:space="preserve"> PAGEREF _Toc218686272 \h </w:instrText>
             </w:r>
             <w:r>
               <w:rPr>
@@ -621,7 +746,7 @@
                 <w:noProof/>
                 <w:webHidden/>
               </w:rPr>
-              <w:t>3</w:t>
+              <w:t>8</w:t>
             </w:r>
             <w:r>
               <w:rPr>
@@ -646,7 +771,7 @@
               <w:lang w:eastAsia="de-CH"/>
             </w:rPr>
           </w:pPr>
-          <w:hyperlink w:anchor="_Toc216530509" w:history="1">
+          <w:hyperlink w:anchor="_Toc218686273" w:history="1">
             <w:r>
               <w:rPr>
                 <w:rStyle w:val="Hyperlink"/>
@@ -673,7 +798,7 @@
                 <w:noProof/>
                 <w:webHidden/>
               </w:rPr>
-              <w:instrText xml:space="preserve"> PAGEREF _Toc216530509 \h </w:instrText>
+              <w:instrText xml:space="preserve"> PAGEREF _Toc218686273 \h </w:instrText>
             </w:r>
             <w:r>
               <w:rPr>
@@ -693,7 +818,7 @@
                 <w:noProof/>
                 <w:webHidden/>
               </w:rPr>
-              <w:t>3</w:t>
+              <w:t>8</w:t>
             </w:r>
             <w:r>
               <w:rPr>
@@ -718,7 +843,7 @@
               <w:lang w:eastAsia="de-CH"/>
             </w:rPr>
           </w:pPr>
-          <w:hyperlink w:anchor="_Toc216530510" w:history="1">
+          <w:hyperlink w:anchor="_Toc218686274" w:history="1">
             <w:r>
               <w:rPr>
                 <w:rStyle w:val="Hyperlink"/>
@@ -745,7 +870,7 @@
                 <w:noProof/>
                 <w:webHidden/>
               </w:rPr>
-              <w:instrText xml:space="preserve"> PAGEREF _Toc216530510 \h </w:instrText>
+              <w:instrText xml:space="preserve"> PAGEREF _Toc218686274 \h </w:instrText>
             </w:r>
             <w:r>
               <w:rPr>
@@ -765,7 +890,7 @@
                 <w:noProof/>
                 <w:webHidden/>
               </w:rPr>
-              <w:t>3</w:t>
+              <w:t>9</w:t>
             </w:r>
             <w:r>
               <w:rPr>
@@ -790,7 +915,7 @@
               <w:lang w:eastAsia="de-CH"/>
             </w:rPr>
           </w:pPr>
-          <w:hyperlink w:anchor="_Toc216530511" w:history="1">
+          <w:hyperlink w:anchor="_Toc218686275" w:history="1">
             <w:r>
               <w:rPr>
                 <w:rStyle w:val="Hyperlink"/>
@@ -817,7 +942,7 @@
                 <w:noProof/>
                 <w:webHidden/>
               </w:rPr>
-              <w:instrText xml:space="preserve"> PAGEREF _Toc216530511 \h </w:instrText>
+              <w:instrText xml:space="preserve"> PAGEREF _Toc218686275 \h </w:instrText>
             </w:r>
             <w:r>
               <w:rPr>
@@ -837,7 +962,7 @@
                 <w:noProof/>
                 <w:webHidden/>
               </w:rPr>
-              <w:t>4</w:t>
+              <w:t>9</w:t>
             </w:r>
             <w:r>
               <w:rPr>
@@ -862,7 +987,7 @@
               <w:lang w:eastAsia="de-CH"/>
             </w:rPr>
           </w:pPr>
-          <w:hyperlink w:anchor="_Toc216530512" w:history="1">
+          <w:hyperlink w:anchor="_Toc218686276" w:history="1">
             <w:r>
               <w:rPr>
                 <w:rStyle w:val="Hyperlink"/>
@@ -889,7 +1014,7 @@
                 <w:noProof/>
                 <w:webHidden/>
               </w:rPr>
-              <w:instrText xml:space="preserve"> PAGEREF _Toc216530512 \h </w:instrText>
+              <w:instrText xml:space="preserve"> PAGEREF _Toc218686276 \h </w:instrText>
             </w:r>
             <w:r>
               <w:rPr>
@@ -909,7 +1034,7 @@
                 <w:noProof/>
                 <w:webHidden/>
               </w:rPr>
-              <w:t>4</w:t>
+              <w:t>9</w:t>
             </w:r>
             <w:r>
               <w:rPr>
@@ -934,7 +1059,7 @@
               <w:lang w:eastAsia="de-CH"/>
             </w:rPr>
           </w:pPr>
-          <w:hyperlink w:anchor="_Toc216530513" w:history="1">
+          <w:hyperlink w:anchor="_Toc218686277" w:history="1">
             <w:r>
               <w:rPr>
                 <w:rStyle w:val="Hyperlink"/>
@@ -961,7 +1086,7 @@
                 <w:noProof/>
                 <w:webHidden/>
               </w:rPr>
-              <w:instrText xml:space="preserve"> PAGEREF _Toc216530513 \h </w:instrText>
+              <w:instrText xml:space="preserve"> PAGEREF _Toc218686277 \h </w:instrText>
             </w:r>
             <w:r>
               <w:rPr>
@@ -981,7 +1106,7 @@
                 <w:noProof/>
                 <w:webHidden/>
               </w:rPr>
-              <w:t>4</w:t>
+              <w:t>10</w:t>
             </w:r>
             <w:r>
               <w:rPr>
@@ -1006,7 +1131,7 @@
               <w:lang w:eastAsia="de-CH"/>
             </w:rPr>
           </w:pPr>
-          <w:hyperlink w:anchor="_Toc216530514" w:history="1">
+          <w:hyperlink w:anchor="_Toc218686278" w:history="1">
             <w:r>
               <w:rPr>
                 <w:rStyle w:val="Hyperlink"/>
@@ -1033,7 +1158,7 @@
                 <w:noProof/>
                 <w:webHidden/>
               </w:rPr>
-              <w:instrText xml:space="preserve"> PAGEREF _Toc216530514 \h </w:instrText>
+              <w:instrText xml:space="preserve"> PAGEREF _Toc218686278 \h </w:instrText>
             </w:r>
             <w:r>
               <w:rPr>
@@ -1053,7 +1178,7 @@
                 <w:noProof/>
                 <w:webHidden/>
               </w:rPr>
-              <w:t>4</w:t>
+              <w:t>10</w:t>
             </w:r>
             <w:r>
               <w:rPr>
@@ -1078,7 +1203,7 @@
               <w:lang w:eastAsia="de-CH"/>
             </w:rPr>
           </w:pPr>
-          <w:hyperlink w:anchor="_Toc216530515" w:history="1">
+          <w:hyperlink w:anchor="_Toc218686279" w:history="1">
             <w:r>
               <w:rPr>
                 <w:rStyle w:val="Hyperlink"/>
@@ -1105,7 +1230,7 @@
                 <w:noProof/>
                 <w:webHidden/>
               </w:rPr>
-              <w:instrText xml:space="preserve"> PAGEREF _Toc216530515 \h </w:instrText>
+              <w:instrText xml:space="preserve"> PAGEREF _Toc218686279 \h </w:instrText>
             </w:r>
             <w:r>
               <w:rPr>
@@ -1125,7 +1250,7 @@
                 <w:noProof/>
                 <w:webHidden/>
               </w:rPr>
-              <w:t>4</w:t>
+              <w:t>10</w:t>
             </w:r>
             <w:r>
               <w:rPr>
@@ -1150,7 +1275,7 @@
               <w:lang w:eastAsia="de-CH"/>
             </w:rPr>
           </w:pPr>
-          <w:hyperlink w:anchor="_Toc216530516" w:history="1">
+          <w:hyperlink w:anchor="_Toc218686280" w:history="1">
             <w:r>
               <w:rPr>
                 <w:rStyle w:val="Hyperlink"/>
@@ -1177,7 +1302,7 @@
                 <w:noProof/>
                 <w:webHidden/>
               </w:rPr>
-              <w:instrText xml:space="preserve"> PAGEREF _Toc216530516 \h </w:instrText>
+              <w:instrText xml:space="preserve"> PAGEREF _Toc218686280 \h </w:instrText>
             </w:r>
             <w:r>
               <w:rPr>
@@ -1197,7 +1322,7 @@
                 <w:noProof/>
                 <w:webHidden/>
               </w:rPr>
-              <w:t>4</w:t>
+              <w:t>10</w:t>
             </w:r>
             <w:r>
               <w:rPr>
@@ -1222,11 +1347,12 @@
               <w:lang w:eastAsia="de-CH"/>
             </w:rPr>
           </w:pPr>
-          <w:hyperlink w:anchor="_Toc216530517" w:history="1">
+          <w:hyperlink w:anchor="_Toc218686281" w:history="1">
             <w:r>
               <w:rPr>
                 <w:rStyle w:val="Hyperlink"/>
                 <w:noProof/>
+                <w:lang w:val="en-GB"/>
               </w:rPr>
               <w:t>Evaluation</w:t>
             </w:r>
@@ -1249,7 +1375,7 @@
                 <w:noProof/>
                 <w:webHidden/>
               </w:rPr>
-              <w:instrText xml:space="preserve"> PAGEREF _Toc216530517 \h </w:instrText>
+              <w:instrText xml:space="preserve"> PAGEREF _Toc218686281 \h </w:instrText>
             </w:r>
             <w:r>
               <w:rPr>
@@ -1269,7 +1395,7 @@
                 <w:noProof/>
                 <w:webHidden/>
               </w:rPr>
-              <w:t>4</w:t>
+              <w:t>11</w:t>
             </w:r>
             <w:r>
               <w:rPr>
@@ -1294,7 +1420,7 @@
               <w:lang w:eastAsia="de-CH"/>
             </w:rPr>
           </w:pPr>
-          <w:hyperlink w:anchor="_Toc216530518" w:history="1">
+          <w:hyperlink w:anchor="_Toc218686282" w:history="1">
             <w:r>
               <w:rPr>
                 <w:rStyle w:val="Hyperlink"/>
@@ -1321,7 +1447,7 @@
                 <w:noProof/>
                 <w:webHidden/>
               </w:rPr>
-              <w:instrText xml:space="preserve"> PAGEREF _Toc216530518 \h </w:instrText>
+              <w:instrText xml:space="preserve"> PAGEREF _Toc218686282 \h </w:instrText>
             </w:r>
             <w:r>
               <w:rPr>
@@ -1341,7 +1467,7 @@
                 <w:noProof/>
                 <w:webHidden/>
               </w:rPr>
-              <w:t>4</w:t>
+              <w:t>12</w:t>
             </w:r>
             <w:r>
               <w:rPr>
@@ -1366,13 +1492,13 @@
               <w:lang w:eastAsia="de-CH"/>
             </w:rPr>
           </w:pPr>
-          <w:hyperlink w:anchor="_Toc216530519" w:history="1">
+          <w:hyperlink w:anchor="_Toc218686283" w:history="1">
             <w:r>
               <w:rPr>
                 <w:rStyle w:val="Hyperlink"/>
                 <w:noProof/>
               </w:rPr>
-              <w:t>PRE Replay Buffer</w:t>
+              <w:t>PER Replay Buffer</w:t>
             </w:r>
             <w:r>
               <w:rPr>
@@ -1393,7 +1519,7 @@
                 <w:noProof/>
                 <w:webHidden/>
               </w:rPr>
-              <w:instrText xml:space="preserve"> PAGEREF _Toc216530519 \h </w:instrText>
+              <w:instrText xml:space="preserve"> PAGEREF _Toc218686283 \h </w:instrText>
             </w:r>
             <w:r>
               <w:rPr>
@@ -1413,7 +1539,7 @@
                 <w:noProof/>
                 <w:webHidden/>
               </w:rPr>
-              <w:t>4</w:t>
+              <w:t>12</w:t>
             </w:r>
             <w:r>
               <w:rPr>
@@ -1438,7 +1564,7 @@
               <w:lang w:eastAsia="de-CH"/>
             </w:rPr>
           </w:pPr>
-          <w:hyperlink w:anchor="_Toc216530520" w:history="1">
+          <w:hyperlink w:anchor="_Toc218686284" w:history="1">
             <w:r>
               <w:rPr>
                 <w:rStyle w:val="Hyperlink"/>
@@ -1465,7 +1591,7 @@
                 <w:noProof/>
                 <w:webHidden/>
               </w:rPr>
-              <w:instrText xml:space="preserve"> PAGEREF _Toc216530520 \h </w:instrText>
+              <w:instrText xml:space="preserve"> PAGEREF _Toc218686284 \h </w:instrText>
             </w:r>
             <w:r>
               <w:rPr>
@@ -1485,7 +1611,7 @@
                 <w:noProof/>
                 <w:webHidden/>
               </w:rPr>
-              <w:t>4</w:t>
+              <w:t>12</w:t>
             </w:r>
             <w:r>
               <w:rPr>
@@ -1510,7 +1636,7 @@
               <w:lang w:eastAsia="de-CH"/>
             </w:rPr>
           </w:pPr>
-          <w:hyperlink w:anchor="_Toc216530521" w:history="1">
+          <w:hyperlink w:anchor="_Toc218686285" w:history="1">
             <w:r>
               <w:rPr>
                 <w:rStyle w:val="Hyperlink"/>
@@ -1537,7 +1663,7 @@
                 <w:noProof/>
                 <w:webHidden/>
               </w:rPr>
-              <w:instrText xml:space="preserve"> PAGEREF _Toc216530521 \h </w:instrText>
+              <w:instrText xml:space="preserve"> PAGEREF _Toc218686285 \h </w:instrText>
             </w:r>
             <w:r>
               <w:rPr>
@@ -1557,7 +1683,7 @@
                 <w:noProof/>
                 <w:webHidden/>
               </w:rPr>
-              <w:t>4</w:t>
+              <w:t>12</w:t>
             </w:r>
             <w:r>
               <w:rPr>
@@ -1582,7 +1708,7 @@
               <w:lang w:eastAsia="de-CH"/>
             </w:rPr>
           </w:pPr>
-          <w:hyperlink w:anchor="_Toc216530522" w:history="1">
+          <w:hyperlink w:anchor="_Toc218686286" w:history="1">
             <w:r>
               <w:rPr>
                 <w:rStyle w:val="Hyperlink"/>
@@ -1609,7 +1735,7 @@
                 <w:noProof/>
                 <w:webHidden/>
               </w:rPr>
-              <w:instrText xml:space="preserve"> PAGEREF _Toc216530522 \h </w:instrText>
+              <w:instrText xml:space="preserve"> PAGEREF _Toc218686286 \h </w:instrText>
             </w:r>
             <w:r>
               <w:rPr>
@@ -1629,7 +1755,7 @@
                 <w:noProof/>
                 <w:webHidden/>
               </w:rPr>
-              <w:t>4</w:t>
+              <w:t>13</w:t>
             </w:r>
             <w:r>
               <w:rPr>
@@ -1654,7 +1780,7 @@
               <w:lang w:eastAsia="de-CH"/>
             </w:rPr>
           </w:pPr>
-          <w:hyperlink w:anchor="_Toc216530523" w:history="1">
+          <w:hyperlink w:anchor="_Toc218686287" w:history="1">
             <w:r>
               <w:rPr>
                 <w:rStyle w:val="Hyperlink"/>
@@ -1681,7 +1807,7 @@
                 <w:noProof/>
                 <w:webHidden/>
               </w:rPr>
-              <w:instrText xml:space="preserve"> PAGEREF _Toc216530523 \h </w:instrText>
+              <w:instrText xml:space="preserve"> PAGEREF _Toc218686287 \h </w:instrText>
             </w:r>
             <w:r>
               <w:rPr>
@@ -1701,7 +1827,7 @@
                 <w:noProof/>
                 <w:webHidden/>
               </w:rPr>
-              <w:t>4</w:t>
+              <w:t>14</w:t>
             </w:r>
             <w:r>
               <w:rPr>
@@ -1726,7 +1852,7 @@
               <w:lang w:eastAsia="de-CH"/>
             </w:rPr>
           </w:pPr>
-          <w:hyperlink w:anchor="_Toc216530524" w:history="1">
+          <w:hyperlink w:anchor="_Toc218686288" w:history="1">
             <w:r>
               <w:rPr>
                 <w:rStyle w:val="Hyperlink"/>
@@ -1753,7 +1879,7 @@
                 <w:noProof/>
                 <w:webHidden/>
               </w:rPr>
-              <w:instrText xml:space="preserve"> PAGEREF _Toc216530524 \h </w:instrText>
+              <w:instrText xml:space="preserve"> PAGEREF _Toc218686288 \h </w:instrText>
             </w:r>
             <w:r>
               <w:rPr>
@@ -1773,7 +1899,7 @@
                 <w:noProof/>
                 <w:webHidden/>
               </w:rPr>
-              <w:t>5</w:t>
+              <w:t>14</w:t>
             </w:r>
             <w:r>
               <w:rPr>
@@ -1798,7 +1924,7 @@
               <w:lang w:eastAsia="de-CH"/>
             </w:rPr>
           </w:pPr>
-          <w:hyperlink w:anchor="_Toc216530525" w:history="1">
+          <w:hyperlink w:anchor="_Toc218686289" w:history="1">
             <w:r>
               <w:rPr>
                 <w:rStyle w:val="Hyperlink"/>
@@ -1825,7 +1951,7 @@
                 <w:noProof/>
                 <w:webHidden/>
               </w:rPr>
-              <w:instrText xml:space="preserve"> PAGEREF _Toc216530525 \h </w:instrText>
+              <w:instrText xml:space="preserve"> PAGEREF _Toc218686289 \h </w:instrText>
             </w:r>
             <w:r>
               <w:rPr>
@@ -1845,7 +1971,7 @@
                 <w:noProof/>
                 <w:webHidden/>
               </w:rPr>
-              <w:t>5</w:t>
+              <w:t>14</w:t>
             </w:r>
             <w:r>
               <w:rPr>
@@ -1870,7 +1996,7 @@
               <w:lang w:eastAsia="de-CH"/>
             </w:rPr>
           </w:pPr>
-          <w:hyperlink w:anchor="_Toc216530526" w:history="1">
+          <w:hyperlink w:anchor="_Toc218686290" w:history="1">
             <w:r>
               <w:rPr>
                 <w:rStyle w:val="Hyperlink"/>
@@ -1897,7 +2023,7 @@
                 <w:noProof/>
                 <w:webHidden/>
               </w:rPr>
-              <w:instrText xml:space="preserve"> PAGEREF _Toc216530526 \h </w:instrText>
+              <w:instrText xml:space="preserve"> PAGEREF _Toc218686290 \h </w:instrText>
             </w:r>
             <w:r>
               <w:rPr>
@@ -1917,7 +2043,7 @@
                 <w:noProof/>
                 <w:webHidden/>
               </w:rPr>
-              <w:t>5</w:t>
+              <w:t>14</w:t>
             </w:r>
             <w:r>
               <w:rPr>
@@ -1942,7 +2068,7 @@
               <w:lang w:eastAsia="de-CH"/>
             </w:rPr>
           </w:pPr>
-          <w:hyperlink w:anchor="_Toc216530527" w:history="1">
+          <w:hyperlink w:anchor="_Toc218686291" w:history="1">
             <w:r>
               <w:rPr>
                 <w:rStyle w:val="Hyperlink"/>
@@ -1969,7 +2095,7 @@
                 <w:noProof/>
                 <w:webHidden/>
               </w:rPr>
-              <w:instrText xml:space="preserve"> PAGEREF _Toc216530527 \h </w:instrText>
+              <w:instrText xml:space="preserve"> PAGEREF _Toc218686291 \h </w:instrText>
             </w:r>
             <w:r>
               <w:rPr>
@@ -1989,7 +2115,7 @@
                 <w:noProof/>
                 <w:webHidden/>
               </w:rPr>
-              <w:t>5</w:t>
+              <w:t>15</w:t>
             </w:r>
             <w:r>
               <w:rPr>
@@ -2014,7 +2140,7 @@
               <w:lang w:eastAsia="de-CH"/>
             </w:rPr>
           </w:pPr>
-          <w:hyperlink w:anchor="_Toc216530528" w:history="1">
+          <w:hyperlink w:anchor="_Toc218686292" w:history="1">
             <w:r>
               <w:rPr>
                 <w:rStyle w:val="Hyperlink"/>
@@ -2041,7 +2167,7 @@
                 <w:noProof/>
                 <w:webHidden/>
               </w:rPr>
-              <w:instrText xml:space="preserve"> PAGEREF _Toc216530528 \h </w:instrText>
+              <w:instrText xml:space="preserve"> PAGEREF _Toc218686292 \h </w:instrText>
             </w:r>
             <w:r>
               <w:rPr>
@@ -2061,7 +2187,7 @@
                 <w:noProof/>
                 <w:webHidden/>
               </w:rPr>
-              <w:t>5</w:t>
+              <w:t>15</w:t>
             </w:r>
             <w:r>
               <w:rPr>
@@ -2086,7 +2212,7 @@
               <w:lang w:eastAsia="de-CH"/>
             </w:rPr>
           </w:pPr>
-          <w:hyperlink w:anchor="_Toc216530529" w:history="1">
+          <w:hyperlink w:anchor="_Toc218686293" w:history="1">
             <w:r>
               <w:rPr>
                 <w:rStyle w:val="Hyperlink"/>
@@ -2113,7 +2239,7 @@
                 <w:noProof/>
                 <w:webHidden/>
               </w:rPr>
-              <w:instrText xml:space="preserve"> PAGEREF _Toc216530529 \h </w:instrText>
+              <w:instrText xml:space="preserve"> PAGEREF _Toc218686293 \h </w:instrText>
             </w:r>
             <w:r>
               <w:rPr>
@@ -2133,7 +2259,7 @@
                 <w:noProof/>
                 <w:webHidden/>
               </w:rPr>
-              <w:t>5</w:t>
+              <w:t>16</w:t>
             </w:r>
             <w:r>
               <w:rPr>
@@ -2158,7 +2284,7 @@
               <w:lang w:eastAsia="de-CH"/>
             </w:rPr>
           </w:pPr>
-          <w:hyperlink w:anchor="_Toc216530530" w:history="1">
+          <w:hyperlink w:anchor="_Toc218686294" w:history="1">
             <w:r>
               <w:rPr>
                 <w:rStyle w:val="Hyperlink"/>
@@ -2185,7 +2311,7 @@
                 <w:noProof/>
                 <w:webHidden/>
               </w:rPr>
-              <w:instrText xml:space="preserve"> PAGEREF _Toc216530530 \h </w:instrText>
+              <w:instrText xml:space="preserve"> PAGEREF _Toc218686294 \h </w:instrText>
             </w:r>
             <w:r>
               <w:rPr>
@@ -2205,7 +2331,7 @@
                 <w:noProof/>
                 <w:webHidden/>
               </w:rPr>
-              <w:t>5</w:t>
+              <w:t>17</w:t>
             </w:r>
             <w:r>
               <w:rPr>
@@ -2230,7 +2356,7 @@
               <w:lang w:eastAsia="de-CH"/>
             </w:rPr>
           </w:pPr>
-          <w:hyperlink w:anchor="_Toc216530531" w:history="1">
+          <w:hyperlink w:anchor="_Toc218686295" w:history="1">
             <w:r>
               <w:rPr>
                 <w:rStyle w:val="Hyperlink"/>
@@ -2257,7 +2383,7 @@
                 <w:noProof/>
                 <w:webHidden/>
               </w:rPr>
-              <w:instrText xml:space="preserve"> PAGEREF _Toc216530531 \h </w:instrText>
+              <w:instrText xml:space="preserve"> PAGEREF _Toc218686295 \h </w:instrText>
             </w:r>
             <w:r>
               <w:rPr>
@@ -2277,7 +2403,7 @@
                 <w:noProof/>
                 <w:webHidden/>
               </w:rPr>
-              <w:t>5</w:t>
+              <w:t>17</w:t>
             </w:r>
             <w:r>
               <w:rPr>
@@ -2316,7 +2442,7 @@
       <w:pPr>
         <w:pStyle w:val="berschrift1"/>
       </w:pPr>
-      <w:bookmarkStart w:id="0" w:name="_Toc216530503"/>
+      <w:bookmarkStart w:id="0" w:name="_Toc218686266"/>
       <w:r>
         <w:lastRenderedPageBreak/>
         <w:t>Einleitung</w:t>
@@ -2328,7 +2454,7 @@
         <w:jc w:val="both"/>
       </w:pPr>
       <w:r>
-        <w:t xml:space="preserve">Dies ist der Bericht zu Minichallenge im Modul Reinforcement Learning. Ziel ist es ein DQN Agenten aufzubauen und danach vier Erweiterungen zu testen und zu sehen, wie diese sich auswirken. Der komplette Code befindet sich in einem GitHub Repository und ist unter </w:t>
+        <w:t xml:space="preserve">Dies ist der Bericht zur Minichallenge im Reinforcement Learning Modul. Das Ziel ist es, einen DQN-Agenten zu bauen und dann vier Erweiterungen zu testen und zu sehen, wie sie sich auswirken. Der komplette Code befindet sich in einem GitHub Repository und ist verfügbar unter </w:t>
       </w:r>
       <w:hyperlink r:id="rId8" w:history="1">
         <w:r>
@@ -2339,13 +2465,7 @@
         </w:r>
       </w:hyperlink>
       <w:r>
-        <w:t xml:space="preserve"> öffentlich zugänglich. Um den Code </w:t>
-      </w:r>
-      <w:r>
-        <w:t>auszuführen,</w:t>
-      </w:r>
-      <w:r>
-        <w:t xml:space="preserve"> verweise ich auf das README.md im Repository, dort ist eine kurze Anleitung, wie sich die Dateien ausführen lassen.</w:t>
+        <w:t xml:space="preserve"> öffentlich zugänglich. Um den Code auszuführen, verweise ich auf die Datei README.md im Repository, die eine kurze Anleitung zum Ausführen der Dateien enthält.</w:t>
       </w:r>
     </w:p>
     <w:p>
@@ -2353,7 +2473,7 @@
         <w:pStyle w:val="berschrift1"/>
         <w:jc w:val="both"/>
       </w:pPr>
-      <w:bookmarkStart w:id="1" w:name="_Toc216530504"/>
+      <w:bookmarkStart w:id="1" w:name="_Toc218686267"/>
       <w:r>
         <w:t>Baseline</w:t>
       </w:r>
@@ -2364,28 +2484,22 @@
         <w:jc w:val="both"/>
       </w:pPr>
       <w:r>
-        <w:t xml:space="preserve">Als Baseline wurde ein Random Agent gewählt. Dieser führt zufällige Aktionen aus und hat kein Gedächtnis. Es ist ein sehr simpler </w:t>
-      </w:r>
-      <w:r>
-        <w:t>Ansatz,</w:t>
-      </w:r>
-      <w:r>
-        <w:t xml:space="preserve"> aber es zeigt sich auch, dass im Spiel Space Invaders </w:t>
-      </w:r>
-      <w:r>
-        <w:t>mit rein zufälligen Aktionen auch eine gewisse Punktzahl erreicht werden kann.</w:t>
-      </w:r>
-    </w:p>
-    <w:p>
-      <w:pPr>
-        <w:jc w:val="both"/>
-      </w:pPr>
-      <w:r>
-        <w:t>Der Aufbau des Agenten ist relativ einfach, der Agent nimmt immer wieder eine Zufällige Aktion aus dem Aktionsraum und führt diese aus. Es gibt dabei keine Speicherung, welche Aktionen er ausgeführt hat, was gut war und was nicht oder sonstiges Feedback für den Agenten. Da alles durch Zufall passiert muss der Agent auch nicht wirklich trainiert werden. Einzig werden mehrere Durchläufe gemacht, um die Streuung der Ergebnisse sauber dokumentieren zu können. Die Ergebnisse geben eine Auskunft darüber, was mindestens erreicht werden kann, ohne etwas gelernt zu haben.</w:t>
-      </w:r>
-    </w:p>
-    <w:p>
-      <w:r>
+        <w:t>Als Baseline wurde ein Random Agent gewählt. Dieser führt zufällige Aktionen aus und hat kein Gedächtnis. Dies ist ein sehr einfacher Ansatz, aber es zeigt sich auch, dass im Spiel Space Invaders mit rein zufälligen Aktionen eine gewisse Punktzahl erreicht werden kann.</w:t>
+      </w:r>
+    </w:p>
+    <w:p>
+      <w:pPr>
+        <w:jc w:val="both"/>
+      </w:pPr>
+      <w:r>
+        <w:t>Der Aufbau des Agenten ist relativ einfach, der Agent nimmt sich immer eine zufällige Aktion aus dem Aktionsraum und führt diese aus. Es gibt keine Aufzeichnung darüber, welche Aktionen er ausgeführt hat, was gut war und was nicht und auch kein sonstiges Feedback für den Agenten. Da alles nach dem Zufallsprinzip abläuft, muss der Agent auch nicht wirklich trainiert werden. Es werden lediglich mehrere Durchläufe durchgeführt, um die Streuung der Ergebnisse sauber dokumentieren zu können. Die Ergebnisse geben Auskunft darüber, was mindestens erreicht werden kann, ohne etwas gelernt zu haben.</w:t>
+      </w:r>
+    </w:p>
+    <w:p>
+      <w:r>
+        <w:rPr>
+          <w:noProof/>
+        </w:rPr>
         <w:drawing>
           <wp:inline distT="0" distB="0" distL="0" distR="0" wp14:anchorId="1F30A1FA" wp14:editId="2BC4C000">
             <wp:extent cx="5760720" cy="4077335"/>
@@ -2428,35 +2542,16 @@
         <w:jc w:val="both"/>
       </w:pPr>
       <w:r>
-        <w:t xml:space="preserve">Als ich das erste Mal die Resultate gesehen habe, war ich etwas überrascht wie gut teilweise mit zufälligen Aktionen das Spiel gespielt werden kann. Jedoch wird in der Analyse der </w:t>
-      </w:r>
-      <w:proofErr w:type="spellStart"/>
-      <w:r>
-        <w:t>Gafiken</w:t>
-      </w:r>
-      <w:proofErr w:type="spellEnd"/>
-      <w:r>
-        <w:t xml:space="preserve"> auch </w:t>
-      </w:r>
-      <w:r>
         <w:lastRenderedPageBreak/>
-        <w:t xml:space="preserve">ersichtlich, dass die Resultate enorm variieren und auch die Anzahl der ausgeführten Schritte sehr unterschiedlich sind. Es Zeigt sich, dass mit zufälligen Aktionen das Spiel im </w:t>
-      </w:r>
-      <w:proofErr w:type="spellStart"/>
-      <w:r>
-        <w:t>grundsatz</w:t>
-      </w:r>
-      <w:proofErr w:type="spellEnd"/>
-      <w:r>
-        <w:t xml:space="preserve"> gespielt werden kann, jedoch befinden sich bis auf wenige Ausnahmen die </w:t>
-      </w:r>
-      <w:proofErr w:type="spellStart"/>
-      <w:r>
-        <w:t>Rewards</w:t>
-      </w:r>
-      <w:proofErr w:type="spellEnd"/>
-      <w:r>
-        <w:t xml:space="preserve"> zwischen 0 und 220.</w:t>
+        <w:t xml:space="preserve">Als ich die Ergebnisse zum ersten Mal gesehen habe, war ich etwas überrascht, wie gut das Spiel teilweise mit zufälligen Aktionen gespielt werden kann. Die Analyse der Grafiken zeigt jedoch auch, dass die Ergebnisse enorm variieren und auch die Anzahl der ausgeführten Schritte sehr unterschiedlich ist. Es zeigt sich, dass mit zufälligen Aktionen das </w:t>
+      </w:r>
+      <w:proofErr w:type="gramStart"/>
+      <w:r>
+        <w:t>Spiel prinzipiell</w:t>
+      </w:r>
+      <w:proofErr w:type="gramEnd"/>
+      <w:r>
+        <w:t xml:space="preserve"> spielbar ist, die Belohnungen aber bis auf wenige Ausnahmen zwischen 0 und 220 liegen.</w:t>
       </w:r>
     </w:p>
     <w:p>
@@ -2469,7 +2564,7 @@
         <w:pStyle w:val="berschrift1"/>
         <w:jc w:val="both"/>
       </w:pPr>
-      <w:bookmarkStart w:id="2" w:name="_Toc216530505"/>
+      <w:bookmarkStart w:id="2" w:name="_Toc218686268"/>
       <w:r>
         <w:t>Initialer Ansatz</w:t>
       </w:r>
@@ -2480,16 +2575,10 @@
         <w:jc w:val="both"/>
       </w:pPr>
       <w:r>
-        <w:t>Als initialen Ansatz habe ich ein DQN (Deep Q-Netzwerk) implementiert. Dabei habe ich das GitHub Repositor</w:t>
-      </w:r>
-      <w:r>
-        <w:t>y</w:t>
-      </w:r>
-      <w:r>
-        <w:t xml:space="preserve"> </w:t>
-      </w:r>
-      <w:r>
-        <w:t>von Yannick Schraner als ersten einstieg genommen (</w:t>
+        <w:t xml:space="preserve">Als initialen Ansatz habe ich ein DQN (Deep Q-Netzwerk) implementiert. </w:t>
+      </w:r>
+      <w:r>
+        <w:t>Als Ausgangspunkt habe ich das GitHub Repository von Yannick Schraner (</w:t>
       </w:r>
       <w:proofErr w:type="spellStart"/>
       <w:r>
@@ -2532,34 +2621,52 @@
         <w:fldChar w:fldCharType="end"/>
       </w:r>
       <w:r>
-        <w:t>). Jedoch habe ich die komplette Implementation danach selbst gemacht. Grund dafür war auf der einen Seite, dass ich so den Code besser verstanden habe, was wie miteinander funktioniert und auch weil ich selbst einmal eine Solche Implementation schreiben wollte. Dies war im Anschluss praktisch, da ich schnell die Erweiterungen einfügen konnte, da ich den Code des Initialen Ansatzes besser verstanden habe.</w:t>
-      </w:r>
-    </w:p>
-    <w:p>
-      <w:pPr>
-        <w:jc w:val="both"/>
-      </w:pPr>
-      <w:r>
-        <w:t>Ich habe mich für ein DQN entschieden, da ich einen grossen Zustandsraum habe (Pixel können enorm unterschiedlich sein) aber auf der anderen Seite nur wenige diskrete Aktionen habe (Links, Rechts, Schiessen). Zudem ist</w:t>
-      </w:r>
-      <w:r>
-        <w:t xml:space="preserve"> das Konzept von</w:t>
-      </w:r>
-      <w:r>
-        <w:t xml:space="preserve"> DQN für mich intuitiver und verständlicher als Policy Gradient.</w:t>
+        <w:t>). Die komplette Implementierung habe ich dann aber selbst gemacht. Der Grund dafür war zum einen, dass ich so den Code besser verstanden habe, was wie zusammenarbeitet und zum anderen, weil ich selbst einmal eine solche Implementierung schreiben wollte. Das hat sich später als praktisch erwiesen, da ich die Erweiterungen schnell einbauen konnte, da ich den Code des ursprünglichen Ansatzes besser verstanden habe.</w:t>
+      </w:r>
+    </w:p>
+    <w:p>
+      <w:pPr>
+        <w:jc w:val="both"/>
+      </w:pPr>
+      <w:r>
+        <w:t>Ich habe mich für DQN entschieden, weil ich einen gro</w:t>
+      </w:r>
+      <w:r>
+        <w:t>ss</w:t>
+      </w:r>
+      <w:r>
+        <w:t>en Zustandsraum habe (Pixel können sehr unterschiedlich sein), aber andererseits nur wenige diskrete Aktionen (links, rechts, schie</w:t>
+      </w:r>
+      <w:r>
+        <w:t>ss</w:t>
+      </w:r>
+      <w:r>
+        <w:t>en). Au</w:t>
+      </w:r>
+      <w:r>
+        <w:t>ss</w:t>
+      </w:r>
+      <w:r>
+        <w:t>erdem ist das Konzept von DQN für mich intuitiver und verständlicher als Policy Gradient.</w:t>
       </w:r>
     </w:p>
     <w:p>
       <w:pPr>
         <w:pStyle w:val="berschrift2"/>
-      </w:pPr>
+        <w:jc w:val="both"/>
+      </w:pPr>
+      <w:bookmarkStart w:id="3" w:name="_Toc218686269"/>
       <w:r>
         <w:t>Implementierung</w:t>
       </w:r>
-    </w:p>
-    <w:p>
-      <w:r>
-        <w:t xml:space="preserve">Der Initiale Ansatz besteht hauptsächlich aus drei Komponenten. Im </w:t>
+      <w:bookmarkEnd w:id="3"/>
+    </w:p>
+    <w:p>
+      <w:pPr>
+        <w:jc w:val="both"/>
+      </w:pPr>
+      <w:r>
+        <w:t xml:space="preserve">Der initiale Ansatz besteht im Wesentlichen aus drei Komponenten. In </w:t>
       </w:r>
       <w:r>
         <w:rPr>
@@ -2569,26 +2676,23 @@
         <w:t>dqn_initial.py</w:t>
       </w:r>
       <w:r>
-        <w:t xml:space="preserve"> wird das Neuronale Netzwerk mit drei Layern und einer Normalisierung der Pixelwerte implementiert</w:t>
-      </w:r>
-      <w:r>
-        <w:t xml:space="preserve"> zudem wird der Agent selbst erstellt und das Training aufgesetzt.</w:t>
-      </w:r>
-    </w:p>
-    <w:p>
-      <w:pPr>
-        <w:jc w:val="both"/>
-      </w:pPr>
-      <w:r>
-        <w:t>Die gewählte Netzwerkarchitektur ist speziell auf die Eigenschaften dieser Umgebung zugeschnitten und orientiert sich an der bewährten Architektur aus der ursprünglichen DeepMind-DQN-Arbeit.</w:t>
-      </w:r>
-    </w:p>
-    <w:p>
-      <w:pPr>
-        <w:jc w:val="both"/>
-      </w:pPr>
-      <w:r>
-        <w:t xml:space="preserve">Das Eingabesignal besteht aus Bilddaten mit der Form (Channels, Height, Width), typischerweise mehreren gestapelten Graustufen-Frames. Da der Zustandsraum dadurch sehr hochdimensional ist, wird ein </w:t>
+        <w:t xml:space="preserve"> wird das Neuronale Netz mit drei Schichten und einer Normalisierung der Pixelwerte implementiert, der Agent selbst erstellt und das Training durchgeführt.</w:t>
+      </w:r>
+    </w:p>
+    <w:p>
+      <w:pPr>
+        <w:jc w:val="both"/>
+      </w:pPr>
+      <w:r>
+        <w:t>Die gewählte Netzwerkarchitektur ist speziell an die Eigenschaften dieser Umgebung angepasst und basiert auf der bewährten Architektur der ursprünglichen DeepMind-DQN Arbeit.</w:t>
+      </w:r>
+    </w:p>
+    <w:p>
+      <w:pPr>
+        <w:jc w:val="both"/>
+      </w:pPr>
+      <w:r>
+        <w:t xml:space="preserve">Das Eingangssignal besteht aus Bilddaten mit der Form (Channels, Height, Width), typischerweise aus mehreren gestapelten Graustufenbildern. Da der Zustandsraum dadurch sehr hochdimensional ist, wird ein </w:t>
       </w:r>
       <w:proofErr w:type="spellStart"/>
       <w:r>
@@ -2604,7 +2708,7 @@
       </w:r>
       <w:proofErr w:type="spellEnd"/>
       <w:r>
-        <w:t xml:space="preserve"> Network (CNN) verwendet, um relevante visuelle Merkmale effizient zu extrahieren.</w:t>
+        <w:t xml:space="preserve"> Network (CNN) verwendet, um die relevanten visuellen Merkmale effizient zu extrahieren.</w:t>
       </w:r>
     </w:p>
     <w:p>
@@ -2637,22 +2741,14 @@
         <w:jc w:val="both"/>
       </w:pPr>
       <w:r>
-        <w:t xml:space="preserve">Das Netzwerk beginnt mit drei aufeinanderfolgenden </w:t>
-      </w:r>
-      <w:proofErr w:type="spellStart"/>
-      <w:r>
-        <w:t>Convolutional</w:t>
-      </w:r>
-      <w:proofErr w:type="spellEnd"/>
-      <w:r>
-        <w:t xml:space="preserve"> Layers:</w:t>
+        <w:t>Das Netz beginnt mit drei aufeinander folgenden Faltungsebenen:</w:t>
       </w:r>
     </w:p>
     <w:p>
       <w:pPr>
         <w:numPr>
           <w:ilvl w:val="0"/>
-          <w:numId w:val="1"/>
+          <w:numId w:val="3"/>
         </w:numPr>
         <w:jc w:val="both"/>
       </w:pPr>
@@ -2686,32 +2782,33 @@
       <w:pPr>
         <w:numPr>
           <w:ilvl w:val="0"/>
-          <w:numId w:val="1"/>
+          <w:numId w:val="3"/>
         </w:numPr>
         <w:jc w:val="both"/>
       </w:pPr>
       <w:r>
-        <w:t>Der zweite Layer (4×4 Kernel, Stride 2) verfeinert diese Merkmale und erkennt komplexere Muster.</w:t>
+        <w:t>Die zweite Schicht (4×4 Kernel, Stride 2) verfeinert diese Merkmale und erkennt komplexere Muster.</w:t>
       </w:r>
     </w:p>
     <w:p>
       <w:pPr>
         <w:numPr>
           <w:ilvl w:val="0"/>
-          <w:numId w:val="1"/>
+          <w:numId w:val="3"/>
         </w:numPr>
         <w:jc w:val="both"/>
       </w:pPr>
       <w:r>
-        <w:t>Der dritte Layer (3×3 Kernel, Stride 1) dient der präzisen Merkmalsextraktion und Stabilisierung der Repräsentation.</w:t>
-      </w:r>
-    </w:p>
-    <w:p>
-      <w:pPr>
-        <w:jc w:val="both"/>
-      </w:pPr>
-      <w:r>
-        <w:t>Durch diese Architektur wird eine schrittweise Abstraktion der visuellen Informationen erreicht, die besonders gut für Spiele mit klaren Objektstrukturen wie Space Invaders geeignet ist.</w:t>
+        <w:t>Die dritte Schicht (3×3 Kernel, Stride 1) dient der präzisen Merkmalsextraktion und der Stabilisierung der Repräsentation.</w:t>
+      </w:r>
+    </w:p>
+    <w:p>
+      <w:pPr>
+        <w:jc w:val="both"/>
+      </w:pPr>
+      <w:r>
+        <w:lastRenderedPageBreak/>
+        <w:t>Durch diese Architektur wird eine schrittweise Abstraktion der visuellen Information erreicht, die besonders für Spiele mit klaren Objektstrukturen wie Space Invaders geeignet ist.</w:t>
       </w:r>
     </w:p>
     <w:p>
@@ -2727,7 +2824,6 @@
           <w:b/>
           <w:bCs/>
         </w:rPr>
-        <w:lastRenderedPageBreak/>
         <w:t xml:space="preserve">Fully </w:t>
       </w:r>
       <w:proofErr w:type="spellStart"/>
@@ -2768,7 +2864,13 @@
       </w:r>
       <w:proofErr w:type="spellEnd"/>
       <w:r>
-        <w:t>-Netzwerk weitergegeben:</w:t>
+        <w:t>-Netw</w:t>
+      </w:r>
+      <w:r>
+        <w:t>o</w:t>
+      </w:r>
+      <w:r>
+        <w:t>rk weitergegeben:</w:t>
       </w:r>
     </w:p>
     <w:p>
@@ -2841,7 +2943,7 @@
       </w:r>
       <w:proofErr w:type="spellEnd"/>
       <w:r>
-        <w:t xml:space="preserve"> wir dann der Agent selbst erstellt. Dort wird die Netzwerkarchitektur definiert, sowie das Epsilon Greedy Policy eingestellt, um zu beginn viel zu Explorieren und gegen Ende vermehrt auf die bewährten Aktionen zu setzten. Für das Update wird die Bellman-Gleichung mithilfe eines Huber-Loss berechnet. Ich habe mich gegen ein Mean-</w:t>
+        <w:t xml:space="preserve"> wird dann der Agent selbst erstellt. Hier wird die Netzwerkarchitektur definiert und die Epsilon Greedy Policy eingestellt, um am Anfang viel zu explorieren und gegen Ende mehr auf bewährte Aktionen zu setzen. Für die Aktualisierung wird die Bellman-Gleichung mit einem Huber-Loss berechnet. Ich habe mich gegen einen Mean-</w:t>
       </w:r>
       <w:proofErr w:type="spellStart"/>
       <w:r>
@@ -2849,18 +2951,27 @@
       </w:r>
       <w:proofErr w:type="spellEnd"/>
       <w:r>
-        <w:t>-Error entschieden, da Huber-Loss etwas Robuster ist und grosse Fehler nicht exponentiell bestraft und so nicht zu extreme Übergänge macht. Zudem habe ich noch ein Clipping implementiert, um eine bessere Stabilität im Training zu haben.</w:t>
-      </w:r>
-    </w:p>
-    <w:p>
-      <w:pPr>
-        <w:jc w:val="both"/>
-      </w:pPr>
-      <w:r>
-        <w:t>Zum Schluss wird dann das Model trainiert. Mithilfe von Loops sammelt der Agent Erfahrungen und speichert und updatet seine Parameter</w:t>
-      </w:r>
-      <w:r>
-        <w:t xml:space="preserve">. Während des Trainings werden Metriken in einem </w:t>
+        <w:t>-Error entschieden, da der Huber-Loss etwas robuster ist und gro</w:t>
+      </w:r>
+      <w:r>
+        <w:t>ss</w:t>
+      </w:r>
+      <w:r>
+        <w:t>e Fehler nicht exponentiell bestraft und somit die Übergänge nicht zu extrem werden lässt. Zusätzlich habe ich noch ein Clipping implementiert, um eine bessere Stabilität im Training zu haben.</w:t>
+      </w:r>
+    </w:p>
+    <w:p>
+      <w:pPr>
+        <w:jc w:val="both"/>
+      </w:pPr>
+      <w:r>
+        <w:t>Schlie</w:t>
+      </w:r>
+      <w:r>
+        <w:t>ss</w:t>
+      </w:r>
+      <w:r>
+        <w:t xml:space="preserve">lich wird das Modell trainiert. Mit Hilfe von Schleifen sammelt der Agent Erfahrungen und speichert und aktualisiert seine Parameter. Während des Trainings werden die Metriken in einem </w:t>
       </w:r>
       <w:proofErr w:type="spellStart"/>
       <w:r>
@@ -2876,10 +2987,7 @@
         <w:jc w:val="both"/>
       </w:pPr>
       <w:r>
-        <w:t xml:space="preserve">Neben diesem Hauptprogramm gibt es noch zwei wichtige Programme. </w:t>
-      </w:r>
-      <w:r>
-        <w:t xml:space="preserve">Der </w:t>
+        <w:t xml:space="preserve">Neben diesem Hauptprogramm gibt es noch zwei weitere wichtige Programme. Der </w:t>
       </w:r>
       <w:r>
         <w:rPr>
@@ -2888,7 +2996,7 @@
         <w:t>replay_buffer.py</w:t>
       </w:r>
       <w:r>
-        <w:t xml:space="preserve"> und die </w:t>
+        <w:t xml:space="preserve"> und der </w:t>
       </w:r>
       <w:r>
         <w:rPr>
@@ -2897,7 +3005,7 @@
         <w:t>env_utils.py</w:t>
       </w:r>
       <w:r>
-        <w:t xml:space="preserve">. Im Replay Buffer werden Tupels mit </w:t>
+        <w:t xml:space="preserve">. Im Replay Buffer werden Tupel mit </w:t>
       </w:r>
       <w:proofErr w:type="spellStart"/>
       <w:r>
@@ -2929,10 +3037,7 @@
       </w:r>
       <w:proofErr w:type="spellEnd"/>
       <w:r>
-        <w:t xml:space="preserve"> u</w:t>
-      </w:r>
-      <w:r>
-        <w:t xml:space="preserve">nd </w:t>
+        <w:t xml:space="preserve"> und </w:t>
       </w:r>
       <w:proofErr w:type="spellStart"/>
       <w:r>
@@ -2940,23 +3045,15 @@
       </w:r>
       <w:proofErr w:type="spellEnd"/>
       <w:r>
-        <w:t xml:space="preserve"> gespeichert und danach zufällig gesampelt.</w:t>
-      </w:r>
-    </w:p>
-    <w:p>
-      <w:pPr>
-        <w:jc w:val="both"/>
-      </w:pPr>
-      <w:r>
-        <w:t xml:space="preserve">Für die Erstellung eines </w:t>
-      </w:r>
-      <w:proofErr w:type="spellStart"/>
-      <w:r>
-        <w:t>Enviroments</w:t>
-      </w:r>
-      <w:proofErr w:type="spellEnd"/>
-      <w:r>
-        <w:t xml:space="preserve"> brauche ich die Datei </w:t>
+        <w:t xml:space="preserve"> gespeichert und dann zufällig gesampelt.</w:t>
+      </w:r>
+    </w:p>
+    <w:p>
+      <w:pPr>
+        <w:jc w:val="both"/>
+      </w:pPr>
+      <w:r>
+        <w:t xml:space="preserve">Für die Erstellung eines Environments benötige ich die Datei </w:t>
       </w:r>
       <w:r>
         <w:rPr>
@@ -2965,34 +3062,43 @@
         <w:t>env_utils.py</w:t>
       </w:r>
       <w:r>
-        <w:t xml:space="preserve"> sie sorgt dafür, die Bewegungsinformationen zu erfassen. Zudem habe ich dort einen Framestak, also das Informationen gestapelt werden um Bewegungen erfassen zu können. In meinem </w:t>
+        <w:t>, die sich um das Sammeln der Bewegungsinformationen kümmert. Au</w:t>
+      </w:r>
+      <w:r>
+        <w:t>ss</w:t>
+      </w:r>
+      <w:r>
+        <w:t xml:space="preserve">erdem habe ich dort einen Framestak, also die Informationen, die gestapelt werden, um die Bewegungen erfassen zu können. In meiner Umgebung habe ich einen </w:t>
       </w:r>
       <w:proofErr w:type="spellStart"/>
       <w:r>
-        <w:t>Enviroment</w:t>
+        <w:t>Outputshape</w:t>
       </w:r>
       <w:proofErr w:type="spellEnd"/>
       <w:r>
-        <w:t xml:space="preserve"> habe ich einen </w:t>
+        <w:t xml:space="preserve"> von (4, 84, 84), was dem </w:t>
       </w:r>
       <w:proofErr w:type="spellStart"/>
       <w:r>
-        <w:t>Outputshape</w:t>
+        <w:t>Framestack</w:t>
       </w:r>
       <w:proofErr w:type="spellEnd"/>
       <w:r>
-        <w:t xml:space="preserve"> von (4, 84, 84) was dem </w:t>
+        <w:t xml:space="preserve"> und der Anzahl der Pixel entspricht. Weiter habe ich dort auch noch einen </w:t>
       </w:r>
       <w:proofErr w:type="spellStart"/>
       <w:r>
-        <w:t>Framestack</w:t>
+        <w:t>Frameskip</w:t>
       </w:r>
       <w:proofErr w:type="spellEnd"/>
       <w:r>
-        <w:t xml:space="preserve"> und der Anzahl der Pixel entspricht.</w:t>
-      </w:r>
-    </w:p>
-    <w:p>
+        <w:t xml:space="preserve"> implementiert. Dieser sorg dafür, dass gewisse Frames übersprungen werden. Das macht das Training etwas schneller, dafür auch etwas ungenauer.</w:t>
+      </w:r>
+    </w:p>
+    <w:p>
+      <w:pPr>
+        <w:jc w:val="both"/>
+      </w:pPr>
       <w:r>
         <w:br w:type="page"/>
       </w:r>
@@ -3002,19 +3108,19 @@
         <w:pStyle w:val="berschrift1"/>
         <w:jc w:val="both"/>
       </w:pPr>
-      <w:bookmarkStart w:id="3" w:name="_Toc216530506"/>
+      <w:bookmarkStart w:id="4" w:name="_Toc218686270"/>
       <w:r>
         <w:lastRenderedPageBreak/>
         <w:t>Experimentelles Setup</w:t>
       </w:r>
-      <w:bookmarkEnd w:id="3"/>
-    </w:p>
-    <w:p>
-      <w:pPr>
-        <w:jc w:val="both"/>
-      </w:pPr>
-      <w:r>
-        <w:t xml:space="preserve">Für das Training aller fünf DQN-Varianten wurde ein einheitliches experimentelles Setup verwendet, um eine faire Vergleichbarkeit der Ergebnisse zu gewährleisten. Die zentralen Hyperparameter sind in der Datei </w:t>
+      <w:bookmarkEnd w:id="4"/>
+    </w:p>
+    <w:p>
+      <w:pPr>
+        <w:jc w:val="both"/>
+      </w:pPr>
+      <w:r>
+        <w:t xml:space="preserve">Für das Training aller fünf DQN-Varianten wurde ein einheitlicher Versuchsaufbau verwendet, um eine faire Vergleichbarkeit der Ergebnisse zu gewährleisten. Die zentralen Hyperparameter sind in der Datei </w:t>
       </w:r>
       <w:r>
         <w:rPr>
@@ -3024,13 +3130,7 @@
         <w:t>train_all.py</w:t>
       </w:r>
       <w:r>
-        <w:t xml:space="preserve"> ab Zeile 202 sowie teilweise direkt in den jeweiligen DQN-Implementierungen definiert. </w:t>
-      </w:r>
-      <w:r>
-        <w:t>Die Tabelle</w:t>
-      </w:r>
-      <w:r>
-        <w:t xml:space="preserve"> gibt einen Überblick über die verwendeten Parameter.</w:t>
+        <w:t xml:space="preserve"> ab Zeile 202 sowie teilweise direkt in den jeweiligen DQN-Implementierungen definiert. Die Tabelle gibt einen Überblick über die verwendeten Parameter.</w:t>
       </w:r>
     </w:p>
     <w:tbl>
@@ -3801,7 +3901,15 @@
         <w:jc w:val="both"/>
       </w:pPr>
       <w:r>
-        <w:t>Die Wahl dieser Hyperparameter orientiert sich an etablierten Konfigurationen aus der DQN-Literatur, insbesondere an erfolgreichen Anwendungen in Atari-Umgebungen, und hat sich in der Praxis als stabil und effektiv erwiesen.</w:t>
+        <w:t>Die Wahl dieser Hyperparameter orientiert sich an etablierten Konfigurationen aus der DQN-Literatur, insbesondere an erfolgreichen Anwendungen in Atari-Umgebungen, und hat sich in der Praxis als stabil und effizient erwiesen.</w:t>
+      </w:r>
+    </w:p>
+    <w:p>
+      <w:pPr>
+        <w:jc w:val="both"/>
+      </w:pPr>
+      <w:r>
+        <w:t>Die Wahl für die Anzahl der Schritte kam daraus, dass dies ein Training in einer angemessenen Zeit darstellte und eine für mich akzeptable Anzahl an Episoden gespielt wurden. Zudem habe ich vor dem Definitiven Training der Agenten einen Testlauf mit einer früheren Version des initialen Ansatzes über 20 Millionen Schritte gemacht. Auch dort hat sich gezeigt, dass der Lernfortschritt nach 5 Millionen Schritten etwas stagniert ist.</w:t>
       </w:r>
     </w:p>
     <w:p>
@@ -3817,14 +3925,22 @@
       </w:r>
       <w:proofErr w:type="spellEnd"/>
       <w:r>
-        <w:t xml:space="preserve"> von </w:t>
-      </w:r>
-      <w:r>
-        <w:t xml:space="preserve">1 x </w:t>
+        <w:t xml:space="preserve"> von 1 </w:t>
+      </w:r>
+      <w:proofErr w:type="gramStart"/>
+      <w:r>
+        <w:t xml:space="preserve">x </w:t>
+      </w:r>
+      <w:r>
+        <w:rPr>
+          <w:vertAlign w:val="superscript"/>
+        </w:rPr>
+        <w:t xml:space="preserve"> </w:t>
       </w:r>
       <w:r>
         <w:t>10</w:t>
       </w:r>
+      <w:proofErr w:type="gramEnd"/>
       <w:r>
         <w:rPr>
           <w:vertAlign w:val="superscript"/>
@@ -3832,7 +3948,13 @@
         <w:t xml:space="preserve">-4 </w:t>
       </w:r>
       <w:r>
-        <w:t>stellt einen Kompromiss zwischen Lernstabilität und Konvergenzgeschwindigkeit dar. Sie ist klein genug, um starke Oszillationen oder divergierendes Verhalten zu vermeiden, erlaubt jedoch gleichzeitig eine kontinuierliche Anpassung der Netzwerkgewichte.</w:t>
+        <w:t>stellt einen Kompromi</w:t>
+      </w:r>
+      <w:r>
+        <w:t>ss</w:t>
+      </w:r>
+      <w:r>
+        <w:t xml:space="preserve"> zwischen Lernstabilität und Konvergenzgeschwindigkeit dar. Sie ist klein genug, um starke Oszillationen oder divergierendes Verhalten zu vermeiden, erlaubt aber gleichzeitig eine kontinuierliche Anpassung der Netzgewichte.</w:t>
       </w:r>
     </w:p>
     <w:p>
@@ -3850,31 +3972,11 @@
       </w:r>
       <w:proofErr w:type="spellStart"/>
       <w:r>
-        <w:t>Gradientenabschätzung</w:t>
+        <w:t>Gradientenschätzung</w:t>
       </w:r>
       <w:proofErr w:type="spellEnd"/>
       <w:r>
-        <w:t xml:space="preserve"> ermöglicht, ohne die Varianz der Updates unnötig zu erhöhen. Gleichzeitig bleibt der Speicher- und Rechenaufwand moderat.</w:t>
-      </w:r>
-    </w:p>
-    <w:p>
-      <w:pPr>
-        <w:jc w:val="both"/>
-      </w:pPr>
-      <w:r>
-        <w:t>Der Replay Buffer besitzt eine Kapazität von 100’000 Übergängen, wodurch eine gro</w:t>
-      </w:r>
-      <w:r>
-        <w:t>ss</w:t>
-      </w:r>
-      <w:r>
-        <w:t>e Vielfalt an Zustandsübergängen gespeichert und zufällig gesampelt werden kann. Dies reduziert Korrelationen zwischen aufeinanderfolgenden Samples und trägt ma</w:t>
-      </w:r>
-      <w:r>
-        <w:t>ss</w:t>
-      </w:r>
-      <w:r>
-        <w:t>geblich zur Stabilisierung des Lernprozesses bei.</w:t>
+        <w:t xml:space="preserve"> ermöglicht, ohne die Varianz der Aktualisierungen unnötig zu erhöhen. Gleichzeitig bleibt der Speicher- und Rechenaufwand moderat.</w:t>
       </w:r>
     </w:p>
     <w:p>
@@ -3883,6 +3985,14 @@
       </w:pPr>
       <w:r>
         <w:lastRenderedPageBreak/>
+        <w:t>Der Replay Buffer hat eine Kapazität von 100’000 Transitionen, wodurch eine grosse Anzahl von Zustandsübergängen gespeichert und zufällig abgetastet werden kann. Dies reduziert Korrelationen zwischen aufeinanderfolgenden Samples und trägt wesentlich zur Stabilisierung des Lernprozesses bei.</w:t>
+      </w:r>
+    </w:p>
+    <w:p>
+      <w:pPr>
+        <w:jc w:val="both"/>
+      </w:pPr>
+      <w:r>
         <w:t>Der Dis</w:t>
       </w:r>
       <w:r>
@@ -3902,13 +4012,7 @@
           <w:rPr>
             <w:rFonts w:ascii="Cambria Math" w:hAnsi="Cambria Math"/>
           </w:rPr>
-          <m:t>γ=0.99</m:t>
-        </m:r>
-        <m:r>
-          <w:rPr>
-            <w:rFonts w:ascii="Cambria Math" w:hAnsi="Cambria Math"/>
-          </w:rPr>
-          <m:t xml:space="preserve"> </m:t>
+          <m:t xml:space="preserve">γ=0.99 </m:t>
         </m:r>
       </m:oMath>
       <w:r>
@@ -3937,7 +4041,19 @@
         </m:r>
       </m:oMath>
       <w:r>
-        <w:t>-greedy-Verfahren eingesetzt. Der Epsilon-Wert wird linear von 1.0 auf 0.01 über einen Zeitraum von 1’000’000 Schritten reduziert. Dadurch wird zu Beginn des Trainings eine intensive Exploration des Zustandsraums ermöglicht, während das Verhalten gegen Ende zunehmend deterministisch und exploitativ wird.</w:t>
+        <w:t xml:space="preserve">-greedy-Verfahren eingesetzt. Der Epsilon-Wert </w:t>
+      </w:r>
+      <w:r>
+        <w:t>wird</w:t>
+      </w:r>
+      <w:r>
+        <w:t xml:space="preserve"> von 1.0 auf 0.01 über </w:t>
+      </w:r>
+      <w:r>
+        <w:t>den Zeitraum des Trainings</w:t>
+      </w:r>
+      <w:r>
+        <w:t xml:space="preserve"> reduziert. Dadurch wird zu Beginn des Trainings eine intensive Exploration des Zustandsraums ermöglicht, während das Verhalten gegen Ende zunehmend deterministisch und exploitativ wird.</w:t>
       </w:r>
     </w:p>
     <w:p>
@@ -3953,18 +4069,18 @@
         <w:pStyle w:val="berschrift1"/>
         <w:jc w:val="both"/>
       </w:pPr>
-      <w:bookmarkStart w:id="4" w:name="_Toc216530507"/>
+      <w:bookmarkStart w:id="5" w:name="_Toc218686271"/>
       <w:r>
         <w:t>Evaluationsrezept</w:t>
       </w:r>
-      <w:bookmarkEnd w:id="4"/>
-    </w:p>
-    <w:p>
-      <w:pPr>
-        <w:jc w:val="both"/>
-      </w:pPr>
-      <w:r>
-        <w:t xml:space="preserve">Die Evaluation habe ich mithilfe der </w:t>
+      <w:bookmarkEnd w:id="5"/>
+    </w:p>
+    <w:p>
+      <w:pPr>
+        <w:jc w:val="both"/>
+      </w:pPr>
+      <w:r>
+        <w:t xml:space="preserve">Die Auswertung habe ich mit Hilfe der </w:t>
       </w:r>
       <w:r>
         <w:rPr>
@@ -3974,30 +4090,47 @@
         <w:t>eval_utils.py</w:t>
       </w:r>
       <w:r>
-        <w:t xml:space="preserve"> gemacht. Hierbei werden jeweils 150 bzw. beim Random Agent 100 Episoden gespielt. Diese Anzahl sollte ein klares Bild darüber geben, wie gut der Agent spielt.</w:t>
-      </w:r>
-    </w:p>
-    <w:p>
-      <w:pPr>
-        <w:jc w:val="both"/>
-      </w:pPr>
-      <w:r>
-        <w:t>Ich hatte bei der Evaluierung das Problem, dass wenn ich Epsilon auf Null gesetzt habe, die Resultate für jede Episode die gleichen waren. Dies kam davon, dass das Environment immer am gleichen Ort starte. Ich probierte dies mit unterschiedlichen Seeds zu beheben, doch das hat nicht funktioniert. Am Ende habe ich mit einem kleinen Epsilon von 0.01 gearbeitet. Dadurch habe ich etwas unterschiedliche Resultate und kann etwas darüber aussagen, wie gut oder schlecht einige zufällige Aktionen das Model beeinflussen könnten.</w:t>
-      </w:r>
-    </w:p>
-    <w:p>
-      <w:pPr>
-        <w:jc w:val="both"/>
-      </w:pPr>
-      <w:r>
-        <w:t>Am Ende jeder Evaluation wird eine Grafik für jedes einzelne Model erstellt und eine Zusammenfassung über alle Modelle.</w:t>
-      </w:r>
-    </w:p>
-    <w:p>
-      <w:pPr>
-        <w:jc w:val="both"/>
-      </w:pPr>
-      <w:r>
+        <w:t xml:space="preserve"> durchgeführt. Es werden jeweils 150 Episoden bzw. 100 Episoden für den Random Agent gespielt. Diese Anzahl sollte ein klares Bild davon geben, wie gut der Agent spielt.</w:t>
+      </w:r>
+    </w:p>
+    <w:p>
+      <w:pPr>
+        <w:jc w:val="both"/>
+      </w:pPr>
+      <w:r>
+        <w:t xml:space="preserve">Bei der Auswertung hatte ich das Problem, dass wenn ich Epsilon auf </w:t>
+      </w:r>
+      <w:proofErr w:type="spellStart"/>
+      <w:r>
+        <w:t>Null</w:t>
+      </w:r>
+      <w:proofErr w:type="spellEnd"/>
+      <w:r>
+        <w:t xml:space="preserve"> setzte, die Ergebnisse für jede Episode gleich waren. Das lag daran, dass die Umgebung immer am gleichen Ort gestartet wurde. Ich habe versucht, das mit verschiedenen Seeds zu beheben, aber das hat nicht funktioniert. Schlie</w:t>
+      </w:r>
+      <w:r>
+        <w:t>ss</w:t>
+      </w:r>
+      <w:r>
+        <w:t>lich habe ich mit einem kleinen Epsilon von 0,01 gearbeitet. Dadurch erhalte ich etwas andere Ergebnisse und kann etwas darüber aussagen, wie gut oder schlecht bestimmte zufällige Aktionen das Modell beeinflussen könnten.</w:t>
+      </w:r>
+    </w:p>
+    <w:p>
+      <w:pPr>
+        <w:jc w:val="both"/>
+      </w:pPr>
+      <w:r>
+        <w:t>Am Ende jeder Bewertung wird ein Diagramm für jedes Modell und eine Zusammenfassung für alle Modelle erstellt.</w:t>
+      </w:r>
+    </w:p>
+    <w:p>
+      <w:pPr>
+        <w:jc w:val="both"/>
+      </w:pPr>
+      <w:r>
+        <w:rPr>
+          <w:noProof/>
+        </w:rPr>
         <w:lastRenderedPageBreak/>
         <w:drawing>
           <wp:inline distT="0" distB="0" distL="0" distR="0" wp14:anchorId="057B1B5D" wp14:editId="75750884">
@@ -4041,61 +4174,83 @@
         <w:jc w:val="both"/>
       </w:pPr>
       <w:r>
-        <w:t xml:space="preserve">Dies ist beispielsweise die Evaluation des Initialen DQNs. Man sieht, dass es einen klaren Median gibt bei 435. Dies scheint das Resultat zu sein, wenn nie zufällig gehandelt wurde. Spannend ist aber auch zu sehen, dass durch zufälliges Handeln des Agenten nicht nur schlechtere, sondern auch einige bessere oder sogar viel bessere Resultate entstehen konnten. Auch die Anzahl der Schritte zeigt, dass im Normalfall etwa 500 Schritte gemacht werden, aber an einigen Teilen deutlich mehr. Bis zu 900 Schritte wurden teilweise in einer Episode absolviert. Es scheint, als ob im initialen DQN noch ordentlich Luft nach oben ist, gerade wenn man sieht, dass durch einige zufällige Aktionen der </w:t>
+        <w:t>Dies ist z.B. die Auswertung der Initialen DQN. Man sieht, dass es einen klaren Median bei 435 gibt, was das Ergebnis zu sein scheint, wenn nie zufällig gehandelt wurde. Es ist aber auch interessant zu sehen, dass durch zufälliges Handeln des Agenten nicht nur schlechtere, sondern auch einige bessere oder sogar viel bessere Ergebnisse erzielt werden konnten. Auch die Anzahl der Schritte zeigt, dass im Normalfall ca. 500 Schritte gemacht werden, an einigen Stellen aber auch deutlich mehr. Teilweise wurden bis zu 900 Schritte in einer Episode gemacht. Es scheint noch viel Luft nach oben im ursprünglichen DQN zu geben, vor allem wenn man sieht, dass einige zufällige Aktionen die Belohnung noch einmal deutlich erhöht haben.</w:t>
+      </w:r>
+    </w:p>
+    <w:p>
+      <w:pPr>
+        <w:pStyle w:val="berschrift1"/>
+        <w:jc w:val="both"/>
+      </w:pPr>
+      <w:bookmarkStart w:id="6" w:name="_Toc218686272"/>
+      <w:r>
+        <w:t>Erweiterungen</w:t>
+      </w:r>
+      <w:bookmarkEnd w:id="6"/>
+    </w:p>
+    <w:p>
+      <w:pPr>
+        <w:jc w:val="both"/>
+      </w:pPr>
+      <w:r>
+        <w:t>Für die Erweiterung des DQN habe ich vier verschiedene Neuerungen implementiert. Nachfolgend wird jede Implementierung kurz erklärt, meine Hypothese, was passiert, wie ich es implementiert habe, wie die Evaluation aussah und ein kurzes Fazit.</w:t>
+      </w:r>
+    </w:p>
+    <w:p>
+      <w:pPr>
+        <w:pStyle w:val="berschrift2"/>
+        <w:jc w:val="both"/>
+      </w:pPr>
+      <w:bookmarkStart w:id="7" w:name="_Toc218686273"/>
+      <w:r>
+        <w:t>Double DQN</w:t>
+      </w:r>
+      <w:bookmarkEnd w:id="7"/>
+    </w:p>
+    <w:p>
+      <w:pPr>
+        <w:jc w:val="both"/>
+      </w:pPr>
+      <w:r>
+        <w:t xml:space="preserve">Im ursprünglichen DQN-Ansatz besteht das Problem, dass dasselbe Zielnetz die beste Aktion auswählt und diese direkt bewertet. Dies führt zu einer Überschätzung der Q-Werte. Der Agent wählt also die Aktionen aus, die vom </w:t>
       </w:r>
       <w:proofErr w:type="spellStart"/>
       <w:r>
-        <w:t>Reward</w:t>
+        <w:t>Targetnet</w:t>
       </w:r>
       <w:proofErr w:type="spellEnd"/>
       <w:r>
-        <w:t xml:space="preserve"> noch einmal deutlich gesteigert wurde.</w:t>
-      </w:r>
-    </w:p>
-    <w:p>
-      <w:pPr>
-        <w:pStyle w:val="berschrift1"/>
-        <w:jc w:val="both"/>
-      </w:pPr>
-      <w:bookmarkStart w:id="5" w:name="_Toc216530508"/>
-      <w:r>
-        <w:t>Erweiterungen</w:t>
-      </w:r>
-      <w:bookmarkEnd w:id="5"/>
-    </w:p>
-    <w:p>
-      <w:r>
-        <w:t>Für die Erweiterung des DQN habe ich vier verschiedene Neuerungen implementiert. Nachfolgend wird jede Implementierung kurz erklärt, meine Hypothese was passiert, wie ich es implementiert habe, wie die Evaluation aussah, sowie ein kurzes Fazit.</w:t>
-      </w:r>
-    </w:p>
-    <w:p>
-      <w:pPr>
-        <w:pStyle w:val="berschrift2"/>
-        <w:jc w:val="both"/>
-      </w:pPr>
-      <w:bookmarkStart w:id="6" w:name="_Toc216530509"/>
-      <w:r>
-        <w:t>Double DQN</w:t>
-      </w:r>
-      <w:bookmarkEnd w:id="6"/>
-    </w:p>
-    <w:p>
-      <w:r>
-        <w:t>Im Initialen DQN Ansatz gibt es das Problem, dass gleiche Target Network wählt die beste Aktion und evaluiert diese direkt. Dies führt zu einer Überschätzung der Q-Werte. Der Agent wählt also die Aktion, die vom Target-Network zufällig hoch bewertet wurden und nicht weil sie wirklich gut sind.</w:t>
-      </w:r>
-    </w:p>
-    <w:p>
-      <w:r>
-        <w:t>Mithilfe von Double DQN werd</w:t>
-      </w:r>
-      <w:r>
-        <w:t xml:space="preserve">en zwei Netzwerke erstellt. </w:t>
-      </w:r>
-      <w:r>
-        <w:t>Ein Q-Network, welches d</w:t>
-      </w:r>
-      <w:r>
-        <w:t>ie beste Aktion auswählt und ein Target-Network, welches die beste Aktion evaluiert. Somit wird die Aktion oftmals nicht mehr überschätzt. Ziel ist es die Konvergenz zu verbessern und das Training zu stabilisieren.</w:t>
+        <w:t xml:space="preserve"> zufällig hoch bewertet wurden und nicht, weil sie wirklich gut sind.</w:t>
+      </w:r>
+    </w:p>
+    <w:p>
+      <w:pPr>
+        <w:jc w:val="both"/>
+      </w:pPr>
+      <w:r>
+        <w:t xml:space="preserve">Double DQN erzeugt zwei Netzwerke. Ein Q-Netz, das die beste Aktion auswählt und ein </w:t>
+      </w:r>
+      <w:proofErr w:type="spellStart"/>
+      <w:r>
+        <w:t>Targetnet</w:t>
+      </w:r>
+      <w:proofErr w:type="spellEnd"/>
+      <w:r>
+        <w:t xml:space="preserve">, </w:t>
+      </w:r>
+      <w:proofErr w:type="gramStart"/>
+      <w:r>
+        <w:t>das</w:t>
+      </w:r>
+      <w:proofErr w:type="gramEnd"/>
+      <w:r>
+        <w:t xml:space="preserve"> die beste Aktion bewertet. Dadurch wird die Aktion oft nicht mehr überschätzt. Ziel ist es, die Konvergenz zu verbessern und </w:t>
+      </w:r>
+      <w:r>
+        <w:t>das Training</w:t>
+      </w:r>
+      <w:r>
+        <w:t xml:space="preserve"> zu stabilisieren.</w:t>
       </w:r>
     </w:p>
     <w:p>
@@ -4103,12 +4258,12 @@
         <w:pStyle w:val="berschrift3"/>
         <w:jc w:val="both"/>
       </w:pPr>
-      <w:bookmarkStart w:id="7" w:name="_Toc216530510"/>
+      <w:bookmarkStart w:id="8" w:name="_Toc218686274"/>
       <w:r>
         <w:lastRenderedPageBreak/>
         <w:t>Hypothese</w:t>
       </w:r>
-      <w:bookmarkEnd w:id="7"/>
+      <w:bookmarkEnd w:id="8"/>
     </w:p>
     <w:p>
       <w:pPr>
@@ -4117,19 +4272,15 @@
       <w:r>
         <w:t xml:space="preserve">Das Training sollte ruhiger laufen. Die Updates sollten sich aufgrund von weniger </w:t>
       </w:r>
-      <w:proofErr w:type="spellStart"/>
-      <w:r>
-        <w:t>überschätzung</w:t>
-      </w:r>
-      <w:proofErr w:type="spellEnd"/>
+      <w:r>
+        <w:t>Überschätzung</w:t>
+      </w:r>
       <w:r>
         <w:t xml:space="preserve"> in der Aktionsauswahl weniger stark auswirken. Ich gehe davon aus, dass die </w:t>
       </w:r>
-      <w:proofErr w:type="spellStart"/>
-      <w:r>
-        <w:t>lernkurve</w:t>
-      </w:r>
-      <w:proofErr w:type="spellEnd"/>
+      <w:r>
+        <w:t>Lernkurve</w:t>
+      </w:r>
       <w:r>
         <w:t xml:space="preserve"> weniger sprunghaft ist und vielleicht etwas besser konvergiert.</w:t>
       </w:r>
@@ -4138,51 +4289,28 @@
       <w:pPr>
         <w:pStyle w:val="berschrift3"/>
         <w:jc w:val="both"/>
-        <w:rPr>
-          <w:lang w:val="en-GB"/>
-        </w:rPr>
-      </w:pPr>
-      <w:bookmarkStart w:id="8" w:name="_Toc216530511"/>
-      <w:proofErr w:type="spellStart"/>
-      <w:r>
-        <w:rPr>
-          <w:lang w:val="en-GB"/>
-        </w:rPr>
+      </w:pPr>
+      <w:bookmarkStart w:id="9" w:name="_Toc218686275"/>
+      <w:r>
         <w:t>Implementierung</w:t>
       </w:r>
-      <w:bookmarkEnd w:id="8"/>
-      <w:proofErr w:type="spellEnd"/>
-    </w:p>
-    <w:p>
-      <w:pPr>
-        <w:jc w:val="both"/>
-      </w:pPr>
-      <w:r>
-        <w:t xml:space="preserve">Die Implementireung erfolgte in der Datei </w:t>
+      <w:bookmarkEnd w:id="9"/>
+    </w:p>
+    <w:p>
+      <w:pPr>
+        <w:jc w:val="both"/>
+      </w:pPr>
+      <w:r>
+        <w:t xml:space="preserve">Die Implementierung erfolgte in der Datei </w:t>
       </w:r>
       <w:r>
         <w:rPr>
           <w:b/>
         </w:rPr>
-        <w:t>dqn_double.py</w:t>
-      </w:r>
-      <w:r>
-        <w:t xml:space="preserve">. Es wurde hauptsächlich nur ein kleiner Teil in der </w:t>
-      </w:r>
-      <w:r>
-        <w:t>Berechnung</w:t>
-      </w:r>
-      <w:r>
-        <w:t xml:space="preserve"> und </w:t>
-      </w:r>
-      <w:r>
-        <w:t>Evaluierung</w:t>
-      </w:r>
-      <w:r>
-        <w:t xml:space="preserve"> der Q-Werte vorgenommen.</w:t>
-      </w:r>
-      <w:r>
-        <w:t xml:space="preserve"> Die nächste Aktion wird aus dem </w:t>
+        <w:t>dqn_double.py.</w:t>
+      </w:r>
+      <w:r>
+        <w:t xml:space="preserve"> Im Wesentlichen wurde nur ein kleiner Teil in der Berechnung und Auswertung der Q-Werte durchgeführt. Die nächste Aktion wird aus dem </w:t>
       </w:r>
       <w:proofErr w:type="spellStart"/>
       <w:r>
@@ -4190,7 +4318,7 @@
       </w:r>
       <w:proofErr w:type="spellEnd"/>
       <w:r>
-        <w:t xml:space="preserve"> genommen aber der Q-Wert selbst wird im Anschluss aus den </w:t>
+        <w:t xml:space="preserve"> genommen, aber der Q-Wert selbst wird dann aus dem </w:t>
       </w:r>
       <w:proofErr w:type="spellStart"/>
       <w:r>
@@ -4251,17 +4379,20 @@
         <w:pStyle w:val="berschrift3"/>
         <w:jc w:val="both"/>
       </w:pPr>
-      <w:bookmarkStart w:id="9" w:name="_Toc216530512"/>
+      <w:bookmarkStart w:id="10" w:name="_Toc218686276"/>
       <w:r>
         <w:t>Evaluation</w:t>
       </w:r>
-      <w:bookmarkEnd w:id="9"/>
-    </w:p>
-    <w:p>
-      <w:pPr>
-        <w:jc w:val="both"/>
-      </w:pPr>
-      <w:r>
+      <w:bookmarkEnd w:id="10"/>
+    </w:p>
+    <w:p>
+      <w:pPr>
+        <w:jc w:val="both"/>
+      </w:pPr>
+      <w:r>
+        <w:rPr>
+          <w:noProof/>
+        </w:rPr>
         <w:drawing>
           <wp:inline distT="0" distB="0" distL="0" distR="0" wp14:anchorId="4AB6CC4E" wp14:editId="65AEFB4F">
             <wp:extent cx="5760720" cy="4077335"/>
@@ -4307,7 +4438,19 @@
         <w:t>In der Evaluation des Double DQN sehen wi</w:t>
       </w:r>
       <w:r>
-        <w:t>r sehr ähnliche Werte und Zahlen wie beim Initialen Ansatz. Das Model ist leicht besser gerade im Mittelwert und im Median. Es führ zudem im Schnitt etwa 100 Aktionen mehr aus als der klassische Ansatz.</w:t>
+        <w:t>r sehr ähnliche Werte und Zahlen wie beim Initialen Ansatz. Das Model ist leicht besser gerade im Mittelwert und im Median. Es führ</w:t>
+      </w:r>
+      <w:r>
+        <w:t>t</w:t>
+      </w:r>
+      <w:r>
+        <w:t xml:space="preserve"> zudem im Schnitt etwa 100 </w:t>
+      </w:r>
+      <w:r>
+        <w:t>Schritte</w:t>
+      </w:r>
+      <w:r>
+        <w:t xml:space="preserve"> mehr aus als der klassische Ansatz.</w:t>
       </w:r>
     </w:p>
     <w:p>
@@ -4333,6 +4476,9 @@
         <w:jc w:val="both"/>
       </w:pPr>
       <w:r>
+        <w:rPr>
+          <w:noProof/>
+        </w:rPr>
         <w:drawing>
           <wp:inline distT="0" distB="0" distL="0" distR="0" wp14:anchorId="2E4E36BD" wp14:editId="6BFCEEE1">
             <wp:extent cx="5760720" cy="1694815"/>
@@ -4375,18 +4521,18 @@
         <w:pStyle w:val="berschrift3"/>
         <w:jc w:val="both"/>
       </w:pPr>
-      <w:bookmarkStart w:id="10" w:name="_Toc216530513"/>
+      <w:bookmarkStart w:id="11" w:name="_Toc218686277"/>
       <w:r>
         <w:t>Analyse</w:t>
       </w:r>
-      <w:bookmarkEnd w:id="10"/>
-    </w:p>
-    <w:p>
-      <w:pPr>
-        <w:jc w:val="both"/>
-      </w:pPr>
-      <w:r>
-        <w:t xml:space="preserve">Im Vergleich zum DQN sollte dieser Agent dafür sorgen, dass die Q-Werte weniger überschätzt werden und das Training etwas stabiler ist. In meinem Fall hat sich kein wesentlicher Unterschied gezeigt. Gerade der </w:t>
+      <w:bookmarkEnd w:id="11"/>
+    </w:p>
+    <w:p>
+      <w:pPr>
+        <w:jc w:val="both"/>
+      </w:pPr>
+      <w:r>
+        <w:t xml:space="preserve">Im Vergleich zum DQN sollte dieser Agent dafür sorgen, dass die Q-Werte weniger überschätzt werden und der Antrieb etwas stabiler ist. In meinem Fall hat sich kein signifikanter Unterschied gezeigt. Nur der </w:t>
       </w:r>
       <w:proofErr w:type="spellStart"/>
       <w:r>
@@ -4394,7 +4540,7 @@
       </w:r>
       <w:proofErr w:type="spellEnd"/>
       <w:r>
-        <w:t xml:space="preserve"> ist nur ein wenig angestiegen. Jedoch kann man auch sagen, dass es sicherlich keine Verschlechterung gegeben hat durch das Double DQN.</w:t>
+        <w:t xml:space="preserve"> hat sich ein wenig erhöht. Man kann aber auch sagen, dass durch die Double DQN sicher keine Verschlechterung eingetreten ist.</w:t>
       </w:r>
     </w:p>
     <w:p>
@@ -4402,15 +4548,21 @@
         <w:pStyle w:val="berschrift2"/>
         <w:jc w:val="both"/>
       </w:pPr>
-      <w:bookmarkStart w:id="11" w:name="_Toc216530514"/>
+      <w:bookmarkStart w:id="12" w:name="_Toc218686278"/>
       <w:r>
         <w:t>Dueling DQN</w:t>
       </w:r>
-      <w:bookmarkEnd w:id="11"/>
-    </w:p>
-    <w:p>
-      <w:r>
-        <w:t xml:space="preserve">Ziel des Dueling DQN ist es, die Aktion und den Zustand voneinander zu trennen. Dueling DQN lernt, wie gut ein Zustand grundsätzlich ist und wie gut eine Aktion in einem Zustand ist. Dazu wird das </w:t>
+      <w:bookmarkEnd w:id="12"/>
+    </w:p>
+    <w:p>
+      <w:pPr>
+        <w:jc w:val="both"/>
+      </w:pPr>
+      <w:r>
+        <w:t xml:space="preserve">Das Ziel von Dueling DQN ist die Trennung von Aktion und Zustand. Dueling DQN lernt, wie gut ein Zustand grundsätzlich ist und wie gut eine Aktion in einem Zustand ist. </w:t>
+      </w:r>
+      <w:r>
+        <w:t xml:space="preserve">Dazu wird das </w:t>
       </w:r>
       <w:proofErr w:type="spellStart"/>
       <w:r>
@@ -4426,18 +4578,18 @@
         <w:pStyle w:val="berschrift3"/>
         <w:jc w:val="both"/>
       </w:pPr>
-      <w:bookmarkStart w:id="12" w:name="_Toc216530515"/>
+      <w:bookmarkStart w:id="13" w:name="_Toc218686279"/>
       <w:r>
         <w:t>Hypothese</w:t>
       </w:r>
-      <w:bookmarkEnd w:id="12"/>
-    </w:p>
-    <w:p>
-      <w:pPr>
-        <w:jc w:val="both"/>
-      </w:pPr>
-      <w:r>
-        <w:t>Das Model lernt auch die Zustände unabhängig davon, welche Aktion ausgeführt wird. Dadurch könnten sich die Q-Werte etwas mehr stabilisieren.</w:t>
+      <w:bookmarkEnd w:id="13"/>
+    </w:p>
+    <w:p>
+      <w:pPr>
+        <w:jc w:val="both"/>
+      </w:pPr>
+      <w:r>
+        <w:t>Das Modell lernt auch die Zustände unabhängig von der ausgeführten Aktion. Dadurch können die Q-Werte etwas stabiler werden.</w:t>
       </w:r>
     </w:p>
     <w:p>
@@ -4445,15 +4597,15 @@
         <w:pStyle w:val="berschrift3"/>
         <w:jc w:val="both"/>
       </w:pPr>
-      <w:bookmarkStart w:id="13" w:name="_Toc216530516"/>
+      <w:bookmarkStart w:id="14" w:name="_Toc218686280"/>
       <w:r>
         <w:t>Implementierung</w:t>
       </w:r>
-      <w:bookmarkEnd w:id="13"/>
-    </w:p>
-    <w:p>
-      <w:r>
-        <w:t>Das Dueling Network hat neu zwei verschiedene Netzwerke für die State Values (</w:t>
+      <w:bookmarkEnd w:id="14"/>
+    </w:p>
+    <w:p>
+      <w:r>
+        <w:t>Das Dueling Network hat nun zwei getrennte Netzwerke für State Values (</w:t>
       </w:r>
       <w:proofErr w:type="spellStart"/>
       <w:r>
@@ -4461,7 +4613,7 @@
       </w:r>
       <w:proofErr w:type="spellEnd"/>
       <w:r>
-        <w:t>) sowie für die Action Values (</w:t>
+        <w:t>) und für Action Values (</w:t>
       </w:r>
       <w:proofErr w:type="spellStart"/>
       <w:r>
@@ -4516,8 +4668,11 @@
       </w:r>
     </w:p>
     <w:p>
-      <w:r>
-        <w:t xml:space="preserve">Zudem wird auch im Agenten ein </w:t>
+      <w:pPr>
+        <w:jc w:val="both"/>
+      </w:pPr>
+      <w:r>
+        <w:t xml:space="preserve">Zusätzlich werden im Agenten ein </w:t>
       </w:r>
       <w:proofErr w:type="spellStart"/>
       <w:r>
@@ -4525,7 +4680,7 @@
       </w:r>
       <w:proofErr w:type="spellEnd"/>
       <w:r>
-        <w:t xml:space="preserve"> sowie ein </w:t>
+        <w:t xml:space="preserve"> und ein </w:t>
       </w:r>
       <w:proofErr w:type="spellStart"/>
       <w:r>
@@ -4533,7 +4688,7 @@
       </w:r>
       <w:proofErr w:type="spellEnd"/>
       <w:r>
-        <w:t xml:space="preserve"> mit den neuen Netzwerken initialisiert.</w:t>
+        <w:t xml:space="preserve"> mit den neuen Netzen initialisiert.</w:t>
       </w:r>
     </w:p>
     <w:p>
@@ -4549,14 +4704,14 @@
           <w:lang w:val="en-GB"/>
         </w:rPr>
       </w:pPr>
-      <w:bookmarkStart w:id="14" w:name="_Toc216530517"/>
+      <w:bookmarkStart w:id="15" w:name="_Toc218686281"/>
       <w:r>
         <w:rPr>
           <w:lang w:val="en-GB"/>
         </w:rPr>
         <w:t>Evaluation</w:t>
       </w:r>
-      <w:bookmarkEnd w:id="14"/>
+      <w:bookmarkEnd w:id="15"/>
     </w:p>
     <w:p>
       <w:pPr>
@@ -4567,6 +4722,7 @@
       </w:pPr>
       <w:r>
         <w:rPr>
+          <w:noProof/>
           <w:lang w:val="en-GB"/>
         </w:rPr>
         <w:drawing>
@@ -4622,7 +4778,22 @@
       </w:r>
       <w:proofErr w:type="spellEnd"/>
       <w:r>
-        <w:t>. Jedoch hat er auch einen grösseren Ausreisser in der Evaluation drin. Die Episoden des Agenten gehen auch länger als die des DQN.</w:t>
+        <w:t xml:space="preserve">. </w:t>
+      </w:r>
+      <w:r>
+        <w:t>Er hat jedoch auch einen grö</w:t>
+      </w:r>
+      <w:r>
+        <w:t>ss</w:t>
+      </w:r>
+      <w:r>
+        <w:t>eren Ausrei</w:t>
+      </w:r>
+      <w:r>
+        <w:t>ss</w:t>
+      </w:r>
+      <w:r>
+        <w:t>er in der Auswertung. Die Episoden des Agenten sind auch länger als die des DQN.</w:t>
       </w:r>
     </w:p>
     <w:p>
@@ -4654,6 +4825,9 @@
         <w:jc w:val="both"/>
       </w:pPr>
       <w:r>
+        <w:rPr>
+          <w:noProof/>
+        </w:rPr>
         <w:lastRenderedPageBreak/>
         <w:drawing>
           <wp:inline distT="0" distB="0" distL="0" distR="0" wp14:anchorId="00CE2CEC" wp14:editId="75D6AD71">
@@ -4696,18 +4870,12 @@
       <w:pPr>
         <w:pStyle w:val="berschrift3"/>
         <w:jc w:val="both"/>
-        <w:rPr>
-          <w:lang w:val="fr-CH"/>
-        </w:rPr>
-      </w:pPr>
-      <w:bookmarkStart w:id="15" w:name="_Toc216530518"/>
-      <w:r>
-        <w:rPr>
-          <w:lang w:val="fr-CH"/>
-        </w:rPr>
+      </w:pPr>
+      <w:bookmarkStart w:id="16" w:name="_Toc218686282"/>
+      <w:r>
         <w:t>Analyse</w:t>
       </w:r>
-      <w:bookmarkEnd w:id="15"/>
+      <w:bookmarkEnd w:id="16"/>
     </w:p>
     <w:p>
       <w:pPr>
@@ -4740,32 +4908,23 @@
       <w:pPr>
         <w:pStyle w:val="berschrift2"/>
         <w:jc w:val="both"/>
-        <w:rPr>
-          <w:lang w:val="en-GB"/>
-        </w:rPr>
-      </w:pPr>
-      <w:bookmarkStart w:id="16" w:name="_Toc216530519"/>
-      <w:r>
-        <w:rPr>
-          <w:lang w:val="en-GB"/>
-        </w:rPr>
+      </w:pPr>
+      <w:bookmarkStart w:id="17" w:name="_Toc218686283"/>
+      <w:r>
         <w:t>PE</w:t>
       </w:r>
       <w:r>
-        <w:rPr>
-          <w:lang w:val="en-GB"/>
-        </w:rPr>
         <w:t>R</w:t>
       </w:r>
       <w:r>
-        <w:rPr>
-          <w:lang w:val="en-GB"/>
-        </w:rPr>
         <w:t xml:space="preserve"> Replay Buffer</w:t>
       </w:r>
-      <w:bookmarkEnd w:id="16"/>
-    </w:p>
-    <w:p>
+      <w:bookmarkEnd w:id="17"/>
+    </w:p>
+    <w:p>
+      <w:pPr>
+        <w:jc w:val="both"/>
+      </w:pPr>
       <w:r>
         <w:t xml:space="preserve">Der </w:t>
       </w:r>
@@ -4778,7 +4937,15 @@
         <w:t xml:space="preserve"> Experience Replay Buffer ist eine Erweiterung</w:t>
       </w:r>
       <w:r>
-        <w:t xml:space="preserve"> der normalen Replay Buffers. Er sorgt dafür, dass die wichtigen Übergänge häufiger trainiert werden als die unwichtigen. Dies geschieht durch eine Berechnung des TD-Fehlers und eine anschliessende Priorisierung. </w:t>
+        <w:t xml:space="preserve"> der normalen Replay Buffers. Er sorgt dafür, dass die wichtigen Übergänge häufiger trainiert werden als die unwichtigen. Dies </w:t>
+      </w:r>
+      <w:proofErr w:type="gramStart"/>
+      <w:r>
+        <w:t>geschieht</w:t>
+      </w:r>
+      <w:proofErr w:type="gramEnd"/>
+      <w:r>
+        <w:t xml:space="preserve"> durch eine Berechnung des TD-Fehlers und eine anschliessende Priorisierung. </w:t>
       </w:r>
     </w:p>
     <w:p>
@@ -4786,18 +4953,18 @@
         <w:pStyle w:val="berschrift3"/>
         <w:jc w:val="both"/>
       </w:pPr>
-      <w:bookmarkStart w:id="17" w:name="_Toc216530520"/>
+      <w:bookmarkStart w:id="18" w:name="_Toc218686284"/>
       <w:r>
         <w:t>Hypothese</w:t>
       </w:r>
-      <w:bookmarkEnd w:id="17"/>
-    </w:p>
-    <w:p>
-      <w:pPr>
-        <w:jc w:val="both"/>
-      </w:pPr>
-      <w:r>
-        <w:t xml:space="preserve">Der Agent soll schneller lernen und unerwartete </w:t>
+      <w:bookmarkEnd w:id="18"/>
+    </w:p>
+    <w:p>
+      <w:pPr>
+        <w:jc w:val="both"/>
+      </w:pPr>
+      <w:r>
+        <w:t xml:space="preserve">Der Agent soll schneller lernen und besser und gezielter mit unerwarteten </w:t>
       </w:r>
       <w:proofErr w:type="spellStart"/>
       <w:r>
@@ -4805,7 +4972,7 @@
       </w:r>
       <w:proofErr w:type="spellEnd"/>
       <w:r>
-        <w:t xml:space="preserve">, seltene Ereignisse und falsche Q-Schätzungen besser und gezielter angehen können. Dadurch kann Ereignis wie das Sterben im Spiel besser erfasst werden. Somit könnten kritische Situationen besser verstanden werden. </w:t>
+        <w:t xml:space="preserve">, seltenen Ereignissen und falschen Q-Schätzungen umgehen können. Dadurch können Ereignisse wie der Tod im Spiel besser erfasst werden. Kritische Situationen können so besser verstanden werden. </w:t>
       </w:r>
     </w:p>
     <w:p>
@@ -4813,18 +4980,18 @@
         <w:pStyle w:val="berschrift3"/>
         <w:jc w:val="both"/>
       </w:pPr>
-      <w:bookmarkStart w:id="18" w:name="_Toc216530521"/>
+      <w:bookmarkStart w:id="19" w:name="_Toc218686285"/>
       <w:r>
         <w:t>Implementierung</w:t>
       </w:r>
-      <w:bookmarkEnd w:id="18"/>
-    </w:p>
-    <w:p>
-      <w:pPr>
-        <w:jc w:val="both"/>
-      </w:pPr>
-      <w:r>
-        <w:t>Für die Implementierung wurde ein neuer Buffer erstellt. Dieser wird danach von einem Agenten benutzt. Hauptsächlich ändert sich dabei, das Prioritäten berechnet werden und beim Sampling auf diese Rücksicht genommen wird.</w:t>
+      <w:bookmarkEnd w:id="19"/>
+    </w:p>
+    <w:p>
+      <w:pPr>
+        <w:jc w:val="both"/>
+      </w:pPr>
+      <w:r>
+        <w:t>Für die Implementierung wurde ein neuer Buffer erstellt. Dieser wird dann von einem Agenten genutzt. Die Hauptänderung besteht darin, dass Prioritäten berechnet und beim Sampling berücksichtigt werden.</w:t>
       </w:r>
     </w:p>
     <w:p>
@@ -4877,18 +5044,21 @@
         <w:pStyle w:val="berschrift3"/>
         <w:jc w:val="both"/>
       </w:pPr>
-      <w:bookmarkStart w:id="19" w:name="_Toc216530522"/>
+      <w:bookmarkStart w:id="20" w:name="_Toc218686286"/>
       <w:r>
         <w:lastRenderedPageBreak/>
         <w:t>Evaluation</w:t>
       </w:r>
-      <w:bookmarkEnd w:id="19"/>
-    </w:p>
-    <w:p>
-      <w:pPr>
-        <w:jc w:val="both"/>
-      </w:pPr>
-      <w:r>
+      <w:bookmarkEnd w:id="20"/>
+    </w:p>
+    <w:p>
+      <w:pPr>
+        <w:jc w:val="both"/>
+      </w:pPr>
+      <w:r>
+        <w:rPr>
+          <w:noProof/>
+        </w:rPr>
         <w:drawing>
           <wp:inline distT="0" distB="0" distL="0" distR="0" wp14:anchorId="7AB12F1A" wp14:editId="0FFE2B1A">
             <wp:extent cx="5760720" cy="4077335"/>
@@ -4931,7 +5101,13 @@
         <w:jc w:val="both"/>
       </w:pPr>
       <w:r>
-        <w:t xml:space="preserve">Der PER Agent performt </w:t>
+        <w:t>Der PER</w:t>
+      </w:r>
+      <w:r>
+        <w:t>-</w:t>
+      </w:r>
+      <w:r>
+        <w:t xml:space="preserve">Agent performt </w:t>
       </w:r>
       <w:r>
         <w:t xml:space="preserve">deutlich schlechter als die anderen Agenten. Auch die Anzahl der gemachten Schritte ist nicht sonderlich hoch. Im Tensor Board ist gut zu sehen, dass zu beginn viel angepasst wird und danach der Loss abflacht. Dies könnte im Anschluss problematisch gewesen sein, da der Agent auf bereits bekannten Patterns </w:t>
@@ -4950,6 +5126,9 @@
         <w:jc w:val="both"/>
       </w:pPr>
       <w:r>
+        <w:rPr>
+          <w:noProof/>
+        </w:rPr>
         <w:drawing>
           <wp:inline distT="0" distB="0" distL="0" distR="0" wp14:anchorId="213BBB9B" wp14:editId="2F27999E">
             <wp:extent cx="5760720" cy="2067560"/>
@@ -4992,7 +5171,13 @@
         <w:jc w:val="both"/>
       </w:pPr>
       <w:r>
-        <w:t xml:space="preserve">Es ist gut zu sehen dass der </w:t>
+        <w:t>Es ist gut zu sehen</w:t>
+      </w:r>
+      <w:r>
+        <w:t>,</w:t>
+      </w:r>
+      <w:r>
+        <w:t xml:space="preserve"> dass der </w:t>
       </w:r>
       <w:proofErr w:type="spellStart"/>
       <w:r>
@@ -5011,14 +5196,23 @@
       </w:r>
       <w:proofErr w:type="spellEnd"/>
       <w:r>
-        <w:t xml:space="preserve"> hin und, dass er nur noch auf ähnlichem trainiert.</w:t>
-      </w:r>
-    </w:p>
-    <w:p>
-      <w:pPr>
-        <w:jc w:val="both"/>
-      </w:pPr>
-      <w:r>
+        <w:t xml:space="preserve"> hin und, dass er nur noch auf </w:t>
+      </w:r>
+      <w:r>
+        <w:t>Ä</w:t>
+      </w:r>
+      <w:r>
+        <w:t>hnlichem trainiert.</w:t>
+      </w:r>
+    </w:p>
+    <w:p>
+      <w:pPr>
+        <w:jc w:val="both"/>
+      </w:pPr>
+      <w:r>
+        <w:rPr>
+          <w:noProof/>
+        </w:rPr>
         <w:lastRenderedPageBreak/>
         <w:drawing>
           <wp:inline distT="0" distB="0" distL="0" distR="0" wp14:anchorId="022BB0A6" wp14:editId="5DB465E1">
@@ -5062,18 +5256,24 @@
         <w:pStyle w:val="berschrift3"/>
         <w:jc w:val="both"/>
       </w:pPr>
-      <w:bookmarkStart w:id="20" w:name="_Toc216530523"/>
+      <w:bookmarkStart w:id="21" w:name="_Toc218686287"/>
       <w:r>
         <w:t>Analyse</w:t>
       </w:r>
-      <w:bookmarkEnd w:id="20"/>
-    </w:p>
-    <w:p>
-      <w:pPr>
-        <w:jc w:val="both"/>
-      </w:pPr>
-      <w:r>
-        <w:t>Der PER Buffer hat nicht mein gewünschtes Ziel erreicht. Ich habe gesehen, dass gerade der Loss sehr schnell abnimmt und er dadurch keine grösseren fortschritte mehr erzielen kann. Meine Hoffnung, dass er seine Tode vielleicht etwas herauszögern kann haben sich ebenfalls nicht bestätigt, im Gegenteil, er hat eine deutlich kleinere Schrittlänge als die anderen.</w:t>
+      <w:bookmarkEnd w:id="21"/>
+    </w:p>
+    <w:p>
+      <w:pPr>
+        <w:jc w:val="both"/>
+      </w:pPr>
+      <w:r>
+        <w:t>Der PER Buffer hat nicht mein gewünschtes Ziel erreicht. Ich habe gesehen, dass gerade der Loss sehr schnell abnimmt und er dadurch keine gro</w:t>
+      </w:r>
+      <w:r>
+        <w:t>ss</w:t>
+      </w:r>
+      <w:r>
+        <w:t>en Fortschritte mehr machen kann. Meine Hoffnungen, dass er seinen Tod vielleicht etwas hinauszögern kann, haben sich auch nicht bestätigt, im Gegenteil, er hat eine deutlich kürzere Schrittlänge als die anderen.</w:t>
       </w:r>
     </w:p>
     <w:p>
@@ -5081,7 +5281,7 @@
         <w:pStyle w:val="berschrift2"/>
         <w:jc w:val="both"/>
       </w:pPr>
-      <w:bookmarkStart w:id="21" w:name="_Toc216530524"/>
+      <w:bookmarkStart w:id="22" w:name="_Toc218686288"/>
       <w:proofErr w:type="spellStart"/>
       <w:r>
         <w:t>Noisy</w:t>
@@ -5090,13 +5290,12 @@
       <w:r>
         <w:t xml:space="preserve"> Net</w:t>
       </w:r>
-      <w:bookmarkEnd w:id="21"/>
-    </w:p>
-    <w:p>
-      <w:pPr>
-        <w:jc w:val="both"/>
-      </w:pPr>
-      <w:bookmarkStart w:id="22" w:name="_Toc216530525"/>
+      <w:bookmarkEnd w:id="22"/>
+    </w:p>
+    <w:p>
+      <w:pPr>
+        <w:jc w:val="both"/>
+      </w:pPr>
       <w:proofErr w:type="spellStart"/>
       <w:r>
         <w:t>Noisy</w:t>
@@ -5111,35 +5310,56 @@
       </w:r>
       <w:proofErr w:type="spellEnd"/>
       <w:r>
-        <w:t xml:space="preserve"> Nets) sind eine Methode zur Exploration im Reinforcement Learning, bei der </w:t>
-      </w:r>
-      <w:r>
-        <w:t>Z</w:t>
-      </w:r>
-      <w:r>
-        <w:t>ufälligkeit direkt in die Netzwerkgewichte integriert wird.</w:t>
-      </w:r>
-      <w:r>
-        <w:t xml:space="preserve"> </w:t>
-      </w:r>
-      <w:r>
-        <w:t xml:space="preserve">Anstatt wie beim </w:t>
+        <w:t xml:space="preserve"> Nets) sind eine Explorationsmethode des Reinforcement Learning, bei der die Zufälligkeit direkt in die Gewichtung des Netzes einflie</w:t>
+      </w:r>
+      <w:r>
+        <w:t>ss</w:t>
+      </w:r>
+      <w:r>
+        <w:t xml:space="preserve">t. Anstatt zufällige Aktionen auszuwählen, wie es bei der Epsilon-Greedy-Methode der Fall ist, erzeugen </w:t>
       </w:r>
       <w:proofErr w:type="spellStart"/>
       <w:r>
-        <w:t>epsilon</w:t>
+        <w:t>Noisy</w:t>
       </w:r>
       <w:proofErr w:type="spellEnd"/>
       <w:r>
-        <w:t>-</w:t>
+        <w:t xml:space="preserve"> Nets zufällige, aber strukturierte Variationen in den Q-Werten. Dadurch wird die Exploration zustandsabhängig und konsistenter über mehrere Zeitschritte. Die Stärke des Rauschens kann gelernt werden, so dass das Netz selbst entscheidet, wie viel Exploration erforderlich ist. Ein wesentlicher Vorteil von </w:t>
       </w:r>
       <w:proofErr w:type="spellStart"/>
       <w:r>
+        <w:t>Noisy</w:t>
+      </w:r>
+      <w:proofErr w:type="spellEnd"/>
+      <w:r>
+        <w:t xml:space="preserve"> Net besteht darin, dass keine manuelle Steuerung eines ε-Decay-Schemas erforderlich ist. Im Vergleich zu ε-</w:t>
+      </w:r>
+      <w:proofErr w:type="spellStart"/>
+      <w:r>
         <w:t>greedy</w:t>
       </w:r>
       <w:proofErr w:type="spellEnd"/>
       <w:r>
-        <w:t xml:space="preserve">-Verfahren zufällige Aktionen auszuwählen, erzeugen </w:t>
+        <w:t xml:space="preserve"> werden weniger unnötige Zufallsaktionen ausgeführt, was die Effizienz der Abtastung erhöht.</w:t>
+      </w:r>
+    </w:p>
+    <w:p>
+      <w:pPr>
+        <w:pStyle w:val="berschrift3"/>
+        <w:jc w:val="both"/>
+      </w:pPr>
+      <w:bookmarkStart w:id="23" w:name="_Toc218686289"/>
+      <w:r>
+        <w:t>Hypothese</w:t>
+      </w:r>
+      <w:bookmarkEnd w:id="23"/>
+    </w:p>
+    <w:p>
+      <w:pPr>
+        <w:jc w:val="both"/>
+      </w:pPr>
+      <w:r>
+        <w:t xml:space="preserve">Die Verwendung von </w:t>
       </w:r>
       <w:proofErr w:type="spellStart"/>
       <w:r>
@@ -5147,92 +5367,35 @@
       </w:r>
       <w:proofErr w:type="spellEnd"/>
       <w:r>
-        <w:t xml:space="preserve"> Nets zufällige, aber strukturierte Variationen in den Q-Werten.</w:t>
-      </w:r>
-      <w:r>
-        <w:t xml:space="preserve"> </w:t>
-      </w:r>
-      <w:r>
-        <w:t>Dadurch wird die Exploration zustandsabhängig und konsistenter über mehrere Zeitschritte hinweg.</w:t>
-      </w:r>
-      <w:r>
-        <w:t xml:space="preserve"> </w:t>
-      </w:r>
-      <w:r>
-        <w:t>Die Stärke des Rauschens ist lernbar, sodass das Netzwerk selbst entscheidet, wie viel Exploration notwendig ist.</w:t>
-      </w:r>
-      <w:r>
-        <w:t xml:space="preserve"> </w:t>
-      </w:r>
-      <w:r>
-        <w:t xml:space="preserve">Ein wesentlicher Vorteil von </w:t>
+        <w:t xml:space="preserve"> Networks anstelle der klassischen ε-</w:t>
       </w:r>
       <w:proofErr w:type="spellStart"/>
       <w:r>
-        <w:t>Noisy</w:t>
+        <w:t>greedy</w:t>
       </w:r>
       <w:proofErr w:type="spellEnd"/>
       <w:r>
-        <w:t xml:space="preserve"> Nets ist, dass keine manuelle Steuerung eines ε-Decay-Schemas erforderlich ist.</w:t>
-      </w:r>
-      <w:r>
-        <w:t xml:space="preserve"> </w:t>
-      </w:r>
-      <w:r>
-        <w:t>Im Vergleich zu ε-</w:t>
-      </w:r>
-      <w:proofErr w:type="spellStart"/>
-      <w:r>
-        <w:t>greedy</w:t>
-      </w:r>
-      <w:proofErr w:type="spellEnd"/>
-      <w:r>
-        <w:t xml:space="preserve"> werden weniger sinnlose Zufallsaktionen ausgeführt, was die Sample-Effizienz erhöht.</w:t>
+        <w:t xml:space="preserve"> Exploration im ursprünglichen DQN-Ansatz führt zu einer effizienteren und zielgerichteteren Exploration, wodurch der Agent schneller </w:t>
+      </w:r>
+      <w:proofErr w:type="gramStart"/>
+      <w:r>
+        <w:t>lernt</w:t>
+      </w:r>
+      <w:proofErr w:type="gramEnd"/>
+      <w:r>
+        <w:t xml:space="preserve"> und eine höhere durchschnittliche Spielleistung erreicht.</w:t>
       </w:r>
     </w:p>
     <w:p>
       <w:pPr>
         <w:pStyle w:val="berschrift3"/>
-      </w:pPr>
-      <w:r>
-        <w:t>Hypothese</w:t>
-      </w:r>
-      <w:bookmarkEnd w:id="22"/>
-    </w:p>
-    <w:p>
-      <w:pPr>
-        <w:jc w:val="both"/>
-      </w:pPr>
-      <w:r>
-        <w:t xml:space="preserve">Der Einsatz von </w:t>
-      </w:r>
-      <w:proofErr w:type="spellStart"/>
-      <w:r>
-        <w:t>Noisy</w:t>
-      </w:r>
-      <w:proofErr w:type="spellEnd"/>
-      <w:r>
-        <w:t xml:space="preserve"> Networks anstelle der klassischen ε-</w:t>
-      </w:r>
-      <w:proofErr w:type="spellStart"/>
-      <w:r>
-        <w:t>greedy</w:t>
-      </w:r>
-      <w:proofErr w:type="spellEnd"/>
-      <w:r>
-        <w:t>-Exploration im ursprünglichen DQN-Ansatz führt zu einer effizienteren und zielgerichteteren Exploration, wodurch der Agent schneller lernt und eine höhere durchschnittliche Spielleistung erreicht.</w:t>
-      </w:r>
-    </w:p>
-    <w:p>
-      <w:pPr>
-        <w:pStyle w:val="berschrift3"/>
-        <w:jc w:val="both"/>
-      </w:pPr>
-      <w:bookmarkStart w:id="23" w:name="_Toc216530526"/>
+        <w:jc w:val="both"/>
+      </w:pPr>
+      <w:bookmarkStart w:id="24" w:name="_Toc218686290"/>
       <w:r>
         <w:t>Implementierung</w:t>
       </w:r>
-      <w:bookmarkEnd w:id="23"/>
+      <w:bookmarkEnd w:id="24"/>
     </w:p>
     <w:p>
       <w:pPr>
@@ -5251,7 +5414,15 @@
       </w:r>
       <w:proofErr w:type="spellEnd"/>
       <w:r>
-        <w:t xml:space="preserve"> erstellt. Hierbei sind die hauptsächlichen Änderungen die Layers, welche ein Rauschen hinzubekommen. Alles, was mit Epsilon zu tun hatte wird ersetzt.</w:t>
+        <w:t xml:space="preserve"> erstellt. Die wichtigsten Änderungen sind </w:t>
+      </w:r>
+      <w:proofErr w:type="gramStart"/>
+      <w:r>
+        <w:t>die Layer</w:t>
+      </w:r>
+      <w:proofErr w:type="gramEnd"/>
+      <w:r>
+        <w:t>, die das Rauschen hinzufügen. Alles, was mit Epsilon zu tun hatte, wurde ersetzt.</w:t>
       </w:r>
     </w:p>
     <w:p>
@@ -5262,7 +5433,6 @@
         <w:rPr>
           <w:noProof/>
         </w:rPr>
-        <w:lastRenderedPageBreak/>
         <w:drawing>
           <wp:inline distT="0" distB="0" distL="0" distR="0" wp14:anchorId="157DA814" wp14:editId="2C29CE8C">
             <wp:extent cx="5543550" cy="1657350"/>
@@ -5305,17 +5475,21 @@
         <w:pStyle w:val="berschrift3"/>
         <w:jc w:val="both"/>
       </w:pPr>
-      <w:bookmarkStart w:id="24" w:name="_Toc216530527"/>
-      <w:r>
+      <w:bookmarkStart w:id="25" w:name="_Toc218686291"/>
+      <w:r>
+        <w:lastRenderedPageBreak/>
         <w:t>Evaluation</w:t>
       </w:r>
-      <w:bookmarkEnd w:id="24"/>
-    </w:p>
-    <w:p>
-      <w:pPr>
-        <w:jc w:val="both"/>
-      </w:pPr>
-      <w:r>
+      <w:bookmarkEnd w:id="25"/>
+    </w:p>
+    <w:p>
+      <w:pPr>
+        <w:jc w:val="both"/>
+      </w:pPr>
+      <w:r>
+        <w:rPr>
+          <w:noProof/>
+        </w:rPr>
         <w:drawing>
           <wp:inline distT="0" distB="0" distL="0" distR="0" wp14:anchorId="7994BCC7" wp14:editId="1DF383E0">
             <wp:extent cx="5760720" cy="4077335"/>
@@ -5366,7 +5540,7 @@
       </w:r>
       <w:proofErr w:type="spellEnd"/>
       <w:r>
-        <w:t xml:space="preserve"> Network kein Epsilon gibt, welche zufällige Aktionen ausführen kann, bleibt der </w:t>
+        <w:t xml:space="preserve"> Network kein Epsilon gibt, das zufällige Aktionen ausführen kann, bleibt der </w:t>
       </w:r>
       <w:proofErr w:type="spellStart"/>
       <w:r>
@@ -5374,26 +5548,25 @@
       </w:r>
       <w:proofErr w:type="spellEnd"/>
       <w:r>
-        <w:t xml:space="preserve"> immer derselbe.</w:t>
-      </w:r>
-    </w:p>
-    <w:p>
-      <w:pPr>
-        <w:jc w:val="both"/>
-      </w:pPr>
-      <w:r>
-        <w:t>Es ist schnell ersichtlich, dass auch dieser Ansatz nicht sonderlich gut ist und deutlich unter dem Initialen Ansatz liegt.</w:t>
-      </w:r>
-      <w:r>
-        <w:t xml:space="preserve"> Es ist zudem auch zu sehen, dass der Loss tiefer ist als beim initialen Ansatz und er nach etwa einer Millon Schritten beginnt zu stagnieren.</w:t>
-      </w:r>
-    </w:p>
-    <w:p>
-      <w:pPr>
-        <w:jc w:val="both"/>
-      </w:pPr>
-      <w:r>
-        <w:lastRenderedPageBreak/>
+        <w:t xml:space="preserve"> immer gleich.</w:t>
+      </w:r>
+    </w:p>
+    <w:p>
+      <w:pPr>
+        <w:jc w:val="both"/>
+      </w:pPr>
+      <w:r>
+        <w:t>Es ist schnell ersichtlich, dass auch dieser Ansatz nicht besonders gut ist und deutlich unter dem ursprünglichen Ansatz liegt. Es ist auch zu erkennen, dass der Verlust geringer ist als beim ursprünglichen Ansatz und nach etwa einer Million Schritte zu stagnieren beginnt.</w:t>
+      </w:r>
+    </w:p>
+    <w:p>
+      <w:pPr>
+        <w:jc w:val="both"/>
+      </w:pPr>
+      <w:r>
+        <w:rPr>
+          <w:noProof/>
+        </w:rPr>
         <w:drawing>
           <wp:inline distT="0" distB="0" distL="0" distR="0" wp14:anchorId="6604FD22" wp14:editId="592D4511">
             <wp:extent cx="5760720" cy="2032635"/>
@@ -5436,23 +5609,24 @@
         <w:pStyle w:val="berschrift3"/>
         <w:jc w:val="both"/>
       </w:pPr>
-      <w:bookmarkStart w:id="25" w:name="_Toc216530528"/>
+      <w:bookmarkStart w:id="26" w:name="_Toc218686292"/>
       <w:r>
         <w:t>Analyse</w:t>
       </w:r>
-      <w:bookmarkEnd w:id="25"/>
-    </w:p>
-    <w:p>
-      <w:pPr>
-        <w:jc w:val="both"/>
-      </w:pPr>
-      <w:r>
-        <w:t>Der Ansatz ist sehr interessant, da er im vergleich zu allen anderen Methoden Das Problem anders angeht. Jedoch ist auch ersichtlich, dass es nach einiger Zeit an seine Grenzen kommt und danach Probleme hat weiter zu lernen.</w:t>
-      </w:r>
-    </w:p>
-    <w:p>
-      <w:r>
-        <w:br w:type="page"/>
+      <w:bookmarkEnd w:id="26"/>
+    </w:p>
+    <w:p>
+      <w:pPr>
+        <w:jc w:val="both"/>
+      </w:pPr>
+      <w:r>
+        <w:t>Der Ansatz ist sehr interessant, da er das Problem anders angeht als alle anderen Methoden. Es ist aber auch klar, dass er nach einer gewissen Zeit an seine Grenzen stö</w:t>
+      </w:r>
+      <w:r>
+        <w:t>ss</w:t>
+      </w:r>
+      <w:r>
+        <w:t>t und es dann schwierig ist, weiter zu lernen.</w:t>
       </w:r>
     </w:p>
     <w:p>
@@ -5460,7 +5634,7 @@
         <w:pStyle w:val="berschrift1"/>
         <w:jc w:val="both"/>
       </w:pPr>
-      <w:bookmarkStart w:id="26" w:name="_Toc216530529"/>
+      <w:bookmarkStart w:id="27" w:name="_Toc218686293"/>
       <w:r>
         <w:rPr>
           <w:noProof/>
@@ -5601,7 +5775,7 @@
       <w:r>
         <w:t>Finaler Vergleich</w:t>
       </w:r>
-      <w:bookmarkEnd w:id="26"/>
+      <w:bookmarkEnd w:id="27"/>
     </w:p>
     <w:p>
       <w:pPr>
@@ -5676,23 +5850,27 @@
         <w:t xml:space="preserve">  </w:t>
       </w:r>
     </w:p>
-    <w:p>
-      <w:bookmarkStart w:id="27" w:name="_Toc216530530"/>
-    </w:p>
     <w:p/>
     <w:p/>
     <w:p/>
     <w:p/>
     <w:p/>
     <w:p/>
-    <w:p>
-      <w:r>
-        <w:t>Es ist sicherlich gut zu sehen, dass egal welcher Agent und welche Verbesserung gewählt wurde, die Perfomance jedes Mal besser war als der Random Agent. Es ist zudem auch erkennbar, dass einige der Agenten etwas mehr Streuung in den Resultaten haben als andere.</w:t>
-      </w:r>
-    </w:p>
-    <w:p>
-      <w:r>
-        <w:t xml:space="preserve">Es ist aber auch ersichtlich das die experimentelleren Ansätze des </w:t>
+    <w:p/>
+    <w:p>
+      <w:pPr>
+        <w:jc w:val="both"/>
+      </w:pPr>
+      <w:r>
+        <w:t>Es ist sicherlich interessant zu sehen, dass unabhängig vom gewählten Agenten und der gewählten Verbesserung die Performance immer besser ist als beim Random Agenten. Es ist auch ersichtlich, dass einige der Agenten etwas mehr Streuung in den Ergebnissen haben als andere.</w:t>
+      </w:r>
+    </w:p>
+    <w:p>
+      <w:pPr>
+        <w:jc w:val="both"/>
+      </w:pPr>
+      <w:r>
+        <w:t xml:space="preserve">Es ist aber auch ersichtlich, dass die experimentelleren Ansätze des </w:t>
       </w:r>
       <w:proofErr w:type="spellStart"/>
       <w:r>
@@ -5700,12 +5878,15 @@
       </w:r>
       <w:proofErr w:type="spellEnd"/>
       <w:r>
-        <w:t xml:space="preserve"> Networks sowie den PER Buffer schlechter abschneiden als der Initiale Ansatz.</w:t>
-      </w:r>
-    </w:p>
-    <w:p>
-      <w:r>
-        <w:t>Es ist auch klar, dass zumindest in meinen durchgeführten Experimenten das Dueling DQN klar am besten performt hat.</w:t>
+        <w:t xml:space="preserve"> Networks und des PER Buffers schlechter abschneiden als der Initiale Ansatz.</w:t>
+      </w:r>
+    </w:p>
+    <w:p>
+      <w:pPr>
+        <w:jc w:val="both"/>
+      </w:pPr>
+      <w:r>
+        <w:t>Es wird auch deutlich, dass zumindest in den von mir durchgeführten Experimenten das Dueling-DQN eindeutig am besten abschneidet.</w:t>
       </w:r>
       <w:r>
         <w:br w:type="page"/>
@@ -5716,136 +5897,174 @@
         <w:pStyle w:val="berschrift1"/>
         <w:jc w:val="both"/>
       </w:pPr>
+      <w:bookmarkStart w:id="28" w:name="_Toc218686294"/>
       <w:r>
         <w:lastRenderedPageBreak/>
         <w:t>Fazit</w:t>
       </w:r>
-      <w:bookmarkEnd w:id="27"/>
-    </w:p>
-    <w:p>
-      <w:pPr>
-        <w:jc w:val="both"/>
-      </w:pPr>
-      <w:r>
-        <w:t xml:space="preserve">Ich habe während dieser Challenge enorm viel über DQN und Reinforcement </w:t>
+      <w:bookmarkEnd w:id="28"/>
+    </w:p>
+    <w:p>
+      <w:pPr>
+        <w:jc w:val="both"/>
+      </w:pPr>
+      <w:r>
+        <w:t>Ich habe während dieser Challenge sehr viel über DQN und Reinforcement Learning gelernt. Man erkennt, wie kleine Änderungen, wie z.B. eine andere Betrachtung von Zustand und Aktion, einen gro</w:t>
+      </w:r>
+      <w:r>
+        <w:t>ss</w:t>
+      </w:r>
+      <w:r>
+        <w:t>en Einfluss auf den Agenten haben können.</w:t>
+      </w:r>
+    </w:p>
+    <w:p>
+      <w:pPr>
+        <w:jc w:val="both"/>
+      </w:pPr>
+      <w:r>
+        <w:t>Au</w:t>
+      </w:r>
+      <w:r>
+        <w:t>ss</w:t>
+      </w:r>
+      <w:r>
+        <w:t>erdem wird einem bewusst, wie viel Rechenleistung und Zeit ein solches Programm benötigt. Es hat mir gezeigt, dass es für bestimmte Probleme sehr nützlich sein kann, ein DQN zu erstellen, aber man muss sich auch darüber im Klaren sein, dass dies sehr aufwendig ist und viel Zeit zum Lernen benötigt.</w:t>
+      </w:r>
+    </w:p>
+    <w:p>
+      <w:pPr>
+        <w:jc w:val="both"/>
+      </w:pPr>
+      <w:r>
+        <w:t xml:space="preserve">Meine Ergebnisse waren mal mehr, mal weniger zufriedenstellend. Vor allem PER und </w:t>
       </w:r>
       <w:proofErr w:type="spellStart"/>
       <w:r>
-        <w:t>learning</w:t>
+        <w:t>Noisy</w:t>
       </w:r>
       <w:proofErr w:type="spellEnd"/>
       <w:r>
-        <w:t xml:space="preserve"> gelernt. Es wird einem bewusst, wie sehr auch kleine Änderungen wie beispielsweise eine unterschiedliche Betrachtung von State und Action einen grossen Einfluss auf den Agenten haben können.</w:t>
-      </w:r>
-    </w:p>
-    <w:p>
-      <w:pPr>
-        <w:jc w:val="both"/>
-      </w:pPr>
-      <w:r>
-        <w:t>Zudem wird einem Bewusst, wie viel Rechenleistung und Zeit ein solches Programm benötigt. Es hat gezeigt, dass es für bestimmte Probleme sehr sinnvoll sein kann, ein DQN zu erstellen, jedoch muss auch klar beachtet werden, dass dies sehr aufwändig ist.</w:t>
-      </w:r>
-    </w:p>
-    <w:p>
-      <w:pPr>
-        <w:jc w:val="both"/>
-      </w:pPr>
-      <w:r>
-        <w:t xml:space="preserve">Meine Ergebnisse waren teilweise mehr und teilweise weniger zufriedenstellend. Gerade das PER und </w:t>
+        <w:t xml:space="preserve"> haben mich etwas enttäuscht.</w:t>
+      </w:r>
+    </w:p>
+    <w:p>
+      <w:pPr>
+        <w:jc w:val="both"/>
+      </w:pPr>
+      <w:r>
+        <w:t xml:space="preserve">Etwas, das ich noch nicht gemacht habe, </w:t>
+      </w:r>
+      <w:proofErr w:type="gramStart"/>
+      <w:r>
+        <w:t>das</w:t>
+      </w:r>
+      <w:proofErr w:type="gramEnd"/>
+      <w:r>
+        <w:t xml:space="preserve"> aber sicher auch einen gro</w:t>
+      </w:r>
+      <w:r>
+        <w:t>ss</w:t>
+      </w:r>
+      <w:r>
+        <w:t xml:space="preserve">en Effekt hätte, ist das Hyperparameter Tuning. Ich habe das ausgelassen, um möglichst viele andere Erweiterungen zu sehen. Am Ende habe ich aber gemerkt, dass viele Experimente wahrscheinlich noch etwas besser gewesen wären, wenn ich die Parameter am Anfang etwas optimiert und mir die Veränderungen angesehen hätte. Gerade beim </w:t>
       </w:r>
       <w:proofErr w:type="spellStart"/>
       <w:r>
+        <w:t>Frameskipping</w:t>
+      </w:r>
+      <w:proofErr w:type="spellEnd"/>
+      <w:r>
+        <w:t xml:space="preserve"> bin ich mir beispielsweise unsicher, ob sich dieser Trade-Off gelohnt hat.</w:t>
+      </w:r>
+    </w:p>
+    <w:p>
+      <w:pPr>
+        <w:jc w:val="both"/>
+      </w:pPr>
+      <w:r>
+        <w:t>Mit der Auswertung bin ich mä</w:t>
+      </w:r>
+      <w:r>
+        <w:t>ss</w:t>
+      </w:r>
+      <w:r>
+        <w:t xml:space="preserve">ig zufrieden. Ich bin mir nicht </w:t>
+      </w:r>
+      <w:proofErr w:type="gramStart"/>
+      <w:r>
+        <w:t>ganz sicher</w:t>
+      </w:r>
+      <w:proofErr w:type="gramEnd"/>
+      <w:r>
+        <w:t>, wie gut und aussagekräftig eine Auswertung mit einem kleinen Epsilon ist. Aber ich hatte das Problem, dass ich immer die gleichen Werte bekam, wenn Epsilon gleich Null war.</w:t>
+      </w:r>
+    </w:p>
+    <w:p>
+      <w:pPr>
+        <w:jc w:val="both"/>
+      </w:pPr>
+      <w:r>
+        <w:t xml:space="preserve">Auch das </w:t>
+      </w:r>
+      <w:proofErr w:type="spellStart"/>
+      <w:r>
+        <w:t>Logging</w:t>
+      </w:r>
+      <w:proofErr w:type="spellEnd"/>
+      <w:r>
+        <w:t xml:space="preserve"> im </w:t>
+      </w:r>
+      <w:proofErr w:type="spellStart"/>
+      <w:r>
+        <w:t>Tensoboard</w:t>
+      </w:r>
+      <w:proofErr w:type="spellEnd"/>
+      <w:r>
+        <w:t xml:space="preserve"> könnte noch erweitert werden. Zum Beispiel wie sich die Q-Werte oder die Schrittlänge während des Trainings verändern.</w:t>
+      </w:r>
+    </w:p>
+    <w:p>
+      <w:pPr>
+        <w:jc w:val="both"/>
+      </w:pPr>
+      <w:r>
+        <w:t>Diese Verbesserungen könnten für ein zukünftiges Projekt noch umgesetzt werden. Für dieses Projekt ist dies aufgrund der langen Laufzeit des DQN leider nicht mehr realisierbar.</w:t>
+      </w:r>
+    </w:p>
+    <w:p>
+      <w:pPr>
+        <w:pStyle w:val="berschrift1"/>
+        <w:jc w:val="both"/>
+      </w:pPr>
+      <w:bookmarkStart w:id="29" w:name="_Toc218686295"/>
+      <w:r>
+        <w:t>Ausblick</w:t>
+      </w:r>
+      <w:bookmarkEnd w:id="29"/>
+    </w:p>
+    <w:p>
+      <w:pPr>
+        <w:jc w:val="both"/>
+      </w:pPr>
+      <w:r>
+        <w:t xml:space="preserve">In einem weiteren Schritt müssten sicherlich noch die Hyperparameter optimiert werden. Ich könnte mir auch gut vorstellen, dass die verschiedenen Erweiterungen gemischt werden. Zum Beispiel könnte man am Anfang mit einem </w:t>
+      </w:r>
+      <w:proofErr w:type="spellStart"/>
+      <w:r>
         <w:t>Noisy</w:t>
       </w:r>
       <w:proofErr w:type="spellEnd"/>
       <w:r>
-        <w:t xml:space="preserve"> hatte mich etwas enttäuscht.</w:t>
-      </w:r>
-    </w:p>
-    <w:p>
-      <w:pPr>
-        <w:jc w:val="both"/>
-      </w:pPr>
-      <w:r>
-        <w:t>Etwas, was ich noch nicht getan habe, aber sicherlich auch einen hohen Effekt haben würde ist das Hyperparameter Tuning. Ich habe dies ausgelassen, um mir möglichst viele verschiedene andere Erweiterungen ansehen zu können. Doch am Ende habe ich gemerkt, dass viele der Experimente wahrscheinlich noch etwas besser gewesen wären, wenn ich die Parameter zu beginn etwas optimiert hätte und mir die Veränderungen angeschaut hätte.</w:t>
-      </w:r>
-    </w:p>
-    <w:p>
-      <w:pPr>
-        <w:jc w:val="both"/>
-      </w:pPr>
-      <w:r>
-        <w:t>Mit der Evaluation bin ich mässig zufrieden. Ich bin mir nicht komplett sicher, wie gut und aussagekräftig eine Evaluation mit einem kleinen Epsilon ist. Jedoch habe ich das Problem gehabt, dass ich bei Epsilon gleich Null immer die gleichen Werte bekommen habe.</w:t>
-      </w:r>
-    </w:p>
-    <w:p>
-      <w:pPr>
-        <w:jc w:val="both"/>
-      </w:pPr>
-      <w:r>
-        <w:t xml:space="preserve">Auch das </w:t>
-      </w:r>
-      <w:proofErr w:type="spellStart"/>
-      <w:r>
-        <w:t>Logging</w:t>
-      </w:r>
-      <w:proofErr w:type="spellEnd"/>
-      <w:r>
-        <w:t xml:space="preserve"> im </w:t>
-      </w:r>
-      <w:proofErr w:type="spellStart"/>
-      <w:r>
-        <w:t>Tensoboard</w:t>
-      </w:r>
-      <w:proofErr w:type="spellEnd"/>
-      <w:r>
-        <w:t xml:space="preserve"> könnte noch erweitert werden. Beispielsweise, wie sich Q-Werte verändern oder wie die Schrittlänge während des Trainings sind.</w:t>
-      </w:r>
-    </w:p>
-    <w:p>
-      <w:pPr>
-        <w:jc w:val="both"/>
-      </w:pPr>
-      <w:r>
-        <w:t>Diese Verbesserungen könnten für ein zukünftiges Projekt noch umgesetzt werden. Für dieses Projekt hier ist es aufgrund der langen Laufzeiten des DQNs aber leider nicht mehr wirklich realisierbar.</w:t>
-      </w:r>
-    </w:p>
-    <w:p>
-      <w:pPr>
-        <w:pStyle w:val="berschrift1"/>
-        <w:jc w:val="both"/>
-      </w:pPr>
-      <w:bookmarkStart w:id="28" w:name="_Toc216530531"/>
-      <w:r>
-        <w:t>Ausblick</w:t>
-      </w:r>
-      <w:bookmarkEnd w:id="28"/>
-    </w:p>
-    <w:p>
-      <w:r>
-        <w:t>In einem weiteren Schritt müssten definitiv noch die Hyperparameter optimiert werden. Zudem könnte ich mir gut vorstellen, da</w:t>
-      </w:r>
-      <w:r>
-        <w:t>s</w:t>
-      </w:r>
-      <w:r>
-        <w:t xml:space="preserve">s die verschiedenen Erweiterungen </w:t>
-      </w:r>
-      <w:r>
-        <w:t xml:space="preserve">vermischt werden könnten. Beispielsweise könnte zu Beginn mit </w:t>
-      </w:r>
-      <w:proofErr w:type="spellStart"/>
-      <w:r>
-        <w:t>Noisy</w:t>
-      </w:r>
-      <w:proofErr w:type="spellEnd"/>
-      <w:r>
-        <w:t xml:space="preserve"> Network gearbeitet werden oder zeitweise mit einem PER Buffer gearbeitet werden und alles in Verbindung mit einem Dueling Network stehen.</w:t>
-      </w:r>
-    </w:p>
-    <w:p>
-      <w:r>
-        <w:t xml:space="preserve">Auch in der Evaluation, könnten mehrere gleiche Agenten trainiert werden um beispielsweise eine Aussage darüber treffen zu können, wie sehr sie sich im Training unterscheiden. </w:t>
+        <w:t xml:space="preserve"> Network arbeiten oder zeitweise mit einem PER Buffer und das Ganze mit einem Dueling Network verbinden.</w:t>
+      </w:r>
+    </w:p>
+    <w:p>
+      <w:pPr>
+        <w:jc w:val="both"/>
+      </w:pPr>
+      <w:r>
+        <w:t>Auch in der Auswertung könnten mehrere gleiche Agenten trainiert werden, um z.B. eine Aussage über die Unterschiede im Training machen zu können.</w:t>
       </w:r>
     </w:p>
     <w:sectPr>
@@ -5958,6 +6177,119 @@
 <file path=word/numbering.xml><?xml version="1.0" encoding="utf-8"?>
 <w:numbering xmlns:wpc="http://schemas.microsoft.com/office/word/2010/wordprocessingCanvas" xmlns:cx="http://schemas.microsoft.com/office/drawing/2014/chartex" xmlns:cx1="http://schemas.microsoft.com/office/drawing/2015/9/8/chartex" xmlns:cx2="http://schemas.microsoft.com/office/drawing/2015/10/21/chartex" xmlns:cx3="http://schemas.microsoft.com/office/drawing/2016/5/9/chartex" xmlns:cx4="http://schemas.microsoft.com/office/drawing/2016/5/10/chartex" xmlns:cx5="http://schemas.microsoft.com/office/drawing/2016/5/11/chartex" xmlns:cx6="http://schemas.microsoft.com/office/drawing/2016/5/12/chartex" xmlns:cx7="http://schemas.microsoft.com/office/drawing/2016/5/13/chartex" xmlns:cx8="http://schemas.microsoft.com/office/drawing/2016/5/14/chartex" xmlns:mc="http://schemas.openxmlformats.org/markup-compatibility/2006" xmlns:aink="http://schemas.microsoft.com/office/drawing/2016/ink" xmlns:am3d="http://schemas.microsoft.com/office/drawing/2017/model3d" xmlns:o="urn:schemas-microsoft-com:office:office" xmlns:oel="http://schemas.microsoft.com/office/2019/extlst" xmlns:r="http://schemas.openxmlformats.org/officeDocument/2006/relationships" xmlns:m="http://schemas.openxmlformats.org/officeDocument/2006/math" xmlns:v="urn:schemas-microsoft-com:vml" xmlns:wp14="http://schemas.microsoft.com/office/word/2010/wordprocessingDrawing" xmlns:wp="http://schemas.openxmlformats.org/drawingml/2006/wordprocessingDrawing" xmlns:w10="urn:schemas-microsoft-com:office:word" xmlns:w="http://schemas.openxmlformats.org/wordprocessingml/2006/main" xmlns:w14="http://schemas.microsoft.com/office/word/2010/wordml" xmlns:w15="http://schemas.microsoft.com/office/word/2012/wordml" xmlns:w16cex="http://schemas.microsoft.com/office/word/2018/wordml/cex" xmlns:w16cid="http://schemas.microsoft.com/office/word/2016/wordml/cid" xmlns:w16="http://schemas.microsoft.com/office/word/2018/wordml" xmlns:w16du="http://schemas.microsoft.com/office/word/2023/wordml/word16du" xmlns:w16sdtdh="http://schemas.microsoft.com/office/word/2020/wordml/sdtdatahash" xmlns:w16sdtfl="http://schemas.microsoft.com/office/word/2024/wordml/sdtformatlock" xmlns:w16se="http://schemas.microsoft.com/office/word/2015/wordml/symex" xmlns:wpg="http://schemas.microsoft.com/office/word/2010/wordprocessingGroup" xmlns:wpi="http://schemas.microsoft.com/office/word/2010/wordprocessingInk" xmlns:wne="http://schemas.microsoft.com/office/word/2006/wordml" xmlns:wps="http://schemas.microsoft.com/office/word/2010/wordprocessingShape" mc:Ignorable="w14 w15 w16se w16cid w16 w16cex w16sdtdh w16sdtfl w16du wp14">
   <w:abstractNum w:abstractNumId="0" w15:restartNumberingAfterBreak="0">
+    <w:nsid w:val="185C48A3"/>
+    <w:multiLevelType w:val="multilevel"/>
+    <w:tmpl w:val="A7C255F6"/>
+    <w:lvl w:ilvl="0">
+      <w:start w:val="1"/>
+      <w:numFmt w:val="decimal"/>
+      <w:lvlText w:val="%1."/>
+      <w:lvlJc w:val="left"/>
+      <w:pPr>
+        <w:tabs>
+          <w:tab w:val="num" w:pos="720"/>
+        </w:tabs>
+        <w:ind w:left="720" w:hanging="720"/>
+      </w:pPr>
+    </w:lvl>
+    <w:lvl w:ilvl="1">
+      <w:start w:val="1"/>
+      <w:numFmt w:val="decimal"/>
+      <w:lvlText w:val="%2."/>
+      <w:lvlJc w:val="left"/>
+      <w:pPr>
+        <w:tabs>
+          <w:tab w:val="num" w:pos="1440"/>
+        </w:tabs>
+        <w:ind w:left="1440" w:hanging="720"/>
+      </w:pPr>
+    </w:lvl>
+    <w:lvl w:ilvl="2">
+      <w:start w:val="1"/>
+      <w:numFmt w:val="decimal"/>
+      <w:lvlText w:val="%3."/>
+      <w:lvlJc w:val="left"/>
+      <w:pPr>
+        <w:tabs>
+          <w:tab w:val="num" w:pos="2160"/>
+        </w:tabs>
+        <w:ind w:left="2160" w:hanging="720"/>
+      </w:pPr>
+    </w:lvl>
+    <w:lvl w:ilvl="3">
+      <w:start w:val="1"/>
+      <w:numFmt w:val="decimal"/>
+      <w:lvlText w:val="%4."/>
+      <w:lvlJc w:val="left"/>
+      <w:pPr>
+        <w:tabs>
+          <w:tab w:val="num" w:pos="2880"/>
+        </w:tabs>
+        <w:ind w:left="2880" w:hanging="720"/>
+      </w:pPr>
+    </w:lvl>
+    <w:lvl w:ilvl="4">
+      <w:start w:val="1"/>
+      <w:numFmt w:val="decimal"/>
+      <w:lvlText w:val="%5."/>
+      <w:lvlJc w:val="left"/>
+      <w:pPr>
+        <w:tabs>
+          <w:tab w:val="num" w:pos="3600"/>
+        </w:tabs>
+        <w:ind w:left="3600" w:hanging="720"/>
+      </w:pPr>
+    </w:lvl>
+    <w:lvl w:ilvl="5">
+      <w:start w:val="1"/>
+      <w:numFmt w:val="decimal"/>
+      <w:lvlText w:val="%6."/>
+      <w:lvlJc w:val="left"/>
+      <w:pPr>
+        <w:tabs>
+          <w:tab w:val="num" w:pos="4320"/>
+        </w:tabs>
+        <w:ind w:left="4320" w:hanging="720"/>
+      </w:pPr>
+    </w:lvl>
+    <w:lvl w:ilvl="6">
+      <w:start w:val="1"/>
+      <w:numFmt w:val="decimal"/>
+      <w:lvlText w:val="%7."/>
+      <w:lvlJc w:val="left"/>
+      <w:pPr>
+        <w:tabs>
+          <w:tab w:val="num" w:pos="5040"/>
+        </w:tabs>
+        <w:ind w:left="5040" w:hanging="720"/>
+      </w:pPr>
+    </w:lvl>
+    <w:lvl w:ilvl="7">
+      <w:start w:val="1"/>
+      <w:numFmt w:val="decimal"/>
+      <w:lvlText w:val="%8."/>
+      <w:lvlJc w:val="left"/>
+      <w:pPr>
+        <w:tabs>
+          <w:tab w:val="num" w:pos="5760"/>
+        </w:tabs>
+        <w:ind w:left="5760" w:hanging="720"/>
+      </w:pPr>
+    </w:lvl>
+    <w:lvl w:ilvl="8">
+      <w:start w:val="1"/>
+      <w:numFmt w:val="decimal"/>
+      <w:lvlText w:val="%9."/>
+      <w:lvlJc w:val="left"/>
+      <w:pPr>
+        <w:tabs>
+          <w:tab w:val="num" w:pos="6480"/>
+        </w:tabs>
+        <w:ind w:left="6480" w:hanging="720"/>
+      </w:pPr>
+    </w:lvl>
+  </w:abstractNum>
+  <w:abstractNum w:abstractNumId="1" w15:restartNumberingAfterBreak="0">
     <w:nsid w:val="39D60BF1"/>
     <w:multiLevelType w:val="multilevel"/>
     <w:tmpl w:val="8DC2C960"/>
@@ -6106,7 +6438,7 @@
       </w:rPr>
     </w:lvl>
   </w:abstractNum>
-  <w:abstractNum w:abstractNumId="1" w15:restartNumberingAfterBreak="0">
+  <w:abstractNum w:abstractNumId="2" w15:restartNumberingAfterBreak="0">
     <w:nsid w:val="632D0C98"/>
     <w:multiLevelType w:val="multilevel"/>
     <w:tmpl w:val="BA50429E"/>
@@ -6256,9 +6588,12 @@
     </w:lvl>
   </w:abstractNum>
   <w:num w:numId="1" w16cid:durableId="335306422">
+    <w:abstractNumId w:val="2"/>
+  </w:num>
+  <w:num w:numId="2" w16cid:durableId="307132757">
     <w:abstractNumId w:val="1"/>
   </w:num>
-  <w:num w:numId="2" w16cid:durableId="307132757">
+  <w:num w:numId="3" w16cid:durableId="547031693">
     <w:abstractNumId w:val="0"/>
   </w:num>
 </w:numbering>
@@ -6866,6 +7201,7 @@
   <w:style w:type="character" w:default="1" w:styleId="Absatz-Standardschriftart">
     <w:name w:val="Default Paragraph Font"/>
     <w:uiPriority w:val="1"/>
+    <w:semiHidden/>
     <w:unhideWhenUsed/>
   </w:style>
   <w:style w:type="table" w:default="1" w:styleId="NormaleTabelle">
@@ -7610,6 +7946,26 @@
 </a:theme>
 </file>
 
+<file path=word/webextensions/taskpanes.xml><?xml version="1.0" encoding="utf-8"?>
+<wetp:taskpanes xmlns:wetp="http://schemas.microsoft.com/office/webextensions/taskpanes/2010/11">
+  <wetp:taskpane dockstate="right" visibility="0" width="350" row="0">
+    <wetp:webextensionref xmlns:r="http://schemas.openxmlformats.org/officeDocument/2006/relationships" r:id="rId1"/>
+  </wetp:taskpane>
+</wetp:taskpanes>
+</file>
+
+<file path=word/webextensions/webextension1.xml><?xml version="1.0" encoding="utf-8"?>
+<we:webextension xmlns:we="http://schemas.microsoft.com/office/webextensions/webextension/2010/11" id="{EC2B4B60-FE68-487A-9865-14452AD6CF91}">
+  <we:reference id="wa200005826" version="1.9.0.0" store="de-DE" storeType="OMEX"/>
+  <we:alternateReferences>
+    <we:reference id="WA200005826" version="1.9.0.0" store="" storeType="OMEX"/>
+  </we:alternateReferences>
+  <we:properties/>
+  <we:bindings/>
+  <we:snapshot xmlns:r="http://schemas.openxmlformats.org/officeDocument/2006/relationships"/>
+</we:webextension>
+</file>
+
 <file path=customXml/item1.xml><?xml version="1.0" encoding="utf-8"?>
 <b:Sources xmlns:b="http://schemas.openxmlformats.org/officeDocument/2006/bibliography" xmlns="http://schemas.openxmlformats.org/officeDocument/2006/bibliography" SelectedStyle="\APASixthEditionOfficeOnline.xsl" StyleName="APA" Version="6"/>
 </file>
